--- a/Uninstall Instructions READ.docx
+++ b/Uninstall Instructions READ.docx
@@ -160,12 +160,6 @@
         <w:gridCol w:w="2500"/>
       </w:tblGrid>
       <w:tr>
-        <w:tblPrEx>
-          <w:tblCellMar>
-            <w:top w:w="0" w:type="dxa"/>
-            <w:bottom w:w="0" w:type="dxa"/>
-          </w:tblCellMar>
-        </w:tblPrEx>
         <w:trPr>
           <w:tblHeader/>
         </w:trPr>
@@ -261,12 +255,6 @@
         </w:tc>
       </w:tr>
       <w:tr>
-        <w:tblPrEx>
-          <w:tblCellMar>
-            <w:top w:w="0" w:type="dxa"/>
-            <w:bottom w:w="0" w:type="dxa"/>
-          </w:tblCellMar>
-        </w:tblPrEx>
         <w:tc>
           <w:tcPr>
             <w:tcW w:w="3200" w:type="dxa"/>
@@ -365,12 +353,6 @@
         </w:tc>
       </w:tr>
       <w:tr>
-        <w:tblPrEx>
-          <w:tblCellMar>
-            <w:top w:w="0" w:type="dxa"/>
-            <w:bottom w:w="0" w:type="dxa"/>
-          </w:tblCellMar>
-        </w:tblPrEx>
         <w:tc>
           <w:tcPr>
             <w:tcW w:w="3200" w:type="dxa"/>
@@ -477,12 +459,6 @@
         </w:tc>
       </w:tr>
       <w:tr>
-        <w:tblPrEx>
-          <w:tblCellMar>
-            <w:top w:w="0" w:type="dxa"/>
-            <w:bottom w:w="0" w:type="dxa"/>
-          </w:tblCellMar>
-        </w:tblPrEx>
         <w:tc>
           <w:tcPr>
             <w:tcW w:w="3200" w:type="dxa"/>
@@ -669,12 +645,6 @@
         <w:gridCol w:w="9000"/>
       </w:tblGrid>
       <w:tr>
-        <w:tblPrEx>
-          <w:tblCellMar>
-            <w:top w:w="0" w:type="dxa"/>
-            <w:bottom w:w="0" w:type="dxa"/>
-          </w:tblCellMar>
-        </w:tblPrEx>
         <w:tc>
           <w:tcPr>
             <w:tcW w:w="9000" w:type="dxa"/>
@@ -793,12 +763,6 @@
         <w:gridCol w:w="9000"/>
       </w:tblGrid>
       <w:tr>
-        <w:tblPrEx>
-          <w:tblCellMar>
-            <w:top w:w="0" w:type="dxa"/>
-            <w:bottom w:w="0" w:type="dxa"/>
-          </w:tblCellMar>
-        </w:tblPrEx>
         <w:tc>
           <w:tcPr>
             <w:tcW w:w="9000" w:type="dxa"/>
@@ -1090,12 +1054,6 @@
         <w:gridCol w:w="9000"/>
       </w:tblGrid>
       <w:tr>
-        <w:tblPrEx>
-          <w:tblCellMar>
-            <w:top w:w="0" w:type="dxa"/>
-            <w:bottom w:w="0" w:type="dxa"/>
-          </w:tblCellMar>
-        </w:tblPrEx>
         <w:tc>
           <w:tcPr>
             <w:tcW w:w="9000" w:type="dxa"/>
@@ -1287,12 +1245,6 @@
         <w:gridCol w:w="9000"/>
       </w:tblGrid>
       <w:tr>
-        <w:tblPrEx>
-          <w:tblCellMar>
-            <w:top w:w="0" w:type="dxa"/>
-            <w:bottom w:w="0" w:type="dxa"/>
-          </w:tblCellMar>
-        </w:tblPrEx>
         <w:tc>
           <w:tcPr>
             <w:tcW w:w="9000" w:type="dxa"/>
@@ -1411,12 +1363,6 @@
         <w:gridCol w:w="9000"/>
       </w:tblGrid>
       <w:tr>
-        <w:tblPrEx>
-          <w:tblCellMar>
-            <w:top w:w="0" w:type="dxa"/>
-            <w:bottom w:w="0" w:type="dxa"/>
-          </w:tblCellMar>
-        </w:tblPrEx>
         <w:tc>
           <w:tcPr>
             <w:tcW w:w="9000" w:type="dxa"/>
@@ -1544,12 +1490,6 @@
         <w:gridCol w:w="9000"/>
       </w:tblGrid>
       <w:tr>
-        <w:tblPrEx>
-          <w:tblCellMar>
-            <w:top w:w="0" w:type="dxa"/>
-            <w:bottom w:w="0" w:type="dxa"/>
-          </w:tblCellMar>
-        </w:tblPrEx>
         <w:tc>
           <w:tcPr>
             <w:tcW w:w="9000" w:type="dxa"/>
@@ -1693,12 +1633,6 @@
         <w:gridCol w:w="9000"/>
       </w:tblGrid>
       <w:tr>
-        <w:tblPrEx>
-          <w:tblCellMar>
-            <w:top w:w="0" w:type="dxa"/>
-            <w:bottom w:w="0" w:type="dxa"/>
-          </w:tblCellMar>
-        </w:tblPrEx>
         <w:tc>
           <w:tcPr>
             <w:tcW w:w="9000" w:type="dxa"/>
@@ -1717,25 +1651,23 @@
             </w:tcMar>
           </w:tcPr>
           <w:p>
-            <w:r>
-              <w:rPr>
-                <w:rFonts w:ascii="Courier New" w:eastAsia="Courier New" w:hAnsi="Courier New" w:cs="Courier New"/>
-                <w:color w:val="000000"/>
-                <w:sz w:val="17"/>
-                <w:szCs w:val="17"/>
-              </w:rPr>
-              <w:t>' ============================================================</w:t>
-            </w:r>
-          </w:p>
-        </w:tc>
-      </w:tr>
-      <w:tr>
-        <w:tblPrEx>
-          <w:tblCellMar>
-            <w:top w:w="0" w:type="dxa"/>
-            <w:bottom w:w="0" w:type="dxa"/>
-          </w:tblCellMar>
-        </w:tblPrEx>
+            <w:pPr>
+              <w:rPr>
+                <w:sz w:val="10"/>
+                <w:szCs w:val="10"/>
+              </w:rPr>
+            </w:pPr>
+            <w:r>
+              <w:rPr>
+                <w:sz w:val="10"/>
+                <w:szCs w:val="10"/>
+              </w:rPr>
+              <w:t>' ==============================================================================</w:t>
+            </w:r>
+          </w:p>
+        </w:tc>
+      </w:tr>
+      <w:tr>
         <w:tc>
           <w:tcPr>
             <w:tcW w:w="9000" w:type="dxa"/>
@@ -1754,36 +1686,32 @@
             </w:tcMar>
           </w:tcPr>
           <w:p>
+            <w:pPr>
+              <w:rPr>
+                <w:sz w:val="10"/>
+                <w:szCs w:val="10"/>
+              </w:rPr>
+            </w:pPr>
             <w:proofErr w:type="gramStart"/>
             <w:r>
               <w:rPr>
-                <w:rFonts w:ascii="Courier New" w:eastAsia="Courier New" w:hAnsi="Courier New" w:cs="Courier New"/>
-                <w:color w:val="000000"/>
-                <w:sz w:val="17"/>
-                <w:szCs w:val="17"/>
-              </w:rPr>
-              <w:t>'  Uninstaller</w:t>
+                <w:sz w:val="10"/>
+                <w:szCs w:val="10"/>
+              </w:rPr>
+              <w:t>'  VBA</w:t>
             </w:r>
             <w:proofErr w:type="gramEnd"/>
             <w:r>
               <w:rPr>
-                <w:rFonts w:ascii="Courier New" w:eastAsia="Courier New" w:hAnsi="Courier New" w:cs="Courier New"/>
-                <w:color w:val="000000"/>
-                <w:sz w:val="17"/>
-                <w:szCs w:val="17"/>
-              </w:rPr>
-              <w:t xml:space="preserve"> - Auxiliary Version</w:t>
-            </w:r>
-          </w:p>
-        </w:tc>
-      </w:tr>
-      <w:tr>
-        <w:tblPrEx>
-          <w:tblCellMar>
-            <w:top w:w="0" w:type="dxa"/>
-            <w:bottom w:w="0" w:type="dxa"/>
-          </w:tblCellMar>
-        </w:tblPrEx>
+                <w:sz w:val="10"/>
+                <w:szCs w:val="10"/>
+              </w:rPr>
+              <w:t xml:space="preserve"> Cleanup Suite -- Uninstaller - Auxiliary Version</w:t>
+            </w:r>
+          </w:p>
+        </w:tc>
+      </w:tr>
+      <w:tr>
         <w:tc>
           <w:tcPr>
             <w:tcW w:w="9000" w:type="dxa"/>
@@ -1802,43 +1730,57 @@
             </w:tcMar>
           </w:tcPr>
           <w:p>
+            <w:pPr>
+              <w:rPr>
+                <w:sz w:val="10"/>
+                <w:szCs w:val="10"/>
+              </w:rPr>
+            </w:pPr>
             <w:proofErr w:type="gramStart"/>
             <w:r>
               <w:rPr>
-                <w:rFonts w:ascii="Courier New" w:eastAsia="Courier New" w:hAnsi="Courier New" w:cs="Courier New"/>
-                <w:color w:val="000000"/>
-                <w:sz w:val="17"/>
-                <w:szCs w:val="17"/>
-              </w:rPr>
-              <w:t>'  VBA</w:t>
+                <w:sz w:val="10"/>
+                <w:szCs w:val="10"/>
+              </w:rPr>
+              <w:t>'  Version</w:t>
             </w:r>
             <w:proofErr w:type="gramEnd"/>
             <w:r>
               <w:rPr>
-                <w:rFonts w:ascii="Courier New" w:eastAsia="Courier New" w:hAnsi="Courier New" w:cs="Courier New"/>
-                <w:color w:val="000000"/>
-                <w:sz w:val="17"/>
-                <w:szCs w:val="17"/>
-              </w:rPr>
-              <w:t xml:space="preserve"> Cleanup </w:t>
+                <w:sz w:val="10"/>
+                <w:szCs w:val="10"/>
+              </w:rPr>
+              <w:t xml:space="preserve"> </w:t>
             </w:r>
             <w:proofErr w:type="gramStart"/>
             <w:r>
               <w:rPr>
-                <w:rFonts w:ascii="Courier New" w:eastAsia="Courier New" w:hAnsi="Courier New" w:cs="Courier New"/>
-                <w:color w:val="000000"/>
-                <w:sz w:val="17"/>
-                <w:szCs w:val="17"/>
-              </w:rPr>
-              <w:t>Suite  |</w:t>
+                <w:sz w:val="10"/>
+                <w:szCs w:val="10"/>
+              </w:rPr>
+              <w:t>1.1  |</w:t>
             </w:r>
             <w:proofErr w:type="gramEnd"/>
             <w:r>
               <w:rPr>
-                <w:rFonts w:ascii="Courier New" w:eastAsia="Courier New" w:hAnsi="Courier New" w:cs="Courier New"/>
-                <w:color w:val="000000"/>
-                <w:sz w:val="17"/>
-                <w:szCs w:val="17"/>
+                <w:sz w:val="10"/>
+                <w:szCs w:val="10"/>
+              </w:rPr>
+              <w:t xml:space="preserve">  Copyright (c) 2026 Christopher Travis </w:t>
+            </w:r>
+            <w:proofErr w:type="gramStart"/>
+            <w:r>
+              <w:rPr>
+                <w:sz w:val="10"/>
+                <w:szCs w:val="10"/>
+              </w:rPr>
+              <w:t>Massey  |</w:t>
+            </w:r>
+            <w:proofErr w:type="gramEnd"/>
+            <w:r>
+              <w:rPr>
+                <w:sz w:val="10"/>
+                <w:szCs w:val="10"/>
               </w:rPr>
               <w:t xml:space="preserve">  MIT License</w:t>
             </w:r>
@@ -1846,12 +1788,6 @@
         </w:tc>
       </w:tr>
       <w:tr>
-        <w:tblPrEx>
-          <w:tblCellMar>
-            <w:top w:w="0" w:type="dxa"/>
-            <w:bottom w:w="0" w:type="dxa"/>
-          </w:tblCellMar>
-        </w:tblPrEx>
         <w:tc>
           <w:tcPr>
             <w:tcW w:w="9000" w:type="dxa"/>
@@ -1870,36 +1806,23 @@
             </w:tcMar>
           </w:tcPr>
           <w:p>
-            <w:proofErr w:type="gramStart"/>
-            <w:r>
-              <w:rPr>
-                <w:rFonts w:ascii="Courier New" w:eastAsia="Courier New" w:hAnsi="Courier New" w:cs="Courier New"/>
-                <w:color w:val="000000"/>
-                <w:sz w:val="17"/>
-                <w:szCs w:val="17"/>
-              </w:rPr>
-              <w:t>'  Copyright</w:t>
-            </w:r>
-            <w:proofErr w:type="gramEnd"/>
-            <w:r>
-              <w:rPr>
-                <w:rFonts w:ascii="Courier New" w:eastAsia="Courier New" w:hAnsi="Courier New" w:cs="Courier New"/>
-                <w:color w:val="000000"/>
-                <w:sz w:val="17"/>
-                <w:szCs w:val="17"/>
-              </w:rPr>
-              <w:t xml:space="preserve"> (c) 2026 Christopher Travis Massey</w:t>
-            </w:r>
-          </w:p>
-        </w:tc>
-      </w:tr>
-      <w:tr>
-        <w:tblPrEx>
-          <w:tblCellMar>
-            <w:top w:w="0" w:type="dxa"/>
-            <w:bottom w:w="0" w:type="dxa"/>
-          </w:tblCellMar>
-        </w:tblPrEx>
+            <w:pPr>
+              <w:rPr>
+                <w:sz w:val="10"/>
+                <w:szCs w:val="10"/>
+              </w:rPr>
+            </w:pPr>
+            <w:r>
+              <w:rPr>
+                <w:sz w:val="10"/>
+                <w:szCs w:val="10"/>
+              </w:rPr>
+              <w:t>' ==============================================================================</w:t>
+            </w:r>
+          </w:p>
+        </w:tc>
+      </w:tr>
+      <w:tr>
         <w:tc>
           <w:tcPr>
             <w:tcW w:w="9000" w:type="dxa"/>
@@ -1918,25 +1841,23 @@
             </w:tcMar>
           </w:tcPr>
           <w:p>
-            <w:r>
-              <w:rPr>
-                <w:rFonts w:ascii="Courier New" w:eastAsia="Courier New" w:hAnsi="Courier New" w:cs="Courier New"/>
-                <w:color w:val="000000"/>
-                <w:sz w:val="17"/>
-                <w:szCs w:val="17"/>
-              </w:rPr>
-              <w:t>' ============================================================</w:t>
-            </w:r>
-          </w:p>
-        </w:tc>
-      </w:tr>
-      <w:tr>
-        <w:tblPrEx>
-          <w:tblCellMar>
-            <w:top w:w="0" w:type="dxa"/>
-            <w:bottom w:w="0" w:type="dxa"/>
-          </w:tblCellMar>
-        </w:tblPrEx>
+            <w:pPr>
+              <w:rPr>
+                <w:sz w:val="10"/>
+                <w:szCs w:val="10"/>
+              </w:rPr>
+            </w:pPr>
+            <w:r>
+              <w:rPr>
+                <w:sz w:val="10"/>
+                <w:szCs w:val="10"/>
+              </w:rPr>
+              <w:t>'</w:t>
+            </w:r>
+          </w:p>
+        </w:tc>
+      </w:tr>
+      <w:tr>
         <w:tc>
           <w:tcPr>
             <w:tcW w:w="9000" w:type="dxa"/>
@@ -1955,36 +1876,25 @@
             </w:tcMar>
           </w:tcPr>
           <w:p>
+            <w:pPr>
+              <w:rPr>
+                <w:sz w:val="10"/>
+                <w:szCs w:val="10"/>
+              </w:rPr>
+            </w:pPr>
             <w:proofErr w:type="gramStart"/>
             <w:r>
               <w:rPr>
-                <w:rFonts w:ascii="Courier New" w:eastAsia="Courier New" w:hAnsi="Courier New" w:cs="Courier New"/>
-                <w:color w:val="000000"/>
-                <w:sz w:val="17"/>
-                <w:szCs w:val="17"/>
-              </w:rPr>
-              <w:t>Option</w:t>
+                <w:sz w:val="10"/>
+                <w:szCs w:val="10"/>
+              </w:rPr>
+              <w:t>'  PURPOSE</w:t>
             </w:r>
             <w:proofErr w:type="gramEnd"/>
-            <w:r>
-              <w:rPr>
-                <w:rFonts w:ascii="Courier New" w:eastAsia="Courier New" w:hAnsi="Courier New" w:cs="Courier New"/>
-                <w:color w:val="000000"/>
-                <w:sz w:val="17"/>
-                <w:szCs w:val="17"/>
-              </w:rPr>
-              <w:t xml:space="preserve"> Explicit</w:t>
-            </w:r>
-          </w:p>
-        </w:tc>
-      </w:tr>
-      <w:tr>
-        <w:tblPrEx>
-          <w:tblCellMar>
-            <w:top w:w="0" w:type="dxa"/>
-            <w:bottom w:w="0" w:type="dxa"/>
-          </w:tblCellMar>
-        </w:tblPrEx>
+          </w:p>
+        </w:tc>
+      </w:tr>
+      <w:tr>
         <w:tc>
           <w:tcPr>
             <w:tcW w:w="9000" w:type="dxa"/>
@@ -2002,16 +1912,24 @@
               <w:right w:w="240" w:type="dxa"/>
             </w:tcMar>
           </w:tcPr>
-          <w:p/>
-        </w:tc>
-      </w:tr>
-      <w:tr>
-        <w:tblPrEx>
-          <w:tblCellMar>
-            <w:top w:w="0" w:type="dxa"/>
-            <w:bottom w:w="0" w:type="dxa"/>
-          </w:tblCellMar>
-        </w:tblPrEx>
+          <w:p>
+            <w:pPr>
+              <w:rPr>
+                <w:sz w:val="10"/>
+                <w:szCs w:val="10"/>
+              </w:rPr>
+            </w:pPr>
+            <w:r>
+              <w:rPr>
+                <w:sz w:val="10"/>
+                <w:szCs w:val="10"/>
+              </w:rPr>
+              <w:t>'  -------</w:t>
+            </w:r>
+          </w:p>
+        </w:tc>
+      </w:tr>
+      <w:tr>
         <w:tc>
           <w:tcPr>
             <w:tcW w:w="9000" w:type="dxa"/>
@@ -2030,56 +1948,32 @@
             </w:tcMar>
           </w:tcPr>
           <w:p>
-            <w:r>
-              <w:rPr>
-                <w:rFonts w:ascii="Courier New" w:eastAsia="Courier New" w:hAnsi="Courier New" w:cs="Courier New"/>
-                <w:color w:val="000000"/>
-                <w:sz w:val="17"/>
-                <w:szCs w:val="17"/>
-              </w:rPr>
-              <w:t xml:space="preserve">Public Sub </w:t>
-            </w:r>
-            <w:proofErr w:type="spellStart"/>
+            <w:pPr>
+              <w:rPr>
+                <w:sz w:val="10"/>
+                <w:szCs w:val="10"/>
+              </w:rPr>
+            </w:pPr>
             <w:proofErr w:type="gramStart"/>
             <w:r>
               <w:rPr>
-                <w:rFonts w:ascii="Courier New" w:eastAsia="Courier New" w:hAnsi="Courier New" w:cs="Courier New"/>
-                <w:color w:val="000000"/>
-                <w:sz w:val="17"/>
-                <w:szCs w:val="17"/>
-              </w:rPr>
-              <w:t>AuxUninstallCleanupSuite</w:t>
-            </w:r>
-            <w:proofErr w:type="spellEnd"/>
-            <w:r>
-              <w:rPr>
-                <w:rFonts w:ascii="Courier New" w:eastAsia="Courier New" w:hAnsi="Courier New" w:cs="Courier New"/>
-                <w:color w:val="000000"/>
-                <w:sz w:val="17"/>
-                <w:szCs w:val="17"/>
-              </w:rPr>
-              <w:t>(</w:t>
+                <w:sz w:val="10"/>
+                <w:szCs w:val="10"/>
+              </w:rPr>
+              <w:t>'  A</w:t>
             </w:r>
             <w:proofErr w:type="gramEnd"/>
             <w:r>
               <w:rPr>
-                <w:rFonts w:ascii="Courier New" w:eastAsia="Courier New" w:hAnsi="Courier New" w:cs="Courier New"/>
-                <w:color w:val="000000"/>
-                <w:sz w:val="17"/>
-                <w:szCs w:val="17"/>
-              </w:rPr>
-              <w:t>)</w:t>
-            </w:r>
-          </w:p>
-        </w:tc>
-      </w:tr>
-      <w:tr>
-        <w:tblPrEx>
-          <w:tblCellMar>
-            <w:top w:w="0" w:type="dxa"/>
-            <w:bottom w:w="0" w:type="dxa"/>
-          </w:tblCellMar>
-        </w:tblPrEx>
+                <w:sz w:val="10"/>
+                <w:szCs w:val="10"/>
+              </w:rPr>
+              <w:t xml:space="preserve"> fully self-contained uninstaller for the VBA Cleanup Suite.</w:t>
+            </w:r>
+          </w:p>
+        </w:tc>
+      </w:tr>
+      <w:tr>
         <w:tc>
           <w:tcPr>
             <w:tcW w:w="9000" w:type="dxa"/>
@@ -2098,56 +1992,48 @@
             </w:tcMar>
           </w:tcPr>
           <w:p>
-            <w:r>
-              <w:rPr>
-                <w:rFonts w:ascii="Courier New" w:eastAsia="Courier New" w:hAnsi="Courier New" w:cs="Courier New"/>
-                <w:color w:val="000000"/>
-                <w:sz w:val="17"/>
-                <w:szCs w:val="17"/>
-              </w:rPr>
-              <w:t xml:space="preserve">    If Not </w:t>
-            </w:r>
-            <w:proofErr w:type="spellStart"/>
+            <w:pPr>
+              <w:rPr>
+                <w:sz w:val="10"/>
+                <w:szCs w:val="10"/>
+              </w:rPr>
+            </w:pPr>
             <w:proofErr w:type="gramStart"/>
             <w:r>
               <w:rPr>
-                <w:rFonts w:ascii="Courier New" w:eastAsia="Courier New" w:hAnsi="Courier New" w:cs="Courier New"/>
-                <w:color w:val="000000"/>
-                <w:sz w:val="17"/>
-                <w:szCs w:val="17"/>
-              </w:rPr>
-              <w:t>AuxEnsurePrereqs</w:t>
-            </w:r>
-            <w:proofErr w:type="spellEnd"/>
-            <w:r>
-              <w:rPr>
-                <w:rFonts w:ascii="Courier New" w:eastAsia="Courier New" w:hAnsi="Courier New" w:cs="Courier New"/>
-                <w:color w:val="000000"/>
-                <w:sz w:val="17"/>
-                <w:szCs w:val="17"/>
-              </w:rPr>
-              <w:t>(</w:t>
+                <w:sz w:val="10"/>
+                <w:szCs w:val="10"/>
+              </w:rPr>
+              <w:t>'  Use</w:t>
             </w:r>
             <w:proofErr w:type="gramEnd"/>
             <w:r>
               <w:rPr>
-                <w:rFonts w:ascii="Courier New" w:eastAsia="Courier New" w:hAnsi="Courier New" w:cs="Courier New"/>
-                <w:color w:val="000000"/>
-                <w:sz w:val="17"/>
-                <w:szCs w:val="17"/>
-              </w:rPr>
-              <w:t>) Then Exit Sub</w:t>
-            </w:r>
-          </w:p>
-        </w:tc>
-      </w:tr>
-      <w:tr>
-        <w:tblPrEx>
-          <w:tblCellMar>
-            <w:top w:w="0" w:type="dxa"/>
-            <w:bottom w:w="0" w:type="dxa"/>
-          </w:tblCellMar>
-        </w:tblPrEx>
+                <w:sz w:val="10"/>
+                <w:szCs w:val="10"/>
+              </w:rPr>
+              <w:t xml:space="preserve"> this file when the main installer's </w:t>
+            </w:r>
+            <w:proofErr w:type="spellStart"/>
+            <w:r>
+              <w:rPr>
+                <w:sz w:val="10"/>
+                <w:szCs w:val="10"/>
+              </w:rPr>
+              <w:t>UninstallCleanupSuite</w:t>
+            </w:r>
+            <w:proofErr w:type="spellEnd"/>
+            <w:r>
+              <w:rPr>
+                <w:sz w:val="10"/>
+                <w:szCs w:val="10"/>
+              </w:rPr>
+              <w:t xml:space="preserve"> macro</w:t>
+            </w:r>
+          </w:p>
+        </w:tc>
+      </w:tr>
+      <w:tr>
         <w:tc>
           <w:tcPr>
             <w:tcW w:w="9000" w:type="dxa"/>
@@ -2166,76 +2052,64 @@
             </w:tcMar>
           </w:tcPr>
           <w:p>
-            <w:r>
-              <w:rPr>
-                <w:rFonts w:ascii="Courier New" w:eastAsia="Courier New" w:hAnsi="Courier New" w:cs="Courier New"/>
-                <w:color w:val="000000"/>
-                <w:sz w:val="17"/>
-                <w:szCs w:val="17"/>
-              </w:rPr>
-              <w:t xml:space="preserve">    Dim </w:t>
-            </w:r>
-            <w:proofErr w:type="spellStart"/>
-            <w:r>
-              <w:rPr>
-                <w:rFonts w:ascii="Courier New" w:eastAsia="Courier New" w:hAnsi="Courier New" w:cs="Courier New"/>
-                <w:color w:val="000000"/>
-                <w:sz w:val="17"/>
-                <w:szCs w:val="17"/>
-              </w:rPr>
-              <w:t>vbProj</w:t>
-            </w:r>
-            <w:proofErr w:type="spellEnd"/>
-            <w:r>
-              <w:rPr>
-                <w:rFonts w:ascii="Courier New" w:eastAsia="Courier New" w:hAnsi="Courier New" w:cs="Courier New"/>
-                <w:color w:val="000000"/>
-                <w:sz w:val="17"/>
-                <w:szCs w:val="17"/>
+            <w:pPr>
+              <w:rPr>
+                <w:sz w:val="10"/>
+                <w:szCs w:val="10"/>
+              </w:rPr>
+            </w:pPr>
+            <w:proofErr w:type="gramStart"/>
+            <w:r>
+              <w:rPr>
+                <w:sz w:val="10"/>
+                <w:szCs w:val="10"/>
+              </w:rPr>
+              <w:t>'  cannot</w:t>
+            </w:r>
+            <w:proofErr w:type="gramEnd"/>
+            <w:r>
+              <w:rPr>
+                <w:sz w:val="10"/>
+                <w:szCs w:val="10"/>
               </w:rPr>
               <w:t xml:space="preserve"> </w:t>
             </w:r>
             <w:proofErr w:type="gramStart"/>
             <w:r>
               <w:rPr>
-                <w:rFonts w:ascii="Courier New" w:eastAsia="Courier New" w:hAnsi="Courier New" w:cs="Courier New"/>
-                <w:color w:val="000000"/>
-                <w:sz w:val="17"/>
-                <w:szCs w:val="17"/>
-              </w:rPr>
-              <w:t>As</w:t>
+                <w:sz w:val="10"/>
+                <w:szCs w:val="10"/>
+              </w:rPr>
+              <w:t>be run</w:t>
             </w:r>
             <w:proofErr w:type="gramEnd"/>
             <w:r>
               <w:rPr>
-                <w:rFonts w:ascii="Courier New" w:eastAsia="Courier New" w:hAnsi="Courier New" w:cs="Courier New"/>
-                <w:color w:val="000000"/>
-                <w:sz w:val="17"/>
-                <w:szCs w:val="17"/>
-              </w:rPr>
-              <w:t xml:space="preserve"> </w:t>
-            </w:r>
-            <w:proofErr w:type="spellStart"/>
-            <w:r>
-              <w:rPr>
-                <w:rFonts w:ascii="Courier New" w:eastAsia="Courier New" w:hAnsi="Courier New" w:cs="Courier New"/>
-                <w:color w:val="000000"/>
-                <w:sz w:val="17"/>
-                <w:szCs w:val="17"/>
-              </w:rPr>
-              <w:t>VBIDE.VBProject</w:t>
-            </w:r>
-            <w:proofErr w:type="spellEnd"/>
-          </w:p>
-        </w:tc>
-      </w:tr>
-      <w:tr>
-        <w:tblPrEx>
-          <w:tblCellMar>
-            <w:top w:w="0" w:type="dxa"/>
-            <w:bottom w:w="0" w:type="dxa"/>
-          </w:tblCellMar>
-        </w:tblPrEx>
+                <w:sz w:val="10"/>
+                <w:szCs w:val="10"/>
+              </w:rPr>
+              <w:t xml:space="preserve"> (syntax error, missing module, corrupt project, </w:t>
+            </w:r>
+            <w:proofErr w:type="gramStart"/>
+            <w:r>
+              <w:rPr>
+                <w:sz w:val="10"/>
+                <w:szCs w:val="10"/>
+              </w:rPr>
+              <w:t>etc.</w:t>
+            </w:r>
+            <w:proofErr w:type="gramEnd"/>
+            <w:r>
+              <w:rPr>
+                <w:sz w:val="10"/>
+                <w:szCs w:val="10"/>
+              </w:rPr>
+              <w:t>).</w:t>
+            </w:r>
+          </w:p>
+        </w:tc>
+      </w:tr>
+      <w:tr>
         <w:tc>
           <w:tcPr>
             <w:tcW w:w="9000" w:type="dxa"/>
@@ -2254,56 +2128,23 @@
             </w:tcMar>
           </w:tcPr>
           <w:p>
-            <w:r>
-              <w:rPr>
-                <w:rFonts w:ascii="Courier New" w:eastAsia="Courier New" w:hAnsi="Courier New" w:cs="Courier New"/>
-                <w:color w:val="000000"/>
-                <w:sz w:val="17"/>
-                <w:szCs w:val="17"/>
-              </w:rPr>
-              <w:t xml:space="preserve">    Set </w:t>
-            </w:r>
-            <w:proofErr w:type="spellStart"/>
-            <w:r>
-              <w:rPr>
-                <w:rFonts w:ascii="Courier New" w:eastAsia="Courier New" w:hAnsi="Courier New" w:cs="Courier New"/>
-                <w:color w:val="000000"/>
-                <w:sz w:val="17"/>
-                <w:szCs w:val="17"/>
-              </w:rPr>
-              <w:t>vbProj</w:t>
-            </w:r>
-            <w:proofErr w:type="spellEnd"/>
-            <w:r>
-              <w:rPr>
-                <w:rFonts w:ascii="Courier New" w:eastAsia="Courier New" w:hAnsi="Courier New" w:cs="Courier New"/>
-                <w:color w:val="000000"/>
-                <w:sz w:val="17"/>
-                <w:szCs w:val="17"/>
-              </w:rPr>
-              <w:t xml:space="preserve"> = </w:t>
-            </w:r>
-            <w:proofErr w:type="spellStart"/>
-            <w:r>
-              <w:rPr>
-                <w:rFonts w:ascii="Courier New" w:eastAsia="Courier New" w:hAnsi="Courier New" w:cs="Courier New"/>
-                <w:color w:val="000000"/>
-                <w:sz w:val="17"/>
-                <w:szCs w:val="17"/>
-              </w:rPr>
-              <w:t>ThisDocument.VBProject</w:t>
-            </w:r>
-            <w:proofErr w:type="spellEnd"/>
-          </w:p>
-        </w:tc>
-      </w:tr>
-      <w:tr>
-        <w:tblPrEx>
-          <w:tblCellMar>
-            <w:top w:w="0" w:type="dxa"/>
-            <w:bottom w:w="0" w:type="dxa"/>
-          </w:tblCellMar>
-        </w:tblPrEx>
+            <w:pPr>
+              <w:rPr>
+                <w:sz w:val="10"/>
+                <w:szCs w:val="10"/>
+              </w:rPr>
+            </w:pPr>
+            <w:r>
+              <w:rPr>
+                <w:sz w:val="10"/>
+                <w:szCs w:val="10"/>
+              </w:rPr>
+              <w:t>'</w:t>
+            </w:r>
+          </w:p>
+        </w:tc>
+      </w:tr>
+      <w:tr>
         <w:tc>
           <w:tcPr>
             <w:tcW w:w="9000" w:type="dxa"/>
@@ -2322,56 +2163,48 @@
             </w:tcMar>
           </w:tcPr>
           <w:p>
-            <w:r>
-              <w:rPr>
-                <w:rFonts w:ascii="Courier New" w:eastAsia="Courier New" w:hAnsi="Courier New" w:cs="Courier New"/>
-                <w:color w:val="000000"/>
-                <w:sz w:val="17"/>
-                <w:szCs w:val="17"/>
-              </w:rPr>
-              <w:t xml:space="preserve">    Dim </w:t>
-            </w:r>
-            <w:proofErr w:type="spellStart"/>
+            <w:pPr>
+              <w:rPr>
+                <w:sz w:val="10"/>
+                <w:szCs w:val="10"/>
+              </w:rPr>
+            </w:pPr>
             <w:proofErr w:type="gramStart"/>
             <w:r>
               <w:rPr>
-                <w:rFonts w:ascii="Courier New" w:eastAsia="Courier New" w:hAnsi="Courier New" w:cs="Courier New"/>
-                <w:color w:val="000000"/>
-                <w:sz w:val="17"/>
-                <w:szCs w:val="17"/>
-              </w:rPr>
-              <w:t>toRemove</w:t>
-            </w:r>
-            <w:proofErr w:type="spellEnd"/>
-            <w:r>
-              <w:rPr>
-                <w:rFonts w:ascii="Courier New" w:eastAsia="Courier New" w:hAnsi="Courier New" w:cs="Courier New"/>
-                <w:color w:val="000000"/>
-                <w:sz w:val="17"/>
-                <w:szCs w:val="17"/>
-              </w:rPr>
-              <w:t>(</w:t>
+                <w:sz w:val="10"/>
+                <w:szCs w:val="10"/>
+              </w:rPr>
+              <w:t>'  This</w:t>
             </w:r>
             <w:proofErr w:type="gramEnd"/>
             <w:r>
               <w:rPr>
-                <w:rFonts w:ascii="Courier New" w:eastAsia="Courier New" w:hAnsi="Courier New" w:cs="Courier New"/>
-                <w:color w:val="000000"/>
-                <w:sz w:val="17"/>
-                <w:szCs w:val="17"/>
-              </w:rPr>
-              <w:t>) As String</w:t>
-            </w:r>
-          </w:p>
-        </w:tc>
-      </w:tr>
-      <w:tr>
-        <w:tblPrEx>
-          <w:tblCellMar>
-            <w:top w:w="0" w:type="dxa"/>
-            <w:bottom w:w="0" w:type="dxa"/>
-          </w:tblCellMar>
-        </w:tblPrEx>
+                <w:sz w:val="10"/>
+                <w:szCs w:val="10"/>
+              </w:rPr>
+              <w:t xml:space="preserve"> file has NO dependency on any Cleanup Suite </w:t>
+            </w:r>
+            <w:proofErr w:type="gramStart"/>
+            <w:r>
+              <w:rPr>
+                <w:sz w:val="10"/>
+                <w:szCs w:val="10"/>
+              </w:rPr>
+              <w:t>component</w:t>
+            </w:r>
+            <w:proofErr w:type="gramEnd"/>
+            <w:r>
+              <w:rPr>
+                <w:sz w:val="10"/>
+                <w:szCs w:val="10"/>
+              </w:rPr>
+              <w:t xml:space="preserve"> being present.</w:t>
+            </w:r>
+          </w:p>
+        </w:tc>
+      </w:tr>
+      <w:tr>
         <w:tc>
           <w:tcPr>
             <w:tcW w:w="9000" w:type="dxa"/>
@@ -2390,85 +2223,32 @@
             </w:tcMar>
           </w:tcPr>
           <w:p>
-            <w:r>
-              <w:rPr>
-                <w:rFonts w:ascii="Courier New" w:eastAsia="Courier New" w:hAnsi="Courier New" w:cs="Courier New"/>
-                <w:color w:val="000000"/>
-                <w:sz w:val="17"/>
-                <w:szCs w:val="17"/>
-              </w:rPr>
-              <w:t xml:space="preserve">    Dim </w:t>
-            </w:r>
-            <w:proofErr w:type="spellStart"/>
-            <w:r>
-              <w:rPr>
-                <w:rFonts w:ascii="Courier New" w:eastAsia="Courier New" w:hAnsi="Courier New" w:cs="Courier New"/>
-                <w:color w:val="000000"/>
-                <w:sz w:val="17"/>
-                <w:szCs w:val="17"/>
-              </w:rPr>
-              <w:t>removeCount</w:t>
-            </w:r>
-            <w:proofErr w:type="spellEnd"/>
-            <w:r>
-              <w:rPr>
-                <w:rFonts w:ascii="Courier New" w:eastAsia="Courier New" w:hAnsi="Courier New" w:cs="Courier New"/>
-                <w:color w:val="000000"/>
-                <w:sz w:val="17"/>
-                <w:szCs w:val="17"/>
-              </w:rPr>
-              <w:t xml:space="preserve"> As </w:t>
-            </w:r>
+            <w:pPr>
+              <w:rPr>
+                <w:sz w:val="10"/>
+                <w:szCs w:val="10"/>
+              </w:rPr>
+            </w:pPr>
             <w:proofErr w:type="gramStart"/>
             <w:r>
               <w:rPr>
-                <w:rFonts w:ascii="Courier New" w:eastAsia="Courier New" w:hAnsi="Courier New" w:cs="Courier New"/>
-                <w:color w:val="000000"/>
-                <w:sz w:val="17"/>
-                <w:szCs w:val="17"/>
-              </w:rPr>
-              <w:t>Long :</w:t>
+                <w:sz w:val="10"/>
+                <w:szCs w:val="10"/>
+              </w:rPr>
+              <w:t>'  It</w:t>
             </w:r>
             <w:proofErr w:type="gramEnd"/>
             <w:r>
               <w:rPr>
-                <w:rFonts w:ascii="Courier New" w:eastAsia="Courier New" w:hAnsi="Courier New" w:cs="Courier New"/>
-                <w:color w:val="000000"/>
-                <w:sz w:val="17"/>
-                <w:szCs w:val="17"/>
-              </w:rPr>
-              <w:t xml:space="preserve"> </w:t>
-            </w:r>
-            <w:proofErr w:type="spellStart"/>
-            <w:r>
-              <w:rPr>
-                <w:rFonts w:ascii="Courier New" w:eastAsia="Courier New" w:hAnsi="Courier New" w:cs="Courier New"/>
-                <w:color w:val="000000"/>
-                <w:sz w:val="17"/>
-                <w:szCs w:val="17"/>
-              </w:rPr>
-              <w:t>removeCount</w:t>
-            </w:r>
-            <w:proofErr w:type="spellEnd"/>
-            <w:r>
-              <w:rPr>
-                <w:rFonts w:ascii="Courier New" w:eastAsia="Courier New" w:hAnsi="Courier New" w:cs="Courier New"/>
-                <w:color w:val="000000"/>
-                <w:sz w:val="17"/>
-                <w:szCs w:val="17"/>
-              </w:rPr>
-              <w:t xml:space="preserve"> = 0</w:t>
-            </w:r>
-          </w:p>
-        </w:tc>
-      </w:tr>
-      <w:tr>
-        <w:tblPrEx>
-          <w:tblCellMar>
-            <w:top w:w="0" w:type="dxa"/>
-            <w:bottom w:w="0" w:type="dxa"/>
-          </w:tblCellMar>
-        </w:tblPrEx>
+                <w:sz w:val="10"/>
+                <w:szCs w:val="10"/>
+              </w:rPr>
+              <w:t xml:space="preserve"> searches ALL open Word documents for suite components, asks you to</w:t>
+            </w:r>
+          </w:p>
+        </w:tc>
+      </w:tr>
+      <w:tr>
         <w:tc>
           <w:tcPr>
             <w:tcW w:w="9000" w:type="dxa"/>
@@ -2487,98 +2267,32 @@
             </w:tcMar>
           </w:tcPr>
           <w:p>
-            <w:r>
-              <w:rPr>
-                <w:rFonts w:ascii="Courier New" w:eastAsia="Courier New" w:hAnsi="Courier New" w:cs="Courier New"/>
-                <w:color w:val="000000"/>
-                <w:sz w:val="17"/>
-                <w:szCs w:val="17"/>
-              </w:rPr>
-              <w:t xml:space="preserve">    </w:t>
-            </w:r>
-            <w:proofErr w:type="spellStart"/>
-            <w:r>
-              <w:rPr>
-                <w:rFonts w:ascii="Courier New" w:eastAsia="Courier New" w:hAnsi="Courier New" w:cs="Courier New"/>
-                <w:color w:val="000000"/>
-                <w:sz w:val="17"/>
-                <w:szCs w:val="17"/>
-              </w:rPr>
-              <w:t>ReDim</w:t>
-            </w:r>
-            <w:proofErr w:type="spellEnd"/>
-            <w:r>
-              <w:rPr>
-                <w:rFonts w:ascii="Courier New" w:eastAsia="Courier New" w:hAnsi="Courier New" w:cs="Courier New"/>
-                <w:color w:val="000000"/>
-                <w:sz w:val="17"/>
-                <w:szCs w:val="17"/>
-              </w:rPr>
-              <w:t xml:space="preserve"> </w:t>
-            </w:r>
-            <w:proofErr w:type="spellStart"/>
+            <w:pPr>
+              <w:rPr>
+                <w:sz w:val="10"/>
+                <w:szCs w:val="10"/>
+              </w:rPr>
+            </w:pPr>
             <w:proofErr w:type="gramStart"/>
             <w:r>
               <w:rPr>
-                <w:rFonts w:ascii="Courier New" w:eastAsia="Courier New" w:hAnsi="Courier New" w:cs="Courier New"/>
-                <w:color w:val="000000"/>
-                <w:sz w:val="17"/>
-                <w:szCs w:val="17"/>
-              </w:rPr>
-              <w:t>toRemove</w:t>
-            </w:r>
-            <w:proofErr w:type="spellEnd"/>
-            <w:r>
-              <w:rPr>
-                <w:rFonts w:ascii="Courier New" w:eastAsia="Courier New" w:hAnsi="Courier New" w:cs="Courier New"/>
-                <w:color w:val="000000"/>
-                <w:sz w:val="17"/>
-                <w:szCs w:val="17"/>
-              </w:rPr>
-              <w:t>(</w:t>
+                <w:sz w:val="10"/>
+                <w:szCs w:val="10"/>
+              </w:rPr>
+              <w:t>'  confirm</w:t>
             </w:r>
             <w:proofErr w:type="gramEnd"/>
             <w:r>
               <w:rPr>
-                <w:rFonts w:ascii="Courier New" w:eastAsia="Courier New" w:hAnsi="Courier New" w:cs="Courier New"/>
-                <w:color w:val="000000"/>
-                <w:sz w:val="17"/>
-                <w:szCs w:val="17"/>
-              </w:rPr>
-              <w:t xml:space="preserve">0 To </w:t>
-            </w:r>
-            <w:proofErr w:type="spellStart"/>
-            <w:proofErr w:type="gramStart"/>
-            <w:r>
-              <w:rPr>
-                <w:rFonts w:ascii="Courier New" w:eastAsia="Courier New" w:hAnsi="Courier New" w:cs="Courier New"/>
-                <w:color w:val="000000"/>
-                <w:sz w:val="17"/>
-                <w:szCs w:val="17"/>
-              </w:rPr>
-              <w:t>vbProj.VBComponents.Count</w:t>
-            </w:r>
-            <w:proofErr w:type="spellEnd"/>
-            <w:proofErr w:type="gramEnd"/>
-            <w:r>
-              <w:rPr>
-                <w:rFonts w:ascii="Courier New" w:eastAsia="Courier New" w:hAnsi="Courier New" w:cs="Courier New"/>
-                <w:color w:val="000000"/>
-                <w:sz w:val="17"/>
-                <w:szCs w:val="17"/>
-              </w:rPr>
-              <w:t>)</w:t>
-            </w:r>
-          </w:p>
-        </w:tc>
-      </w:tr>
-      <w:tr>
-        <w:tblPrEx>
-          <w:tblCellMar>
-            <w:top w:w="0" w:type="dxa"/>
-            <w:bottom w:w="0" w:type="dxa"/>
-          </w:tblCellMar>
-        </w:tblPrEx>
+                <w:sz w:val="10"/>
+                <w:szCs w:val="10"/>
+              </w:rPr>
+              <w:t xml:space="preserve"> which document to clean, then removes everything it finds.</w:t>
+            </w:r>
+          </w:p>
+        </w:tc>
+      </w:tr>
+      <w:tr>
         <w:tc>
           <w:tcPr>
             <w:tcW w:w="9000" w:type="dxa"/>
@@ -2597,56 +2311,23 @@
             </w:tcMar>
           </w:tcPr>
           <w:p>
-            <w:r>
-              <w:rPr>
-                <w:rFonts w:ascii="Courier New" w:eastAsia="Courier New" w:hAnsi="Courier New" w:cs="Courier New"/>
-                <w:color w:val="000000"/>
-                <w:sz w:val="17"/>
-                <w:szCs w:val="17"/>
-              </w:rPr>
-              <w:t xml:space="preserve">    </w:t>
-            </w:r>
-            <w:proofErr w:type="gramStart"/>
-            <w:r>
-              <w:rPr>
-                <w:rFonts w:ascii="Courier New" w:eastAsia="Courier New" w:hAnsi="Courier New" w:cs="Courier New"/>
-                <w:color w:val="000000"/>
-                <w:sz w:val="17"/>
-                <w:szCs w:val="17"/>
-              </w:rPr>
-              <w:t xml:space="preserve">Dim </w:t>
-            </w:r>
-            <w:proofErr w:type="spellStart"/>
-            <w:r>
-              <w:rPr>
-                <w:rFonts w:ascii="Courier New" w:eastAsia="Courier New" w:hAnsi="Courier New" w:cs="Courier New"/>
-                <w:color w:val="000000"/>
-                <w:sz w:val="17"/>
-                <w:szCs w:val="17"/>
-              </w:rPr>
-              <w:t>i</w:t>
-            </w:r>
-            <w:proofErr w:type="spellEnd"/>
-            <w:proofErr w:type="gramEnd"/>
-            <w:r>
-              <w:rPr>
-                <w:rFonts w:ascii="Courier New" w:eastAsia="Courier New" w:hAnsi="Courier New" w:cs="Courier New"/>
-                <w:color w:val="000000"/>
-                <w:sz w:val="17"/>
-                <w:szCs w:val="17"/>
-              </w:rPr>
-              <w:t xml:space="preserve"> As Long</w:t>
-            </w:r>
-          </w:p>
-        </w:tc>
-      </w:tr>
-      <w:tr>
-        <w:tblPrEx>
-          <w:tblCellMar>
-            <w:top w:w="0" w:type="dxa"/>
-            <w:bottom w:w="0" w:type="dxa"/>
-          </w:tblCellMar>
-        </w:tblPrEx>
+            <w:pPr>
+              <w:rPr>
+                <w:sz w:val="10"/>
+                <w:szCs w:val="10"/>
+              </w:rPr>
+            </w:pPr>
+            <w:r>
+              <w:rPr>
+                <w:sz w:val="10"/>
+                <w:szCs w:val="10"/>
+              </w:rPr>
+              <w:t>'</w:t>
+            </w:r>
+          </w:p>
+        </w:tc>
+      </w:tr>
+      <w:tr>
         <w:tc>
           <w:tcPr>
             <w:tcW w:w="9000" w:type="dxa"/>
@@ -2665,57 +2346,32 @@
             </w:tcMar>
           </w:tcPr>
           <w:p>
-            <w:r>
-              <w:rPr>
-                <w:rFonts w:ascii="Courier New" w:eastAsia="Courier New" w:hAnsi="Courier New" w:cs="Courier New"/>
-                <w:color w:val="000000"/>
-                <w:sz w:val="17"/>
-                <w:szCs w:val="17"/>
-              </w:rPr>
-              <w:lastRenderedPageBreak/>
-              <w:t xml:space="preserve">    Dim comp </w:t>
-            </w:r>
+            <w:pPr>
+              <w:rPr>
+                <w:sz w:val="10"/>
+                <w:szCs w:val="10"/>
+              </w:rPr>
+            </w:pPr>
             <w:proofErr w:type="gramStart"/>
             <w:r>
               <w:rPr>
-                <w:rFonts w:ascii="Courier New" w:eastAsia="Courier New" w:hAnsi="Courier New" w:cs="Courier New"/>
-                <w:color w:val="000000"/>
-                <w:sz w:val="17"/>
-                <w:szCs w:val="17"/>
-              </w:rPr>
-              <w:t>As</w:t>
+                <w:sz w:val="10"/>
+                <w:szCs w:val="10"/>
+              </w:rPr>
+              <w:t>'  HOW</w:t>
             </w:r>
             <w:proofErr w:type="gramEnd"/>
             <w:r>
               <w:rPr>
-                <w:rFonts w:ascii="Courier New" w:eastAsia="Courier New" w:hAnsi="Courier New" w:cs="Courier New"/>
-                <w:color w:val="000000"/>
-                <w:sz w:val="17"/>
-                <w:szCs w:val="17"/>
-              </w:rPr>
-              <w:t xml:space="preserve"> </w:t>
-            </w:r>
-            <w:proofErr w:type="spellStart"/>
-            <w:r>
-              <w:rPr>
-                <w:rFonts w:ascii="Courier New" w:eastAsia="Courier New" w:hAnsi="Courier New" w:cs="Courier New"/>
-                <w:color w:val="000000"/>
-                <w:sz w:val="17"/>
-                <w:szCs w:val="17"/>
-              </w:rPr>
-              <w:t>VBIDE.VBComponent</w:t>
-            </w:r>
-            <w:proofErr w:type="spellEnd"/>
-          </w:p>
-        </w:tc>
-      </w:tr>
-      <w:tr>
-        <w:tblPrEx>
-          <w:tblCellMar>
-            <w:top w:w="0" w:type="dxa"/>
-            <w:bottom w:w="0" w:type="dxa"/>
-          </w:tblCellMar>
-        </w:tblPrEx>
+                <w:sz w:val="10"/>
+                <w:szCs w:val="10"/>
+              </w:rPr>
+              <w:t xml:space="preserve"> TO USE</w:t>
+            </w:r>
+          </w:p>
+        </w:tc>
+      </w:tr>
+      <w:tr>
         <w:tc>
           <w:tcPr>
             <w:tcW w:w="9000" w:type="dxa"/>
@@ -2734,58 +2390,23 @@
             </w:tcMar>
           </w:tcPr>
           <w:p>
-            <w:r>
-              <w:rPr>
-                <w:rFonts w:ascii="Courier New" w:eastAsia="Courier New" w:hAnsi="Courier New" w:cs="Courier New"/>
-                <w:color w:val="000000"/>
-                <w:sz w:val="17"/>
-                <w:szCs w:val="17"/>
-              </w:rPr>
-              <w:t xml:space="preserve">    For </w:t>
-            </w:r>
-            <w:proofErr w:type="spellStart"/>
-            <w:r>
-              <w:rPr>
-                <w:rFonts w:ascii="Courier New" w:eastAsia="Courier New" w:hAnsi="Courier New" w:cs="Courier New"/>
-                <w:color w:val="000000"/>
-                <w:sz w:val="17"/>
-                <w:szCs w:val="17"/>
-              </w:rPr>
-              <w:t>i</w:t>
-            </w:r>
-            <w:proofErr w:type="spellEnd"/>
-            <w:r>
-              <w:rPr>
-                <w:rFonts w:ascii="Courier New" w:eastAsia="Courier New" w:hAnsi="Courier New" w:cs="Courier New"/>
-                <w:color w:val="000000"/>
-                <w:sz w:val="17"/>
-                <w:szCs w:val="17"/>
-              </w:rPr>
-              <w:t xml:space="preserve"> = 1 To </w:t>
-            </w:r>
-            <w:proofErr w:type="spellStart"/>
-            <w:proofErr w:type="gramStart"/>
-            <w:r>
-              <w:rPr>
-                <w:rFonts w:ascii="Courier New" w:eastAsia="Courier New" w:hAnsi="Courier New" w:cs="Courier New"/>
-                <w:color w:val="000000"/>
-                <w:sz w:val="17"/>
-                <w:szCs w:val="17"/>
-              </w:rPr>
-              <w:t>vbProj.VBComponents.Count</w:t>
-            </w:r>
-            <w:proofErr w:type="spellEnd"/>
-            <w:proofErr w:type="gramEnd"/>
-          </w:p>
-        </w:tc>
-      </w:tr>
-      <w:tr>
-        <w:tblPrEx>
-          <w:tblCellMar>
-            <w:top w:w="0" w:type="dxa"/>
-            <w:bottom w:w="0" w:type="dxa"/>
-          </w:tblCellMar>
-        </w:tblPrEx>
+            <w:pPr>
+              <w:rPr>
+                <w:sz w:val="10"/>
+                <w:szCs w:val="10"/>
+              </w:rPr>
+            </w:pPr>
+            <w:r>
+              <w:rPr>
+                <w:sz w:val="10"/>
+                <w:szCs w:val="10"/>
+              </w:rPr>
+              <w:t>'  ----------</w:t>
+            </w:r>
+          </w:p>
+        </w:tc>
+      </w:tr>
+      <w:tr>
         <w:tc>
           <w:tcPr>
             <w:tcW w:w="9000" w:type="dxa"/>
@@ -2804,65 +2425,48 @@
             </w:tcMar>
           </w:tcPr>
           <w:p>
-            <w:r>
-              <w:rPr>
-                <w:rFonts w:ascii="Courier New" w:eastAsia="Courier New" w:hAnsi="Courier New" w:cs="Courier New"/>
-                <w:color w:val="000000"/>
-                <w:sz w:val="17"/>
-                <w:szCs w:val="17"/>
-              </w:rPr>
-              <w:t xml:space="preserve">        Set comp = </w:t>
-            </w:r>
-            <w:proofErr w:type="spellStart"/>
-            <w:r>
-              <w:rPr>
-                <w:rFonts w:ascii="Courier New" w:eastAsia="Courier New" w:hAnsi="Courier New" w:cs="Courier New"/>
-                <w:color w:val="000000"/>
-                <w:sz w:val="17"/>
-                <w:szCs w:val="17"/>
-              </w:rPr>
-              <w:t>vbProj.VBComponents</w:t>
-            </w:r>
-            <w:proofErr w:type="spellEnd"/>
-            <w:r>
-              <w:rPr>
-                <w:rFonts w:ascii="Courier New" w:eastAsia="Courier New" w:hAnsi="Courier New" w:cs="Courier New"/>
-                <w:color w:val="000000"/>
-                <w:sz w:val="17"/>
-                <w:szCs w:val="17"/>
-              </w:rPr>
-              <w:t>(</w:t>
-            </w:r>
-            <w:proofErr w:type="spellStart"/>
-            <w:r>
-              <w:rPr>
-                <w:rFonts w:ascii="Courier New" w:eastAsia="Courier New" w:hAnsi="Courier New" w:cs="Courier New"/>
-                <w:color w:val="000000"/>
-                <w:sz w:val="17"/>
-                <w:szCs w:val="17"/>
-              </w:rPr>
-              <w:t>i</w:t>
-            </w:r>
-            <w:proofErr w:type="spellEnd"/>
-            <w:r>
-              <w:rPr>
-                <w:rFonts w:ascii="Courier New" w:eastAsia="Courier New" w:hAnsi="Courier New" w:cs="Courier New"/>
-                <w:color w:val="000000"/>
-                <w:sz w:val="17"/>
-                <w:szCs w:val="17"/>
-              </w:rPr>
-              <w:t>)</w:t>
-            </w:r>
-          </w:p>
-        </w:tc>
-      </w:tr>
-      <w:tr>
-        <w:tblPrEx>
-          <w:tblCellMar>
-            <w:top w:w="0" w:type="dxa"/>
-            <w:bottom w:w="0" w:type="dxa"/>
-          </w:tblCellMar>
-        </w:tblPrEx>
+            <w:pPr>
+              <w:rPr>
+                <w:sz w:val="10"/>
+                <w:szCs w:val="10"/>
+              </w:rPr>
+            </w:pPr>
+            <w:proofErr w:type="gramStart"/>
+            <w:r>
+              <w:rPr>
+                <w:sz w:val="10"/>
+                <w:szCs w:val="10"/>
+              </w:rPr>
+              <w:t>'  1</w:t>
+            </w:r>
+            <w:proofErr w:type="gramEnd"/>
+            <w:r>
+              <w:rPr>
+                <w:sz w:val="10"/>
+                <w:szCs w:val="10"/>
+              </w:rPr>
+              <w:t xml:space="preserve">. In Word, press </w:t>
+            </w:r>
+            <w:proofErr w:type="spellStart"/>
+            <w:r>
+              <w:rPr>
+                <w:sz w:val="10"/>
+                <w:szCs w:val="10"/>
+              </w:rPr>
+              <w:t>Alt+F11</w:t>
+            </w:r>
+            <w:proofErr w:type="spellEnd"/>
+            <w:r>
+              <w:rPr>
+                <w:sz w:val="10"/>
+                <w:szCs w:val="10"/>
+              </w:rPr>
+              <w:t xml:space="preserve"> to open the VBA editor.</w:t>
+            </w:r>
+          </w:p>
+        </w:tc>
+      </w:tr>
+      <w:tr>
         <w:tc>
           <w:tcPr>
             <w:tcW w:w="9000" w:type="dxa"/>
@@ -2881,67 +2485,48 @@
             </w:tcMar>
           </w:tcPr>
           <w:p>
-            <w:r>
-              <w:rPr>
-                <w:rFonts w:ascii="Courier New" w:eastAsia="Courier New" w:hAnsi="Courier New" w:cs="Courier New"/>
-                <w:color w:val="000000"/>
-                <w:sz w:val="17"/>
-                <w:szCs w:val="17"/>
-              </w:rPr>
-              <w:t xml:space="preserve">        If </w:t>
-            </w:r>
-            <w:proofErr w:type="spellStart"/>
-            <w:r>
-              <w:rPr>
-                <w:rFonts w:ascii="Courier New" w:eastAsia="Courier New" w:hAnsi="Courier New" w:cs="Courier New"/>
-                <w:color w:val="000000"/>
-                <w:sz w:val="17"/>
-                <w:szCs w:val="17"/>
-              </w:rPr>
-              <w:t>AuxIsSuiteComponent</w:t>
-            </w:r>
-            <w:proofErr w:type="spellEnd"/>
-            <w:r>
-              <w:rPr>
-                <w:rFonts w:ascii="Courier New" w:eastAsia="Courier New" w:hAnsi="Courier New" w:cs="Courier New"/>
-                <w:color w:val="000000"/>
-                <w:sz w:val="17"/>
-                <w:szCs w:val="17"/>
-              </w:rPr>
-              <w:t>(</w:t>
-            </w:r>
-            <w:proofErr w:type="spellStart"/>
+            <w:pPr>
+              <w:rPr>
+                <w:sz w:val="10"/>
+                <w:szCs w:val="10"/>
+              </w:rPr>
+            </w:pPr>
             <w:proofErr w:type="gramStart"/>
             <w:r>
               <w:rPr>
-                <w:rFonts w:ascii="Courier New" w:eastAsia="Courier New" w:hAnsi="Courier New" w:cs="Courier New"/>
-                <w:color w:val="000000"/>
-                <w:sz w:val="17"/>
-                <w:szCs w:val="17"/>
-              </w:rPr>
-              <w:t>comp.Name</w:t>
-            </w:r>
-            <w:proofErr w:type="spellEnd"/>
+                <w:sz w:val="10"/>
+                <w:szCs w:val="10"/>
+              </w:rPr>
+              <w:t>'  2</w:t>
+            </w:r>
             <w:proofErr w:type="gramEnd"/>
             <w:r>
               <w:rPr>
-                <w:rFonts w:ascii="Courier New" w:eastAsia="Courier New" w:hAnsi="Courier New" w:cs="Courier New"/>
-                <w:color w:val="000000"/>
-                <w:sz w:val="17"/>
-                <w:szCs w:val="17"/>
-              </w:rPr>
-              <w:t>) Then</w:t>
-            </w:r>
-          </w:p>
-        </w:tc>
-      </w:tr>
-      <w:tr>
-        <w:tblPrEx>
-          <w:tblCellMar>
-            <w:top w:w="0" w:type="dxa"/>
-            <w:bottom w:w="0" w:type="dxa"/>
-          </w:tblCellMar>
-        </w:tblPrEx>
+                <w:sz w:val="10"/>
+                <w:szCs w:val="10"/>
+              </w:rPr>
+              <w:t xml:space="preserve">. In the Project Explorer, click </w:t>
+            </w:r>
+            <w:proofErr w:type="spellStart"/>
+            <w:r>
+              <w:rPr>
+                <w:sz w:val="10"/>
+                <w:szCs w:val="10"/>
+              </w:rPr>
+              <w:t>ThisDocument</w:t>
+            </w:r>
+            <w:proofErr w:type="spellEnd"/>
+            <w:r>
+              <w:rPr>
+                <w:sz w:val="10"/>
+                <w:szCs w:val="10"/>
+              </w:rPr>
+              <w:t xml:space="preserve"> under YOUR document project</w:t>
+            </w:r>
+          </w:p>
+        </w:tc>
+      </w:tr>
+      <w:tr>
         <w:tc>
           <w:tcPr>
             <w:tcW w:w="9000" w:type="dxa"/>
@@ -2960,78 +2545,39 @@
             </w:tcMar>
           </w:tcPr>
           <w:p>
-            <w:r>
-              <w:rPr>
-                <w:rFonts w:ascii="Courier New" w:eastAsia="Courier New" w:hAnsi="Courier New" w:cs="Courier New"/>
-                <w:color w:val="000000"/>
-                <w:sz w:val="17"/>
-                <w:szCs w:val="17"/>
-              </w:rPr>
-              <w:t xml:space="preserve">            </w:t>
-            </w:r>
-            <w:proofErr w:type="spellStart"/>
-            <w:r>
-              <w:rPr>
-                <w:rFonts w:ascii="Courier New" w:eastAsia="Courier New" w:hAnsi="Courier New" w:cs="Courier New"/>
-                <w:color w:val="000000"/>
-                <w:sz w:val="17"/>
-                <w:szCs w:val="17"/>
-              </w:rPr>
-              <w:t>toRemove</w:t>
-            </w:r>
-            <w:proofErr w:type="spellEnd"/>
-            <w:r>
-              <w:rPr>
-                <w:rFonts w:ascii="Courier New" w:eastAsia="Courier New" w:hAnsi="Courier New" w:cs="Courier New"/>
-                <w:color w:val="000000"/>
-                <w:sz w:val="17"/>
-                <w:szCs w:val="17"/>
-              </w:rPr>
-              <w:t>(</w:t>
-            </w:r>
-            <w:proofErr w:type="spellStart"/>
-            <w:r>
-              <w:rPr>
-                <w:rFonts w:ascii="Courier New" w:eastAsia="Courier New" w:hAnsi="Courier New" w:cs="Courier New"/>
-                <w:color w:val="000000"/>
-                <w:sz w:val="17"/>
-                <w:szCs w:val="17"/>
-              </w:rPr>
-              <w:t>removeCount</w:t>
-            </w:r>
-            <w:proofErr w:type="spellEnd"/>
-            <w:r>
-              <w:rPr>
-                <w:rFonts w:ascii="Courier New" w:eastAsia="Courier New" w:hAnsi="Courier New" w:cs="Courier New"/>
-                <w:color w:val="000000"/>
-                <w:sz w:val="17"/>
-                <w:szCs w:val="17"/>
-              </w:rPr>
-              <w:t xml:space="preserve">) = </w:t>
-            </w:r>
-            <w:proofErr w:type="spellStart"/>
+            <w:pPr>
+              <w:rPr>
+                <w:sz w:val="10"/>
+                <w:szCs w:val="10"/>
+              </w:rPr>
+            </w:pPr>
+            <w:r>
+              <w:rPr>
+                <w:sz w:val="10"/>
+                <w:szCs w:val="10"/>
+              </w:rPr>
+              <w:t xml:space="preserve">'  </w:t>
+            </w:r>
             <w:proofErr w:type="gramStart"/>
             <w:r>
               <w:rPr>
-                <w:rFonts w:ascii="Courier New" w:eastAsia="Courier New" w:hAnsi="Courier New" w:cs="Courier New"/>
-                <w:color w:val="000000"/>
-                <w:sz w:val="17"/>
-                <w:szCs w:val="17"/>
-              </w:rPr>
-              <w:t>comp.Name</w:t>
-            </w:r>
-            <w:proofErr w:type="spellEnd"/>
+                <w:sz w:val="10"/>
+                <w:szCs w:val="10"/>
+              </w:rPr>
+              <w:t xml:space="preserve">   (</w:t>
+            </w:r>
             <w:proofErr w:type="gramEnd"/>
-          </w:p>
-        </w:tc>
-      </w:tr>
-      <w:tr>
-        <w:tblPrEx>
-          <w:tblCellMar>
-            <w:top w:w="0" w:type="dxa"/>
-            <w:bottom w:w="0" w:type="dxa"/>
-          </w:tblCellMar>
-        </w:tblPrEx>
+            <w:r>
+              <w:rPr>
+                <w:sz w:val="10"/>
+                <w:szCs w:val="10"/>
+              </w:rPr>
+              <w:t>NOT under Normal).</w:t>
+            </w:r>
+          </w:p>
+        </w:tc>
+      </w:tr>
+      <w:tr>
         <w:tc>
           <w:tcPr>
             <w:tcW w:w="9000" w:type="dxa"/>
@@ -3050,65 +2596,32 @@
             </w:tcMar>
           </w:tcPr>
           <w:p>
-            <w:r>
-              <w:rPr>
-                <w:rFonts w:ascii="Courier New" w:eastAsia="Courier New" w:hAnsi="Courier New" w:cs="Courier New"/>
-                <w:color w:val="000000"/>
-                <w:sz w:val="17"/>
-                <w:szCs w:val="17"/>
-              </w:rPr>
-              <w:t xml:space="preserve">            </w:t>
-            </w:r>
-            <w:proofErr w:type="spellStart"/>
-            <w:r>
-              <w:rPr>
-                <w:rFonts w:ascii="Courier New" w:eastAsia="Courier New" w:hAnsi="Courier New" w:cs="Courier New"/>
-                <w:color w:val="000000"/>
-                <w:sz w:val="17"/>
-                <w:szCs w:val="17"/>
-              </w:rPr>
-              <w:t>removeCount</w:t>
-            </w:r>
-            <w:proofErr w:type="spellEnd"/>
-            <w:r>
-              <w:rPr>
-                <w:rFonts w:ascii="Courier New" w:eastAsia="Courier New" w:hAnsi="Courier New" w:cs="Courier New"/>
-                <w:color w:val="000000"/>
-                <w:sz w:val="17"/>
-                <w:szCs w:val="17"/>
-              </w:rPr>
-              <w:t xml:space="preserve"> = </w:t>
-            </w:r>
-            <w:proofErr w:type="spellStart"/>
-            <w:r>
-              <w:rPr>
-                <w:rFonts w:ascii="Courier New" w:eastAsia="Courier New" w:hAnsi="Courier New" w:cs="Courier New"/>
-                <w:color w:val="000000"/>
-                <w:sz w:val="17"/>
-                <w:szCs w:val="17"/>
-              </w:rPr>
-              <w:t>removeCount</w:t>
-            </w:r>
-            <w:proofErr w:type="spellEnd"/>
-            <w:r>
-              <w:rPr>
-                <w:rFonts w:ascii="Courier New" w:eastAsia="Courier New" w:hAnsi="Courier New" w:cs="Courier New"/>
-                <w:color w:val="000000"/>
-                <w:sz w:val="17"/>
-                <w:szCs w:val="17"/>
-              </w:rPr>
-              <w:t xml:space="preserve"> + 1</w:t>
-            </w:r>
-          </w:p>
-        </w:tc>
-      </w:tr>
-      <w:tr>
-        <w:tblPrEx>
-          <w:tblCellMar>
-            <w:top w:w="0" w:type="dxa"/>
-            <w:bottom w:w="0" w:type="dxa"/>
-          </w:tblCellMar>
-        </w:tblPrEx>
+            <w:pPr>
+              <w:rPr>
+                <w:sz w:val="10"/>
+                <w:szCs w:val="10"/>
+              </w:rPr>
+            </w:pPr>
+            <w:proofErr w:type="gramStart"/>
+            <w:r>
+              <w:rPr>
+                <w:sz w:val="10"/>
+                <w:szCs w:val="10"/>
+              </w:rPr>
+              <w:t>'  3</w:t>
+            </w:r>
+            <w:proofErr w:type="gramEnd"/>
+            <w:r>
+              <w:rPr>
+                <w:sz w:val="10"/>
+                <w:szCs w:val="10"/>
+              </w:rPr>
+              <w:t>. Go to Insert &gt; Module to create a new blank module.</w:t>
+            </w:r>
+          </w:p>
+        </w:tc>
+      </w:tr>
+      <w:tr>
         <w:tc>
           <w:tcPr>
             <w:tcW w:w="9000" w:type="dxa"/>
@@ -3127,25 +2640,33 @@
             </w:tcMar>
           </w:tcPr>
           <w:p>
-            <w:r>
-              <w:rPr>
-                <w:rFonts w:ascii="Courier New" w:eastAsia="Courier New" w:hAnsi="Courier New" w:cs="Courier New"/>
-                <w:color w:val="000000"/>
-                <w:sz w:val="17"/>
-                <w:szCs w:val="17"/>
-              </w:rPr>
-              <w:t xml:space="preserve">        End If</w:t>
-            </w:r>
-          </w:p>
-        </w:tc>
-      </w:tr>
-      <w:tr>
-        <w:tblPrEx>
-          <w:tblCellMar>
-            <w:top w:w="0" w:type="dxa"/>
-            <w:bottom w:w="0" w:type="dxa"/>
-          </w:tblCellMar>
-        </w:tblPrEx>
+            <w:pPr>
+              <w:rPr>
+                <w:sz w:val="10"/>
+                <w:szCs w:val="10"/>
+              </w:rPr>
+            </w:pPr>
+            <w:proofErr w:type="gramStart"/>
+            <w:r>
+              <w:rPr>
+                <w:sz w:val="10"/>
+                <w:szCs w:val="10"/>
+              </w:rPr>
+              <w:lastRenderedPageBreak/>
+              <w:t>'  4</w:t>
+            </w:r>
+            <w:proofErr w:type="gramEnd"/>
+            <w:r>
+              <w:rPr>
+                <w:sz w:val="10"/>
+                <w:szCs w:val="10"/>
+              </w:rPr>
+              <w:t>. Open this file in Notepad, select all, copy.</w:t>
+            </w:r>
+          </w:p>
+        </w:tc>
+      </w:tr>
+      <w:tr>
         <w:tc>
           <w:tcPr>
             <w:tcW w:w="9000" w:type="dxa"/>
@@ -3164,36 +2685,32 @@
             </w:tcMar>
           </w:tcPr>
           <w:p>
-            <w:r>
-              <w:rPr>
-                <w:rFonts w:ascii="Courier New" w:eastAsia="Courier New" w:hAnsi="Courier New" w:cs="Courier New"/>
-                <w:color w:val="000000"/>
-                <w:sz w:val="17"/>
-                <w:szCs w:val="17"/>
-              </w:rPr>
-              <w:t xml:space="preserve">    Next </w:t>
-            </w:r>
-            <w:proofErr w:type="spellStart"/>
-            <w:r>
-              <w:rPr>
-                <w:rFonts w:ascii="Courier New" w:eastAsia="Courier New" w:hAnsi="Courier New" w:cs="Courier New"/>
-                <w:color w:val="000000"/>
-                <w:sz w:val="17"/>
-                <w:szCs w:val="17"/>
-              </w:rPr>
-              <w:t>i</w:t>
-            </w:r>
-            <w:proofErr w:type="spellEnd"/>
-          </w:p>
-        </w:tc>
-      </w:tr>
-      <w:tr>
-        <w:tblPrEx>
-          <w:tblCellMar>
-            <w:top w:w="0" w:type="dxa"/>
-            <w:bottom w:w="0" w:type="dxa"/>
-          </w:tblCellMar>
-        </w:tblPrEx>
+            <w:pPr>
+              <w:rPr>
+                <w:sz w:val="10"/>
+                <w:szCs w:val="10"/>
+              </w:rPr>
+            </w:pPr>
+            <w:proofErr w:type="gramStart"/>
+            <w:r>
+              <w:rPr>
+                <w:sz w:val="10"/>
+                <w:szCs w:val="10"/>
+              </w:rPr>
+              <w:t>'  5</w:t>
+            </w:r>
+            <w:proofErr w:type="gramEnd"/>
+            <w:r>
+              <w:rPr>
+                <w:sz w:val="10"/>
+                <w:szCs w:val="10"/>
+              </w:rPr>
+              <w:t>. Paste into the blank module.</w:t>
+            </w:r>
+          </w:p>
+        </w:tc>
+      </w:tr>
+      <w:tr>
         <w:tc>
           <w:tcPr>
             <w:tcW w:w="9000" w:type="dxa"/>
@@ -3212,45 +2729,64 @@
             </w:tcMar>
           </w:tcPr>
           <w:p>
-            <w:r>
-              <w:rPr>
-                <w:rFonts w:ascii="Courier New" w:eastAsia="Courier New" w:hAnsi="Courier New" w:cs="Courier New"/>
-                <w:color w:val="000000"/>
-                <w:sz w:val="17"/>
-                <w:szCs w:val="17"/>
-              </w:rPr>
-              <w:t xml:space="preserve">    If </w:t>
-            </w:r>
-            <w:proofErr w:type="spellStart"/>
-            <w:r>
-              <w:rPr>
-                <w:rFonts w:ascii="Courier New" w:eastAsia="Courier New" w:hAnsi="Courier New" w:cs="Courier New"/>
-                <w:color w:val="000000"/>
-                <w:sz w:val="17"/>
-                <w:szCs w:val="17"/>
-              </w:rPr>
-              <w:t>removeCount</w:t>
-            </w:r>
-            <w:proofErr w:type="spellEnd"/>
-            <w:r>
-              <w:rPr>
-                <w:rFonts w:ascii="Courier New" w:eastAsia="Courier New" w:hAnsi="Courier New" w:cs="Courier New"/>
-                <w:color w:val="000000"/>
-                <w:sz w:val="17"/>
-                <w:szCs w:val="17"/>
-              </w:rPr>
-              <w:t xml:space="preserve"> = 0 Then</w:t>
-            </w:r>
-          </w:p>
-        </w:tc>
-      </w:tr>
-      <w:tr>
-        <w:tblPrEx>
-          <w:tblCellMar>
-            <w:top w:w="0" w:type="dxa"/>
-            <w:bottom w:w="0" w:type="dxa"/>
-          </w:tblCellMar>
-        </w:tblPrEx>
+            <w:pPr>
+              <w:rPr>
+                <w:sz w:val="10"/>
+                <w:szCs w:val="10"/>
+              </w:rPr>
+            </w:pPr>
+            <w:proofErr w:type="gramStart"/>
+            <w:r>
+              <w:rPr>
+                <w:sz w:val="10"/>
+                <w:szCs w:val="10"/>
+              </w:rPr>
+              <w:t>'  6</w:t>
+            </w:r>
+            <w:proofErr w:type="gramEnd"/>
+            <w:r>
+              <w:rPr>
+                <w:sz w:val="10"/>
+                <w:szCs w:val="10"/>
+              </w:rPr>
+              <w:t xml:space="preserve">. Press </w:t>
+            </w:r>
+            <w:proofErr w:type="spellStart"/>
+            <w:r>
+              <w:rPr>
+                <w:sz w:val="10"/>
+                <w:szCs w:val="10"/>
+              </w:rPr>
+              <w:t>F5</w:t>
+            </w:r>
+            <w:proofErr w:type="spellEnd"/>
+            <w:r>
+              <w:rPr>
+                <w:sz w:val="10"/>
+                <w:szCs w:val="10"/>
+              </w:rPr>
+              <w:t xml:space="preserve"> and run </w:t>
+            </w:r>
+            <w:proofErr w:type="spellStart"/>
+            <w:r>
+              <w:rPr>
+                <w:sz w:val="10"/>
+                <w:szCs w:val="10"/>
+              </w:rPr>
+              <w:t>AuxUninstallCleanupSuite</w:t>
+            </w:r>
+            <w:proofErr w:type="spellEnd"/>
+            <w:r>
+              <w:rPr>
+                <w:sz w:val="10"/>
+                <w:szCs w:val="10"/>
+              </w:rPr>
+              <w:t>.</w:t>
+            </w:r>
+          </w:p>
+        </w:tc>
+      </w:tr>
+      <w:tr>
         <w:tc>
           <w:tcPr>
             <w:tcW w:w="9000" w:type="dxa"/>
@@ -3269,56 +2805,32 @@
             </w:tcMar>
           </w:tcPr>
           <w:p>
-            <w:r>
-              <w:rPr>
-                <w:rFonts w:ascii="Courier New" w:eastAsia="Courier New" w:hAnsi="Courier New" w:cs="Courier New"/>
-                <w:color w:val="000000"/>
-                <w:sz w:val="17"/>
-                <w:szCs w:val="17"/>
-              </w:rPr>
-              <w:t xml:space="preserve">        </w:t>
-            </w:r>
-            <w:proofErr w:type="spellStart"/>
-            <w:r>
-              <w:rPr>
-                <w:rFonts w:ascii="Courier New" w:eastAsia="Courier New" w:hAnsi="Courier New" w:cs="Courier New"/>
-                <w:color w:val="000000"/>
-                <w:sz w:val="17"/>
-                <w:szCs w:val="17"/>
-              </w:rPr>
-              <w:t>MsgBox</w:t>
-            </w:r>
-            <w:proofErr w:type="spellEnd"/>
-            <w:r>
-              <w:rPr>
-                <w:rFonts w:ascii="Courier New" w:eastAsia="Courier New" w:hAnsi="Courier New" w:cs="Courier New"/>
-                <w:color w:val="000000"/>
-                <w:sz w:val="17"/>
-                <w:szCs w:val="17"/>
-              </w:rPr>
-              <w:t xml:space="preserve"> "No Cleanup Suite components found.", </w:t>
-            </w:r>
-            <w:proofErr w:type="spellStart"/>
-            <w:r>
-              <w:rPr>
-                <w:rFonts w:ascii="Courier New" w:eastAsia="Courier New" w:hAnsi="Courier New" w:cs="Courier New"/>
-                <w:color w:val="000000"/>
-                <w:sz w:val="17"/>
-                <w:szCs w:val="17"/>
-              </w:rPr>
-              <w:t>vbInformation</w:t>
-            </w:r>
-            <w:proofErr w:type="spellEnd"/>
-          </w:p>
-        </w:tc>
-      </w:tr>
-      <w:tr>
-        <w:tblPrEx>
-          <w:tblCellMar>
-            <w:top w:w="0" w:type="dxa"/>
-            <w:bottom w:w="0" w:type="dxa"/>
-          </w:tblCellMar>
-        </w:tblPrEx>
+            <w:pPr>
+              <w:rPr>
+                <w:sz w:val="10"/>
+                <w:szCs w:val="10"/>
+              </w:rPr>
+            </w:pPr>
+            <w:proofErr w:type="gramStart"/>
+            <w:r>
+              <w:rPr>
+                <w:sz w:val="10"/>
+                <w:szCs w:val="10"/>
+              </w:rPr>
+              <w:t>'  7</w:t>
+            </w:r>
+            <w:proofErr w:type="gramEnd"/>
+            <w:r>
+              <w:rPr>
+                <w:sz w:val="10"/>
+                <w:szCs w:val="10"/>
+              </w:rPr>
+              <w:t>. Follow any on-screen prompts.</w:t>
+            </w:r>
+          </w:p>
+        </w:tc>
+      </w:tr>
+      <w:tr>
         <w:tc>
           <w:tcPr>
             <w:tcW w:w="9000" w:type="dxa"/>
@@ -3337,25 +2849,48 @@
             </w:tcMar>
           </w:tcPr>
           <w:p>
-            <w:r>
-              <w:rPr>
-                <w:rFonts w:ascii="Courier New" w:eastAsia="Courier New" w:hAnsi="Courier New" w:cs="Courier New"/>
-                <w:color w:val="000000"/>
-                <w:sz w:val="17"/>
-                <w:szCs w:val="17"/>
-              </w:rPr>
-              <w:t xml:space="preserve">        Exit Sub</w:t>
-            </w:r>
-          </w:p>
-        </w:tc>
-      </w:tr>
-      <w:tr>
-        <w:tblPrEx>
-          <w:tblCellMar>
-            <w:top w:w="0" w:type="dxa"/>
-            <w:bottom w:w="0" w:type="dxa"/>
-          </w:tblCellMar>
-        </w:tblPrEx>
+            <w:pPr>
+              <w:rPr>
+                <w:sz w:val="10"/>
+                <w:szCs w:val="10"/>
+              </w:rPr>
+            </w:pPr>
+            <w:proofErr w:type="gramStart"/>
+            <w:r>
+              <w:rPr>
+                <w:sz w:val="10"/>
+                <w:szCs w:val="10"/>
+              </w:rPr>
+              <w:t>'  8</w:t>
+            </w:r>
+            <w:proofErr w:type="gramEnd"/>
+            <w:r>
+              <w:rPr>
+                <w:sz w:val="10"/>
+                <w:szCs w:val="10"/>
+              </w:rPr>
+              <w:t xml:space="preserve">. After completion, </w:t>
+            </w:r>
+            <w:proofErr w:type="gramStart"/>
+            <w:r>
+              <w:rPr>
+                <w:sz w:val="10"/>
+                <w:szCs w:val="10"/>
+              </w:rPr>
+              <w:t>delete</w:t>
+            </w:r>
+            <w:proofErr w:type="gramEnd"/>
+            <w:r>
+              <w:rPr>
+                <w:sz w:val="10"/>
+                <w:szCs w:val="10"/>
+              </w:rPr>
+              <w:t xml:space="preserve"> this module manually:</w:t>
+            </w:r>
+          </w:p>
+        </w:tc>
+      </w:tr>
+      <w:tr>
         <w:tc>
           <w:tcPr>
             <w:tcW w:w="9000" w:type="dxa"/>
@@ -3374,25 +2909,23 @@
             </w:tcMar>
           </w:tcPr>
           <w:p>
-            <w:r>
-              <w:rPr>
-                <w:rFonts w:ascii="Courier New" w:eastAsia="Courier New" w:hAnsi="Courier New" w:cs="Courier New"/>
-                <w:color w:val="000000"/>
-                <w:sz w:val="17"/>
-                <w:szCs w:val="17"/>
-              </w:rPr>
-              <w:t xml:space="preserve">    End If</w:t>
-            </w:r>
-          </w:p>
-        </w:tc>
-      </w:tr>
-      <w:tr>
-        <w:tblPrEx>
-          <w:tblCellMar>
-            <w:top w:w="0" w:type="dxa"/>
-            <w:bottom w:w="0" w:type="dxa"/>
-          </w:tblCellMar>
-        </w:tblPrEx>
+            <w:pPr>
+              <w:rPr>
+                <w:sz w:val="10"/>
+                <w:szCs w:val="10"/>
+              </w:rPr>
+            </w:pPr>
+            <w:r>
+              <w:rPr>
+                <w:sz w:val="10"/>
+                <w:szCs w:val="10"/>
+              </w:rPr>
+              <w:t>'     Right-click it in the Project Explorer &gt; Remove &gt; No.</w:t>
+            </w:r>
+          </w:p>
+        </w:tc>
+      </w:tr>
+      <w:tr>
         <w:tc>
           <w:tcPr>
             <w:tcW w:w="9000" w:type="dxa"/>
@@ -3411,45 +2944,23 @@
             </w:tcMar>
           </w:tcPr>
           <w:p>
-            <w:r>
-              <w:rPr>
-                <w:rFonts w:ascii="Courier New" w:eastAsia="Courier New" w:hAnsi="Courier New" w:cs="Courier New"/>
-                <w:color w:val="000000"/>
-                <w:sz w:val="17"/>
-                <w:szCs w:val="17"/>
-              </w:rPr>
-              <w:t xml:space="preserve">    Dim </w:t>
-            </w:r>
-            <w:proofErr w:type="spellStart"/>
-            <w:r>
-              <w:rPr>
-                <w:rFonts w:ascii="Courier New" w:eastAsia="Courier New" w:hAnsi="Courier New" w:cs="Courier New"/>
-                <w:color w:val="000000"/>
-                <w:sz w:val="17"/>
-                <w:szCs w:val="17"/>
-              </w:rPr>
-              <w:t>confirmMsg</w:t>
-            </w:r>
-            <w:proofErr w:type="spellEnd"/>
-            <w:r>
-              <w:rPr>
-                <w:rFonts w:ascii="Courier New" w:eastAsia="Courier New" w:hAnsi="Courier New" w:cs="Courier New"/>
-                <w:color w:val="000000"/>
-                <w:sz w:val="17"/>
-                <w:szCs w:val="17"/>
-              </w:rPr>
-              <w:t xml:space="preserve"> As String</w:t>
-            </w:r>
-          </w:p>
-        </w:tc>
-      </w:tr>
-      <w:tr>
-        <w:tblPrEx>
-          <w:tblCellMar>
-            <w:top w:w="0" w:type="dxa"/>
-            <w:bottom w:w="0" w:type="dxa"/>
-          </w:tblCellMar>
-        </w:tblPrEx>
+            <w:pPr>
+              <w:rPr>
+                <w:sz w:val="10"/>
+                <w:szCs w:val="10"/>
+              </w:rPr>
+            </w:pPr>
+            <w:r>
+              <w:rPr>
+                <w:sz w:val="10"/>
+                <w:szCs w:val="10"/>
+              </w:rPr>
+              <w:t>'</w:t>
+            </w:r>
+          </w:p>
+        </w:tc>
+      </w:tr>
+      <w:tr>
         <w:tc>
           <w:tcPr>
             <w:tcW w:w="9000" w:type="dxa"/>
@@ -3468,85 +2979,32 @@
             </w:tcMar>
           </w:tcPr>
           <w:p>
-            <w:r>
-              <w:rPr>
-                <w:rFonts w:ascii="Courier New" w:eastAsia="Courier New" w:hAnsi="Courier New" w:cs="Courier New"/>
-                <w:color w:val="000000"/>
-                <w:sz w:val="17"/>
-                <w:szCs w:val="17"/>
-              </w:rPr>
-              <w:t xml:space="preserve">    </w:t>
-            </w:r>
-            <w:proofErr w:type="spellStart"/>
-            <w:r>
-              <w:rPr>
-                <w:rFonts w:ascii="Courier New" w:eastAsia="Courier New" w:hAnsi="Courier New" w:cs="Courier New"/>
-                <w:color w:val="000000"/>
-                <w:sz w:val="17"/>
-                <w:szCs w:val="17"/>
-              </w:rPr>
-              <w:t>confirmMsg</w:t>
-            </w:r>
-            <w:proofErr w:type="spellEnd"/>
-            <w:r>
-              <w:rPr>
-                <w:rFonts w:ascii="Courier New" w:eastAsia="Courier New" w:hAnsi="Courier New" w:cs="Courier New"/>
-                <w:color w:val="000000"/>
-                <w:sz w:val="17"/>
-                <w:szCs w:val="17"/>
-              </w:rPr>
-              <w:t xml:space="preserve"> = "Found " &amp; </w:t>
-            </w:r>
-            <w:proofErr w:type="spellStart"/>
-            <w:r>
-              <w:rPr>
-                <w:rFonts w:ascii="Courier New" w:eastAsia="Courier New" w:hAnsi="Courier New" w:cs="Courier New"/>
-                <w:color w:val="000000"/>
-                <w:sz w:val="17"/>
-                <w:szCs w:val="17"/>
-              </w:rPr>
-              <w:t>removeCount</w:t>
-            </w:r>
-            <w:proofErr w:type="spellEnd"/>
-            <w:r>
-              <w:rPr>
-                <w:rFonts w:ascii="Courier New" w:eastAsia="Courier New" w:hAnsi="Courier New" w:cs="Courier New"/>
-                <w:color w:val="000000"/>
-                <w:sz w:val="17"/>
-                <w:szCs w:val="17"/>
-              </w:rPr>
-              <w:t xml:space="preserve"> &amp; " </w:t>
-            </w:r>
+            <w:pPr>
+              <w:rPr>
+                <w:sz w:val="10"/>
+                <w:szCs w:val="10"/>
+              </w:rPr>
+            </w:pPr>
             <w:proofErr w:type="gramStart"/>
             <w:r>
               <w:rPr>
-                <w:rFonts w:ascii="Courier New" w:eastAsia="Courier New" w:hAnsi="Courier New" w:cs="Courier New"/>
-                <w:color w:val="000000"/>
-                <w:sz w:val="17"/>
-                <w:szCs w:val="17"/>
-              </w:rPr>
-              <w:t>component</w:t>
+                <w:sz w:val="10"/>
+                <w:szCs w:val="10"/>
+              </w:rPr>
+              <w:t>'  PREREQUISITES</w:t>
             </w:r>
             <w:proofErr w:type="gramEnd"/>
             <w:r>
               <w:rPr>
-                <w:rFonts w:ascii="Courier New" w:eastAsia="Courier New" w:hAnsi="Courier New" w:cs="Courier New"/>
-                <w:color w:val="000000"/>
-                <w:sz w:val="17"/>
-                <w:szCs w:val="17"/>
-              </w:rPr>
-              <w:t>(s). Remove all?"</w:t>
-            </w:r>
-          </w:p>
-        </w:tc>
-      </w:tr>
-      <w:tr>
-        <w:tblPrEx>
-          <w:tblCellMar>
-            <w:top w:w="0" w:type="dxa"/>
-            <w:bottom w:w="0" w:type="dxa"/>
-          </w:tblCellMar>
-        </w:tblPrEx>
+                <w:sz w:val="10"/>
+                <w:szCs w:val="10"/>
+              </w:rPr>
+              <w:t xml:space="preserve"> (same as the main installer)</w:t>
+            </w:r>
+          </w:p>
+        </w:tc>
+      </w:tr>
+      <w:tr>
         <w:tc>
           <w:tcPr>
             <w:tcW w:w="9000" w:type="dxa"/>
@@ -3565,127 +3023,23 @@
             </w:tcMar>
           </w:tcPr>
           <w:p>
-            <w:r>
-              <w:rPr>
-                <w:rFonts w:ascii="Courier New" w:eastAsia="Courier New" w:hAnsi="Courier New" w:cs="Courier New"/>
-                <w:color w:val="000000"/>
-                <w:sz w:val="17"/>
-                <w:szCs w:val="17"/>
-              </w:rPr>
-              <w:t xml:space="preserve">    If </w:t>
-            </w:r>
-            <w:proofErr w:type="spellStart"/>
-            <w:proofErr w:type="gramStart"/>
-            <w:r>
-              <w:rPr>
-                <w:rFonts w:ascii="Courier New" w:eastAsia="Courier New" w:hAnsi="Courier New" w:cs="Courier New"/>
-                <w:color w:val="000000"/>
-                <w:sz w:val="17"/>
-                <w:szCs w:val="17"/>
-              </w:rPr>
-              <w:t>MsgBox</w:t>
-            </w:r>
-            <w:proofErr w:type="spellEnd"/>
-            <w:r>
-              <w:rPr>
-                <w:rFonts w:ascii="Courier New" w:eastAsia="Courier New" w:hAnsi="Courier New" w:cs="Courier New"/>
-                <w:color w:val="000000"/>
-                <w:sz w:val="17"/>
-                <w:szCs w:val="17"/>
-              </w:rPr>
-              <w:t>(</w:t>
-            </w:r>
-            <w:proofErr w:type="spellStart"/>
-            <w:proofErr w:type="gramEnd"/>
-            <w:r>
-              <w:rPr>
-                <w:rFonts w:ascii="Courier New" w:eastAsia="Courier New" w:hAnsi="Courier New" w:cs="Courier New"/>
-                <w:color w:val="000000"/>
-                <w:sz w:val="17"/>
-                <w:szCs w:val="17"/>
-              </w:rPr>
-              <w:t>confirmMsg</w:t>
-            </w:r>
-            <w:proofErr w:type="spellEnd"/>
-            <w:r>
-              <w:rPr>
-                <w:rFonts w:ascii="Courier New" w:eastAsia="Courier New" w:hAnsi="Courier New" w:cs="Courier New"/>
-                <w:color w:val="000000"/>
-                <w:sz w:val="17"/>
-                <w:szCs w:val="17"/>
-              </w:rPr>
-              <w:t xml:space="preserve">, </w:t>
-            </w:r>
-            <w:proofErr w:type="spellStart"/>
-            <w:r>
-              <w:rPr>
-                <w:rFonts w:ascii="Courier New" w:eastAsia="Courier New" w:hAnsi="Courier New" w:cs="Courier New"/>
-                <w:color w:val="000000"/>
-                <w:sz w:val="17"/>
-                <w:szCs w:val="17"/>
-              </w:rPr>
-              <w:t>vbQuestion</w:t>
-            </w:r>
-            <w:proofErr w:type="spellEnd"/>
-            <w:r>
-              <w:rPr>
-                <w:rFonts w:ascii="Courier New" w:eastAsia="Courier New" w:hAnsi="Courier New" w:cs="Courier New"/>
-                <w:color w:val="000000"/>
-                <w:sz w:val="17"/>
-                <w:szCs w:val="17"/>
-              </w:rPr>
-              <w:t xml:space="preserve"> + </w:t>
-            </w:r>
-            <w:proofErr w:type="spellStart"/>
-            <w:r>
-              <w:rPr>
-                <w:rFonts w:ascii="Courier New" w:eastAsia="Courier New" w:hAnsi="Courier New" w:cs="Courier New"/>
-                <w:color w:val="000000"/>
-                <w:sz w:val="17"/>
-                <w:szCs w:val="17"/>
-              </w:rPr>
-              <w:t>vbYesNo</w:t>
-            </w:r>
-            <w:proofErr w:type="spellEnd"/>
-            <w:r>
-              <w:rPr>
-                <w:rFonts w:ascii="Courier New" w:eastAsia="Courier New" w:hAnsi="Courier New" w:cs="Courier New"/>
-                <w:color w:val="000000"/>
-                <w:sz w:val="17"/>
-                <w:szCs w:val="17"/>
-              </w:rPr>
-              <w:t xml:space="preserve">, "Aux Uninstaller") = </w:t>
-            </w:r>
-            <w:proofErr w:type="spellStart"/>
-            <w:r>
-              <w:rPr>
-                <w:rFonts w:ascii="Courier New" w:eastAsia="Courier New" w:hAnsi="Courier New" w:cs="Courier New"/>
-                <w:color w:val="000000"/>
-                <w:sz w:val="17"/>
-                <w:szCs w:val="17"/>
-              </w:rPr>
-              <w:t>vbNo</w:t>
-            </w:r>
-            <w:proofErr w:type="spellEnd"/>
-            <w:r>
-              <w:rPr>
-                <w:rFonts w:ascii="Courier New" w:eastAsia="Courier New" w:hAnsi="Courier New" w:cs="Courier New"/>
-                <w:color w:val="000000"/>
-                <w:sz w:val="17"/>
-                <w:szCs w:val="17"/>
-              </w:rPr>
-              <w:t xml:space="preserve"> Then</w:t>
-            </w:r>
-          </w:p>
-        </w:tc>
-      </w:tr>
-      <w:tr>
-        <w:tblPrEx>
-          <w:tblCellMar>
-            <w:top w:w="0" w:type="dxa"/>
-            <w:bottom w:w="0" w:type="dxa"/>
-          </w:tblCellMar>
-        </w:tblPrEx>
+            <w:pPr>
+              <w:rPr>
+                <w:sz w:val="10"/>
+                <w:szCs w:val="10"/>
+              </w:rPr>
+            </w:pPr>
+            <w:r>
+              <w:rPr>
+                <w:sz w:val="10"/>
+                <w:szCs w:val="10"/>
+              </w:rPr>
+              <w:t>'  -------------------------------------------</w:t>
+            </w:r>
+          </w:p>
+        </w:tc>
+      </w:tr>
+      <w:tr>
         <w:tc>
           <w:tcPr>
             <w:tcW w:w="9000" w:type="dxa"/>
@@ -3704,25 +3058,32 @@
             </w:tcMar>
           </w:tcPr>
           <w:p>
-            <w:r>
-              <w:rPr>
-                <w:rFonts w:ascii="Courier New" w:eastAsia="Courier New" w:hAnsi="Courier New" w:cs="Courier New"/>
-                <w:color w:val="000000"/>
-                <w:sz w:val="17"/>
-                <w:szCs w:val="17"/>
-              </w:rPr>
-              <w:t xml:space="preserve">        Exit Sub</w:t>
-            </w:r>
-          </w:p>
-        </w:tc>
-      </w:tr>
-      <w:tr>
-        <w:tblPrEx>
-          <w:tblCellMar>
-            <w:top w:w="0" w:type="dxa"/>
-            <w:bottom w:w="0" w:type="dxa"/>
-          </w:tblCellMar>
-        </w:tblPrEx>
+            <w:pPr>
+              <w:rPr>
+                <w:sz w:val="10"/>
+                <w:szCs w:val="10"/>
+              </w:rPr>
+            </w:pPr>
+            <w:proofErr w:type="gramStart"/>
+            <w:r>
+              <w:rPr>
+                <w:sz w:val="10"/>
+                <w:szCs w:val="10"/>
+              </w:rPr>
+              <w:t>'  a</w:t>
+            </w:r>
+            <w:proofErr w:type="gramEnd"/>
+            <w:r>
+              <w:rPr>
+                <w:sz w:val="10"/>
+                <w:szCs w:val="10"/>
+              </w:rPr>
+              <w:t>) File &gt; Options &gt; Trust Center &gt; Trust Center Settings &gt;</w:t>
+            </w:r>
+          </w:p>
+        </w:tc>
+      </w:tr>
+      <w:tr>
         <w:tc>
           <w:tcPr>
             <w:tcW w:w="9000" w:type="dxa"/>
@@ -3741,25 +3102,23 @@
             </w:tcMar>
           </w:tcPr>
           <w:p>
-            <w:r>
-              <w:rPr>
-                <w:rFonts w:ascii="Courier New" w:eastAsia="Courier New" w:hAnsi="Courier New" w:cs="Courier New"/>
-                <w:color w:val="000000"/>
-                <w:sz w:val="17"/>
-                <w:szCs w:val="17"/>
-              </w:rPr>
-              <w:t xml:space="preserve">    End If</w:t>
-            </w:r>
-          </w:p>
-        </w:tc>
-      </w:tr>
-      <w:tr>
-        <w:tblPrEx>
-          <w:tblCellMar>
-            <w:top w:w="0" w:type="dxa"/>
-            <w:bottom w:w="0" w:type="dxa"/>
-          </w:tblCellMar>
-        </w:tblPrEx>
+            <w:pPr>
+              <w:rPr>
+                <w:sz w:val="10"/>
+                <w:szCs w:val="10"/>
+              </w:rPr>
+            </w:pPr>
+            <w:r>
+              <w:rPr>
+                <w:sz w:val="10"/>
+                <w:szCs w:val="10"/>
+              </w:rPr>
+              <w:t>'     Macro Settings &gt; check "Trust access to the VBA project object model"</w:t>
+            </w:r>
+          </w:p>
+        </w:tc>
+      </w:tr>
+      <w:tr>
         <w:tc>
           <w:tcPr>
             <w:tcW w:w="9000" w:type="dxa"/>
@@ -3778,25 +3137,32 @@
             </w:tcMar>
           </w:tcPr>
           <w:p>
-            <w:r>
-              <w:rPr>
-                <w:rFonts w:ascii="Courier New" w:eastAsia="Courier New" w:hAnsi="Courier New" w:cs="Courier New"/>
-                <w:color w:val="000000"/>
-                <w:sz w:val="17"/>
-                <w:szCs w:val="17"/>
-              </w:rPr>
-              <w:t xml:space="preserve">    Dim removed As String, failed As String</w:t>
-            </w:r>
-          </w:p>
-        </w:tc>
-      </w:tr>
-      <w:tr>
-        <w:tblPrEx>
-          <w:tblCellMar>
-            <w:top w:w="0" w:type="dxa"/>
-            <w:bottom w:w="0" w:type="dxa"/>
-          </w:tblCellMar>
-        </w:tblPrEx>
+            <w:pPr>
+              <w:rPr>
+                <w:sz w:val="10"/>
+                <w:szCs w:val="10"/>
+              </w:rPr>
+            </w:pPr>
+            <w:proofErr w:type="gramStart"/>
+            <w:r>
+              <w:rPr>
+                <w:sz w:val="10"/>
+                <w:szCs w:val="10"/>
+              </w:rPr>
+              <w:t>'  b</w:t>
+            </w:r>
+            <w:proofErr w:type="gramEnd"/>
+            <w:r>
+              <w:rPr>
+                <w:sz w:val="10"/>
+                <w:szCs w:val="10"/>
+              </w:rPr>
+              <w:t>) VBA editor &gt; Tools &gt; References &gt;</w:t>
+            </w:r>
+          </w:p>
+        </w:tc>
+      </w:tr>
+      <w:tr>
         <w:tc>
           <w:tcPr>
             <w:tcW w:w="9000" w:type="dxa"/>
@@ -3815,67 +3181,23 @@
             </w:tcMar>
           </w:tcPr>
           <w:p>
-            <w:r>
-              <w:rPr>
-                <w:rFonts w:ascii="Courier New" w:eastAsia="Courier New" w:hAnsi="Courier New" w:cs="Courier New"/>
-                <w:color w:val="000000"/>
-                <w:sz w:val="17"/>
-                <w:szCs w:val="17"/>
-              </w:rPr>
-              <w:t xml:space="preserve">    Dim </w:t>
-            </w:r>
-            <w:proofErr w:type="spellStart"/>
-            <w:proofErr w:type="gramStart"/>
-            <w:r>
-              <w:rPr>
-                <w:rFonts w:ascii="Courier New" w:eastAsia="Courier New" w:hAnsi="Courier New" w:cs="Courier New"/>
-                <w:color w:val="000000"/>
-                <w:sz w:val="17"/>
-                <w:szCs w:val="17"/>
-              </w:rPr>
-              <w:t>removedCount</w:t>
-            </w:r>
-            <w:proofErr w:type="spellEnd"/>
-            <w:proofErr w:type="gramEnd"/>
-            <w:r>
-              <w:rPr>
-                <w:rFonts w:ascii="Courier New" w:eastAsia="Courier New" w:hAnsi="Courier New" w:cs="Courier New"/>
-                <w:color w:val="000000"/>
-                <w:sz w:val="17"/>
-                <w:szCs w:val="17"/>
-              </w:rPr>
-              <w:t xml:space="preserve"> As Long, </w:t>
-            </w:r>
-            <w:proofErr w:type="spellStart"/>
-            <w:r>
-              <w:rPr>
-                <w:rFonts w:ascii="Courier New" w:eastAsia="Courier New" w:hAnsi="Courier New" w:cs="Courier New"/>
-                <w:color w:val="000000"/>
-                <w:sz w:val="17"/>
-                <w:szCs w:val="17"/>
-              </w:rPr>
-              <w:t>failedCount</w:t>
-            </w:r>
-            <w:proofErr w:type="spellEnd"/>
-            <w:r>
-              <w:rPr>
-                <w:rFonts w:ascii="Courier New" w:eastAsia="Courier New" w:hAnsi="Courier New" w:cs="Courier New"/>
-                <w:color w:val="000000"/>
-                <w:sz w:val="17"/>
-                <w:szCs w:val="17"/>
-              </w:rPr>
-              <w:t xml:space="preserve"> As Long</w:t>
-            </w:r>
-          </w:p>
-        </w:tc>
-      </w:tr>
-      <w:tr>
-        <w:tblPrEx>
-          <w:tblCellMar>
-            <w:top w:w="0" w:type="dxa"/>
-            <w:bottom w:w="0" w:type="dxa"/>
-          </w:tblCellMar>
-        </w:tblPrEx>
+            <w:pPr>
+              <w:rPr>
+                <w:sz w:val="10"/>
+                <w:szCs w:val="10"/>
+              </w:rPr>
+            </w:pPr>
+            <w:r>
+              <w:rPr>
+                <w:sz w:val="10"/>
+                <w:szCs w:val="10"/>
+              </w:rPr>
+              <w:t>'     check "Microsoft Visual Basic for Applications Extensibility 5.3"</w:t>
+            </w:r>
+          </w:p>
+        </w:tc>
+      </w:tr>
+      <w:tr>
         <w:tc>
           <w:tcPr>
             <w:tcW w:w="9000" w:type="dxa"/>
@@ -3894,67 +3216,23 @@
             </w:tcMar>
           </w:tcPr>
           <w:p>
-            <w:r>
-              <w:rPr>
-                <w:rFonts w:ascii="Courier New" w:eastAsia="Courier New" w:hAnsi="Courier New" w:cs="Courier New"/>
-                <w:color w:val="000000"/>
-                <w:sz w:val="17"/>
-                <w:szCs w:val="17"/>
-              </w:rPr>
-              <w:t xml:space="preserve">    For </w:t>
-            </w:r>
-            <w:proofErr w:type="spellStart"/>
-            <w:r>
-              <w:rPr>
-                <w:rFonts w:ascii="Courier New" w:eastAsia="Courier New" w:hAnsi="Courier New" w:cs="Courier New"/>
-                <w:color w:val="000000"/>
-                <w:sz w:val="17"/>
-                <w:szCs w:val="17"/>
-              </w:rPr>
-              <w:t>i</w:t>
-            </w:r>
-            <w:proofErr w:type="spellEnd"/>
-            <w:r>
-              <w:rPr>
-                <w:rFonts w:ascii="Courier New" w:eastAsia="Courier New" w:hAnsi="Courier New" w:cs="Courier New"/>
-                <w:color w:val="000000"/>
-                <w:sz w:val="17"/>
-                <w:szCs w:val="17"/>
-              </w:rPr>
-              <w:t xml:space="preserve"> = </w:t>
-            </w:r>
-            <w:proofErr w:type="spellStart"/>
-            <w:proofErr w:type="gramStart"/>
-            <w:r>
-              <w:rPr>
-                <w:rFonts w:ascii="Courier New" w:eastAsia="Courier New" w:hAnsi="Courier New" w:cs="Courier New"/>
-                <w:color w:val="000000"/>
-                <w:sz w:val="17"/>
-                <w:szCs w:val="17"/>
-              </w:rPr>
-              <w:t>vbProj.VBComponents.Count</w:t>
-            </w:r>
-            <w:proofErr w:type="spellEnd"/>
-            <w:proofErr w:type="gramEnd"/>
-            <w:r>
-              <w:rPr>
-                <w:rFonts w:ascii="Courier New" w:eastAsia="Courier New" w:hAnsi="Courier New" w:cs="Courier New"/>
-                <w:color w:val="000000"/>
-                <w:sz w:val="17"/>
-                <w:szCs w:val="17"/>
-              </w:rPr>
-              <w:t xml:space="preserve"> To 1 Step -1</w:t>
-            </w:r>
-          </w:p>
-        </w:tc>
-      </w:tr>
-      <w:tr>
-        <w:tblPrEx>
-          <w:tblCellMar>
-            <w:top w:w="0" w:type="dxa"/>
-            <w:bottom w:w="0" w:type="dxa"/>
-          </w:tblCellMar>
-        </w:tblPrEx>
+            <w:pPr>
+              <w:rPr>
+                <w:sz w:val="10"/>
+                <w:szCs w:val="10"/>
+              </w:rPr>
+            </w:pPr>
+            <w:r>
+              <w:rPr>
+                <w:sz w:val="10"/>
+                <w:szCs w:val="10"/>
+              </w:rPr>
+              <w:t>'</w:t>
+            </w:r>
+          </w:p>
+        </w:tc>
+      </w:tr>
+      <w:tr>
         <w:tc>
           <w:tcPr>
             <w:tcW w:w="9000" w:type="dxa"/>
@@ -3973,65 +3251,48 @@
             </w:tcMar>
           </w:tcPr>
           <w:p>
-            <w:r>
-              <w:rPr>
-                <w:rFonts w:ascii="Courier New" w:eastAsia="Courier New" w:hAnsi="Courier New" w:cs="Courier New"/>
-                <w:color w:val="000000"/>
-                <w:sz w:val="17"/>
-                <w:szCs w:val="17"/>
-              </w:rPr>
-              <w:t xml:space="preserve">        Set comp = </w:t>
-            </w:r>
-            <w:proofErr w:type="spellStart"/>
-            <w:r>
-              <w:rPr>
-                <w:rFonts w:ascii="Courier New" w:eastAsia="Courier New" w:hAnsi="Courier New" w:cs="Courier New"/>
-                <w:color w:val="000000"/>
-                <w:sz w:val="17"/>
-                <w:szCs w:val="17"/>
-              </w:rPr>
-              <w:t>vbProj.VBComponents</w:t>
-            </w:r>
-            <w:proofErr w:type="spellEnd"/>
-            <w:r>
-              <w:rPr>
-                <w:rFonts w:ascii="Courier New" w:eastAsia="Courier New" w:hAnsi="Courier New" w:cs="Courier New"/>
-                <w:color w:val="000000"/>
-                <w:sz w:val="17"/>
-                <w:szCs w:val="17"/>
-              </w:rPr>
-              <w:t>(</w:t>
-            </w:r>
-            <w:proofErr w:type="spellStart"/>
-            <w:r>
-              <w:rPr>
-                <w:rFonts w:ascii="Courier New" w:eastAsia="Courier New" w:hAnsi="Courier New" w:cs="Courier New"/>
-                <w:color w:val="000000"/>
-                <w:sz w:val="17"/>
-                <w:szCs w:val="17"/>
-              </w:rPr>
-              <w:t>i</w:t>
-            </w:r>
-            <w:proofErr w:type="spellEnd"/>
-            <w:r>
-              <w:rPr>
-                <w:rFonts w:ascii="Courier New" w:eastAsia="Courier New" w:hAnsi="Courier New" w:cs="Courier New"/>
-                <w:color w:val="000000"/>
-                <w:sz w:val="17"/>
-                <w:szCs w:val="17"/>
-              </w:rPr>
-              <w:t>)</w:t>
-            </w:r>
-          </w:p>
-        </w:tc>
-      </w:tr>
-      <w:tr>
-        <w:tblPrEx>
-          <w:tblCellMar>
-            <w:top w:w="0" w:type="dxa"/>
-            <w:bottom w:w="0" w:type="dxa"/>
-          </w:tblCellMar>
-        </w:tblPrEx>
+            <w:pPr>
+              <w:rPr>
+                <w:sz w:val="10"/>
+                <w:szCs w:val="10"/>
+              </w:rPr>
+            </w:pPr>
+            <w:proofErr w:type="gramStart"/>
+            <w:r>
+              <w:rPr>
+                <w:sz w:val="10"/>
+                <w:szCs w:val="10"/>
+              </w:rPr>
+              <w:t>'  If</w:t>
+            </w:r>
+            <w:proofErr w:type="gramEnd"/>
+            <w:r>
+              <w:rPr>
+                <w:sz w:val="10"/>
+                <w:szCs w:val="10"/>
+              </w:rPr>
+              <w:t xml:space="preserve"> Word shows "User-defined type not defined" when you press </w:t>
+            </w:r>
+            <w:proofErr w:type="spellStart"/>
+            <w:r>
+              <w:rPr>
+                <w:sz w:val="10"/>
+                <w:szCs w:val="10"/>
+              </w:rPr>
+              <w:t>F5</w:t>
+            </w:r>
+            <w:proofErr w:type="spellEnd"/>
+            <w:r>
+              <w:rPr>
+                <w:sz w:val="10"/>
+                <w:szCs w:val="10"/>
+              </w:rPr>
+              <w:t>,</w:t>
+            </w:r>
+          </w:p>
+        </w:tc>
+      </w:tr>
+      <w:tr>
         <w:tc>
           <w:tcPr>
             <w:tcW w:w="9000" w:type="dxa"/>
@@ -4050,67 +3311,48 @@
             </w:tcMar>
           </w:tcPr>
           <w:p>
-            <w:r>
-              <w:rPr>
-                <w:rFonts w:ascii="Courier New" w:eastAsia="Courier New" w:hAnsi="Courier New" w:cs="Courier New"/>
-                <w:color w:val="000000"/>
-                <w:sz w:val="17"/>
-                <w:szCs w:val="17"/>
-              </w:rPr>
-              <w:t xml:space="preserve">        If </w:t>
-            </w:r>
-            <w:proofErr w:type="spellStart"/>
-            <w:r>
-              <w:rPr>
-                <w:rFonts w:ascii="Courier New" w:eastAsia="Courier New" w:hAnsi="Courier New" w:cs="Courier New"/>
-                <w:color w:val="000000"/>
-                <w:sz w:val="17"/>
-                <w:szCs w:val="17"/>
-              </w:rPr>
-              <w:t>AuxIsSuiteComponent</w:t>
-            </w:r>
-            <w:proofErr w:type="spellEnd"/>
-            <w:r>
-              <w:rPr>
-                <w:rFonts w:ascii="Courier New" w:eastAsia="Courier New" w:hAnsi="Courier New" w:cs="Courier New"/>
-                <w:color w:val="000000"/>
-                <w:sz w:val="17"/>
-                <w:szCs w:val="17"/>
-              </w:rPr>
-              <w:t>(</w:t>
-            </w:r>
-            <w:proofErr w:type="spellStart"/>
+            <w:pPr>
+              <w:rPr>
+                <w:sz w:val="10"/>
+                <w:szCs w:val="10"/>
+              </w:rPr>
+            </w:pPr>
             <w:proofErr w:type="gramStart"/>
             <w:r>
               <w:rPr>
-                <w:rFonts w:ascii="Courier New" w:eastAsia="Courier New" w:hAnsi="Courier New" w:cs="Courier New"/>
-                <w:color w:val="000000"/>
-                <w:sz w:val="17"/>
-                <w:szCs w:val="17"/>
-              </w:rPr>
-              <w:t>comp.Name</w:t>
-            </w:r>
-            <w:proofErr w:type="spellEnd"/>
+                <w:sz w:val="10"/>
+                <w:szCs w:val="10"/>
+              </w:rPr>
+              <w:t>'  the</w:t>
+            </w:r>
             <w:proofErr w:type="gramEnd"/>
             <w:r>
               <w:rPr>
-                <w:rFonts w:ascii="Courier New" w:eastAsia="Courier New" w:hAnsi="Courier New" w:cs="Courier New"/>
-                <w:color w:val="000000"/>
-                <w:sz w:val="17"/>
-                <w:szCs w:val="17"/>
-              </w:rPr>
-              <w:t>) Then</w:t>
-            </w:r>
-          </w:p>
-        </w:tc>
-      </w:tr>
-      <w:tr>
-        <w:tblPrEx>
-          <w:tblCellMar>
-            <w:top w:w="0" w:type="dxa"/>
-            <w:bottom w:w="0" w:type="dxa"/>
-          </w:tblCellMar>
-        </w:tblPrEx>
+                <w:sz w:val="10"/>
+                <w:szCs w:val="10"/>
+              </w:rPr>
+              <w:t xml:space="preserve"> prerequisites above are not yet enabled</w:t>
+            </w:r>
+            <w:proofErr w:type="gramStart"/>
+            <w:r>
+              <w:rPr>
+                <w:sz w:val="10"/>
+                <w:szCs w:val="10"/>
+              </w:rPr>
+              <w:t xml:space="preserve">.  </w:t>
+            </w:r>
+            <w:proofErr w:type="gramEnd"/>
+            <w:r>
+              <w:rPr>
+                <w:sz w:val="10"/>
+                <w:szCs w:val="10"/>
+              </w:rPr>
+              <w:t>Enable them and try again.</w:t>
+            </w:r>
+          </w:p>
+        </w:tc>
+      </w:tr>
+      <w:tr>
         <w:tc>
           <w:tcPr>
             <w:tcW w:w="9000" w:type="dxa"/>
@@ -4129,58 +3371,23 @@
             </w:tcMar>
           </w:tcPr>
           <w:p>
-            <w:r>
-              <w:rPr>
-                <w:rFonts w:ascii="Courier New" w:eastAsia="Courier New" w:hAnsi="Courier New" w:cs="Courier New"/>
-                <w:color w:val="000000"/>
-                <w:sz w:val="17"/>
-                <w:szCs w:val="17"/>
-              </w:rPr>
-              <w:t xml:space="preserve">            Dim nm As </w:t>
-            </w:r>
-            <w:proofErr w:type="gramStart"/>
-            <w:r>
-              <w:rPr>
-                <w:rFonts w:ascii="Courier New" w:eastAsia="Courier New" w:hAnsi="Courier New" w:cs="Courier New"/>
-                <w:color w:val="000000"/>
-                <w:sz w:val="17"/>
-                <w:szCs w:val="17"/>
-              </w:rPr>
-              <w:t>String :</w:t>
-            </w:r>
-            <w:proofErr w:type="gramEnd"/>
-            <w:r>
-              <w:rPr>
-                <w:rFonts w:ascii="Courier New" w:eastAsia="Courier New" w:hAnsi="Courier New" w:cs="Courier New"/>
-                <w:color w:val="000000"/>
-                <w:sz w:val="17"/>
-                <w:szCs w:val="17"/>
-              </w:rPr>
-              <w:t xml:space="preserve"> nm = </w:t>
-            </w:r>
-            <w:proofErr w:type="spellStart"/>
-            <w:proofErr w:type="gramStart"/>
-            <w:r>
-              <w:rPr>
-                <w:rFonts w:ascii="Courier New" w:eastAsia="Courier New" w:hAnsi="Courier New" w:cs="Courier New"/>
-                <w:color w:val="000000"/>
-                <w:sz w:val="17"/>
-                <w:szCs w:val="17"/>
-              </w:rPr>
-              <w:t>comp.Name</w:t>
-            </w:r>
-            <w:proofErr w:type="spellEnd"/>
-            <w:proofErr w:type="gramEnd"/>
-          </w:p>
-        </w:tc>
-      </w:tr>
-      <w:tr>
-        <w:tblPrEx>
-          <w:tblCellMar>
-            <w:top w:w="0" w:type="dxa"/>
-            <w:bottom w:w="0" w:type="dxa"/>
-          </w:tblCellMar>
-        </w:tblPrEx>
+            <w:pPr>
+              <w:rPr>
+                <w:sz w:val="10"/>
+                <w:szCs w:val="10"/>
+              </w:rPr>
+            </w:pPr>
+            <w:r>
+              <w:rPr>
+                <w:sz w:val="10"/>
+                <w:szCs w:val="10"/>
+              </w:rPr>
+              <w:t>'</w:t>
+            </w:r>
+          </w:p>
+        </w:tc>
+      </w:tr>
+      <w:tr>
         <w:tc>
           <w:tcPr>
             <w:tcW w:w="9000" w:type="dxa"/>
@@ -4199,76 +3406,23 @@
             </w:tcMar>
           </w:tcPr>
           <w:p>
-            <w:r>
-              <w:rPr>
-                <w:rFonts w:ascii="Courier New" w:eastAsia="Courier New" w:hAnsi="Courier New" w:cs="Courier New"/>
-                <w:color w:val="000000"/>
-                <w:sz w:val="17"/>
-                <w:szCs w:val="17"/>
-              </w:rPr>
-              <w:t xml:space="preserve">            On Error </w:t>
-            </w:r>
-            <w:proofErr w:type="gramStart"/>
-            <w:r>
-              <w:rPr>
-                <w:rFonts w:ascii="Courier New" w:eastAsia="Courier New" w:hAnsi="Courier New" w:cs="Courier New"/>
-                <w:color w:val="000000"/>
-                <w:sz w:val="17"/>
-                <w:szCs w:val="17"/>
-              </w:rPr>
-              <w:t>Resume</w:t>
-            </w:r>
-            <w:proofErr w:type="gramEnd"/>
-            <w:r>
-              <w:rPr>
-                <w:rFonts w:ascii="Courier New" w:eastAsia="Courier New" w:hAnsi="Courier New" w:cs="Courier New"/>
-                <w:color w:val="000000"/>
-                <w:sz w:val="17"/>
-                <w:szCs w:val="17"/>
-              </w:rPr>
-              <w:t xml:space="preserve"> </w:t>
-            </w:r>
-            <w:proofErr w:type="gramStart"/>
-            <w:r>
-              <w:rPr>
-                <w:rFonts w:ascii="Courier New" w:eastAsia="Courier New" w:hAnsi="Courier New" w:cs="Courier New"/>
-                <w:color w:val="000000"/>
-                <w:sz w:val="17"/>
-                <w:szCs w:val="17"/>
-              </w:rPr>
-              <w:t>Next :</w:t>
-            </w:r>
-            <w:proofErr w:type="gramEnd"/>
-            <w:r>
-              <w:rPr>
-                <w:rFonts w:ascii="Courier New" w:eastAsia="Courier New" w:hAnsi="Courier New" w:cs="Courier New"/>
-                <w:color w:val="000000"/>
-                <w:sz w:val="17"/>
-                <w:szCs w:val="17"/>
-              </w:rPr>
-              <w:t xml:space="preserve"> </w:t>
-            </w:r>
-            <w:proofErr w:type="spellStart"/>
-            <w:r>
-              <w:rPr>
-                <w:rFonts w:ascii="Courier New" w:eastAsia="Courier New" w:hAnsi="Courier New" w:cs="Courier New"/>
-                <w:color w:val="000000"/>
-                <w:sz w:val="17"/>
-                <w:szCs w:val="17"/>
-              </w:rPr>
-              <w:t>Err.Clear</w:t>
-            </w:r>
-            <w:proofErr w:type="spellEnd"/>
-          </w:p>
-        </w:tc>
-      </w:tr>
-      <w:tr>
-        <w:tblPrEx>
-          <w:tblCellMar>
-            <w:top w:w="0" w:type="dxa"/>
-            <w:bottom w:w="0" w:type="dxa"/>
-          </w:tblCellMar>
-        </w:tblPrEx>
+            <w:pPr>
+              <w:rPr>
+                <w:sz w:val="10"/>
+                <w:szCs w:val="10"/>
+              </w:rPr>
+            </w:pPr>
+            <w:r>
+              <w:rPr>
+                <w:sz w:val="10"/>
+                <w:szCs w:val="10"/>
+              </w:rPr>
+              <w:t>' ==============================================================================</w:t>
+            </w:r>
+          </w:p>
+        </w:tc>
+      </w:tr>
+      <w:tr>
         <w:tc>
           <w:tcPr>
             <w:tcW w:w="9000" w:type="dxa"/>
@@ -4287,47 +3441,16 @@
             </w:tcMar>
           </w:tcPr>
           <w:p>
-            <w:r>
-              <w:rPr>
-                <w:rFonts w:ascii="Courier New" w:eastAsia="Courier New" w:hAnsi="Courier New" w:cs="Courier New"/>
-                <w:color w:val="000000"/>
-                <w:sz w:val="17"/>
-                <w:szCs w:val="17"/>
-              </w:rPr>
-              <w:t xml:space="preserve">            </w:t>
-            </w:r>
-            <w:proofErr w:type="spellStart"/>
-            <w:proofErr w:type="gramStart"/>
-            <w:r>
-              <w:rPr>
-                <w:rFonts w:ascii="Courier New" w:eastAsia="Courier New" w:hAnsi="Courier New" w:cs="Courier New"/>
-                <w:color w:val="000000"/>
-                <w:sz w:val="17"/>
-                <w:szCs w:val="17"/>
-              </w:rPr>
-              <w:t>vbProj.VBComponents.Remove</w:t>
-            </w:r>
-            <w:proofErr w:type="spellEnd"/>
-            <w:proofErr w:type="gramEnd"/>
-            <w:r>
-              <w:rPr>
-                <w:rFonts w:ascii="Courier New" w:eastAsia="Courier New" w:hAnsi="Courier New" w:cs="Courier New"/>
-                <w:color w:val="000000"/>
-                <w:sz w:val="17"/>
-                <w:szCs w:val="17"/>
-              </w:rPr>
-              <w:t xml:space="preserve"> comp</w:t>
-            </w:r>
-          </w:p>
-        </w:tc>
-      </w:tr>
-      <w:tr>
-        <w:tblPrEx>
-          <w:tblCellMar>
-            <w:top w:w="0" w:type="dxa"/>
-            <w:bottom w:w="0" w:type="dxa"/>
-          </w:tblCellMar>
-        </w:tblPrEx>
+            <w:pPr>
+              <w:rPr>
+                <w:sz w:val="10"/>
+                <w:szCs w:val="10"/>
+              </w:rPr>
+            </w:pPr>
+          </w:p>
+        </w:tc>
+      </w:tr>
+      <w:tr>
         <w:tc>
           <w:tcPr>
             <w:tcW w:w="9000" w:type="dxa"/>
@@ -4346,45 +3469,32 @@
             </w:tcMar>
           </w:tcPr>
           <w:p>
-            <w:r>
-              <w:rPr>
-                <w:rFonts w:ascii="Courier New" w:eastAsia="Courier New" w:hAnsi="Courier New" w:cs="Courier New"/>
-                <w:color w:val="000000"/>
-                <w:sz w:val="17"/>
-                <w:szCs w:val="17"/>
-              </w:rPr>
-              <w:t xml:space="preserve">            If </w:t>
-            </w:r>
-            <w:proofErr w:type="spellStart"/>
-            <w:r>
-              <w:rPr>
-                <w:rFonts w:ascii="Courier New" w:eastAsia="Courier New" w:hAnsi="Courier New" w:cs="Courier New"/>
-                <w:color w:val="000000"/>
-                <w:sz w:val="17"/>
-                <w:szCs w:val="17"/>
-              </w:rPr>
-              <w:t>Err.Number</w:t>
-            </w:r>
-            <w:proofErr w:type="spellEnd"/>
-            <w:r>
-              <w:rPr>
-                <w:rFonts w:ascii="Courier New" w:eastAsia="Courier New" w:hAnsi="Courier New" w:cs="Courier New"/>
-                <w:color w:val="000000"/>
-                <w:sz w:val="17"/>
-                <w:szCs w:val="17"/>
-              </w:rPr>
-              <w:t xml:space="preserve"> = 0 Then</w:t>
-            </w:r>
-          </w:p>
-        </w:tc>
-      </w:tr>
-      <w:tr>
-        <w:tblPrEx>
-          <w:tblCellMar>
-            <w:top w:w="0" w:type="dxa"/>
-            <w:bottom w:w="0" w:type="dxa"/>
-          </w:tblCellMar>
-        </w:tblPrEx>
+            <w:pPr>
+              <w:rPr>
+                <w:sz w:val="10"/>
+                <w:szCs w:val="10"/>
+              </w:rPr>
+            </w:pPr>
+            <w:proofErr w:type="gramStart"/>
+            <w:r>
+              <w:rPr>
+                <w:sz w:val="10"/>
+                <w:szCs w:val="10"/>
+              </w:rPr>
+              <w:t>Option</w:t>
+            </w:r>
+            <w:proofErr w:type="gramEnd"/>
+            <w:r>
+              <w:rPr>
+                <w:sz w:val="10"/>
+                <w:szCs w:val="10"/>
+              </w:rPr>
+              <w:t xml:space="preserve"> Explicit</w:t>
+            </w:r>
+          </w:p>
+        </w:tc>
+      </w:tr>
+      <w:tr>
         <w:tc>
           <w:tcPr>
             <w:tcW w:w="9000" w:type="dxa"/>
@@ -4403,56 +3513,16 @@
             </w:tcMar>
           </w:tcPr>
           <w:p>
-            <w:r>
-              <w:rPr>
-                <w:rFonts w:ascii="Courier New" w:eastAsia="Courier New" w:hAnsi="Courier New" w:cs="Courier New"/>
-                <w:color w:val="000000"/>
-                <w:sz w:val="17"/>
-                <w:szCs w:val="17"/>
-              </w:rPr>
-              <w:t xml:space="preserve">                removed = removed &amp; </w:t>
-            </w:r>
-            <w:proofErr w:type="gramStart"/>
-            <w:r>
-              <w:rPr>
-                <w:rFonts w:ascii="Courier New" w:eastAsia="Courier New" w:hAnsi="Courier New" w:cs="Courier New"/>
-                <w:color w:val="000000"/>
-                <w:sz w:val="17"/>
-                <w:szCs w:val="17"/>
-              </w:rPr>
-              <w:t>"  "</w:t>
-            </w:r>
-            <w:proofErr w:type="gramEnd"/>
-            <w:r>
-              <w:rPr>
-                <w:rFonts w:ascii="Courier New" w:eastAsia="Courier New" w:hAnsi="Courier New" w:cs="Courier New"/>
-                <w:color w:val="000000"/>
-                <w:sz w:val="17"/>
-                <w:szCs w:val="17"/>
-              </w:rPr>
-              <w:t xml:space="preserve"> &amp; nm &amp; </w:t>
-            </w:r>
-            <w:proofErr w:type="spellStart"/>
-            <w:r>
-              <w:rPr>
-                <w:rFonts w:ascii="Courier New" w:eastAsia="Courier New" w:hAnsi="Courier New" w:cs="Courier New"/>
-                <w:color w:val="000000"/>
-                <w:sz w:val="17"/>
-                <w:szCs w:val="17"/>
-              </w:rPr>
-              <w:t>vbCrLf</w:t>
-            </w:r>
-            <w:proofErr w:type="spellEnd"/>
-          </w:p>
-        </w:tc>
-      </w:tr>
-      <w:tr>
-        <w:tblPrEx>
-          <w:tblCellMar>
-            <w:top w:w="0" w:type="dxa"/>
-            <w:bottom w:w="0" w:type="dxa"/>
-          </w:tblCellMar>
-        </w:tblPrEx>
+            <w:pPr>
+              <w:rPr>
+                <w:sz w:val="10"/>
+                <w:szCs w:val="10"/>
+              </w:rPr>
+            </w:pPr>
+          </w:p>
+        </w:tc>
+      </w:tr>
+      <w:tr>
         <w:tc>
           <w:tcPr>
             <w:tcW w:w="9000" w:type="dxa"/>
@@ -4471,65 +3541,23 @@
             </w:tcMar>
           </w:tcPr>
           <w:p>
-            <w:r>
-              <w:rPr>
-                <w:rFonts w:ascii="Courier New" w:eastAsia="Courier New" w:hAnsi="Courier New" w:cs="Courier New"/>
-                <w:color w:val="000000"/>
-                <w:sz w:val="17"/>
-                <w:szCs w:val="17"/>
-              </w:rPr>
-              <w:t xml:space="preserve">                </w:t>
-            </w:r>
-            <w:proofErr w:type="spellStart"/>
-            <w:r>
-              <w:rPr>
-                <w:rFonts w:ascii="Courier New" w:eastAsia="Courier New" w:hAnsi="Courier New" w:cs="Courier New"/>
-                <w:color w:val="000000"/>
-                <w:sz w:val="17"/>
-                <w:szCs w:val="17"/>
-              </w:rPr>
-              <w:t>removedCount</w:t>
-            </w:r>
-            <w:proofErr w:type="spellEnd"/>
-            <w:r>
-              <w:rPr>
-                <w:rFonts w:ascii="Courier New" w:eastAsia="Courier New" w:hAnsi="Courier New" w:cs="Courier New"/>
-                <w:color w:val="000000"/>
-                <w:sz w:val="17"/>
-                <w:szCs w:val="17"/>
-              </w:rPr>
-              <w:t xml:space="preserve"> = </w:t>
-            </w:r>
-            <w:proofErr w:type="spellStart"/>
-            <w:r>
-              <w:rPr>
-                <w:rFonts w:ascii="Courier New" w:eastAsia="Courier New" w:hAnsi="Courier New" w:cs="Courier New"/>
-                <w:color w:val="000000"/>
-                <w:sz w:val="17"/>
-                <w:szCs w:val="17"/>
-              </w:rPr>
-              <w:t>removedCount</w:t>
-            </w:r>
-            <w:proofErr w:type="spellEnd"/>
-            <w:r>
-              <w:rPr>
-                <w:rFonts w:ascii="Courier New" w:eastAsia="Courier New" w:hAnsi="Courier New" w:cs="Courier New"/>
-                <w:color w:val="000000"/>
-                <w:sz w:val="17"/>
-                <w:szCs w:val="17"/>
-              </w:rPr>
-              <w:t xml:space="preserve"> + 1</w:t>
-            </w:r>
-          </w:p>
-        </w:tc>
-      </w:tr>
-      <w:tr>
-        <w:tblPrEx>
-          <w:tblCellMar>
-            <w:top w:w="0" w:type="dxa"/>
-            <w:bottom w:w="0" w:type="dxa"/>
-          </w:tblCellMar>
-        </w:tblPrEx>
+            <w:pPr>
+              <w:rPr>
+                <w:sz w:val="10"/>
+                <w:szCs w:val="10"/>
+              </w:rPr>
+            </w:pPr>
+            <w:r>
+              <w:rPr>
+                <w:sz w:val="10"/>
+                <w:szCs w:val="10"/>
+              </w:rPr>
+              <w:t>' ------------------------------------------------------------------------------</w:t>
+            </w:r>
+          </w:p>
+        </w:tc>
+      </w:tr>
+      <w:tr>
         <w:tc>
           <w:tcPr>
             <w:tcW w:w="9000" w:type="dxa"/>
@@ -4548,25 +3576,57 @@
             </w:tcMar>
           </w:tcPr>
           <w:p>
-            <w:r>
-              <w:rPr>
-                <w:rFonts w:ascii="Courier New" w:eastAsia="Courier New" w:hAnsi="Courier New" w:cs="Courier New"/>
-                <w:color w:val="000000"/>
-                <w:sz w:val="17"/>
-                <w:szCs w:val="17"/>
-              </w:rPr>
-              <w:t xml:space="preserve">            Else</w:t>
-            </w:r>
-          </w:p>
-        </w:tc>
-      </w:tr>
-      <w:tr>
-        <w:tblPrEx>
-          <w:tblCellMar>
-            <w:top w:w="0" w:type="dxa"/>
-            <w:bottom w:w="0" w:type="dxa"/>
-          </w:tblCellMar>
-        </w:tblPrEx>
+            <w:pPr>
+              <w:rPr>
+                <w:sz w:val="10"/>
+                <w:szCs w:val="10"/>
+              </w:rPr>
+            </w:pPr>
+            <w:proofErr w:type="gramStart"/>
+            <w:r>
+              <w:rPr>
+                <w:sz w:val="10"/>
+                <w:szCs w:val="10"/>
+              </w:rPr>
+              <w:t xml:space="preserve">'  </w:t>
+            </w:r>
+            <w:proofErr w:type="spellStart"/>
+            <w:r>
+              <w:rPr>
+                <w:sz w:val="10"/>
+                <w:szCs w:val="10"/>
+              </w:rPr>
+              <w:t>AuxUninstallCleanupSuite</w:t>
+            </w:r>
+            <w:proofErr w:type="spellEnd"/>
+            <w:proofErr w:type="gramEnd"/>
+            <w:r>
+              <w:rPr>
+                <w:sz w:val="10"/>
+                <w:szCs w:val="10"/>
+              </w:rPr>
+              <w:t xml:space="preserve">  </w:t>
+            </w:r>
+            <w:proofErr w:type="gramStart"/>
+            <w:r>
+              <w:rPr>
+                <w:sz w:val="10"/>
+                <w:szCs w:val="10"/>
+              </w:rPr>
+              <w:t>--  main</w:t>
+            </w:r>
+            <w:proofErr w:type="gramEnd"/>
+            <w:r>
+              <w:rPr>
+                <w:sz w:val="10"/>
+                <w:szCs w:val="10"/>
+              </w:rPr>
+              <w:t xml:space="preserve"> entry point</w:t>
+            </w:r>
+          </w:p>
+        </w:tc>
+      </w:tr>
+      <w:tr>
         <w:tc>
           <w:tcPr>
             <w:tcW w:w="9000" w:type="dxa"/>
@@ -4585,76 +3645,23 @@
             </w:tcMar>
           </w:tcPr>
           <w:p>
-            <w:r>
-              <w:rPr>
-                <w:rFonts w:ascii="Courier New" w:eastAsia="Courier New" w:hAnsi="Courier New" w:cs="Courier New"/>
-                <w:color w:val="000000"/>
-                <w:sz w:val="17"/>
-                <w:szCs w:val="17"/>
-              </w:rPr>
-              <w:t xml:space="preserve">                failed = failed &amp; </w:t>
-            </w:r>
-            <w:proofErr w:type="gramStart"/>
-            <w:r>
-              <w:rPr>
-                <w:rFonts w:ascii="Courier New" w:eastAsia="Courier New" w:hAnsi="Courier New" w:cs="Courier New"/>
-                <w:color w:val="000000"/>
-                <w:sz w:val="17"/>
-                <w:szCs w:val="17"/>
-              </w:rPr>
-              <w:t>"  "</w:t>
-            </w:r>
-            <w:proofErr w:type="gramEnd"/>
-            <w:r>
-              <w:rPr>
-                <w:rFonts w:ascii="Courier New" w:eastAsia="Courier New" w:hAnsi="Courier New" w:cs="Courier New"/>
-                <w:color w:val="000000"/>
-                <w:sz w:val="17"/>
-                <w:szCs w:val="17"/>
-              </w:rPr>
-              <w:t xml:space="preserve"> &amp; nm &amp; " (" &amp; </w:t>
-            </w:r>
-            <w:proofErr w:type="spellStart"/>
-            <w:r>
-              <w:rPr>
-                <w:rFonts w:ascii="Courier New" w:eastAsia="Courier New" w:hAnsi="Courier New" w:cs="Courier New"/>
-                <w:color w:val="000000"/>
-                <w:sz w:val="17"/>
-                <w:szCs w:val="17"/>
-              </w:rPr>
-              <w:t>Err.Description</w:t>
-            </w:r>
-            <w:proofErr w:type="spellEnd"/>
-            <w:r>
-              <w:rPr>
-                <w:rFonts w:ascii="Courier New" w:eastAsia="Courier New" w:hAnsi="Courier New" w:cs="Courier New"/>
-                <w:color w:val="000000"/>
-                <w:sz w:val="17"/>
-                <w:szCs w:val="17"/>
-              </w:rPr>
-              <w:t xml:space="preserve"> &amp; ")" &amp; </w:t>
-            </w:r>
-            <w:proofErr w:type="spellStart"/>
-            <w:r>
-              <w:rPr>
-                <w:rFonts w:ascii="Courier New" w:eastAsia="Courier New" w:hAnsi="Courier New" w:cs="Courier New"/>
-                <w:color w:val="000000"/>
-                <w:sz w:val="17"/>
-                <w:szCs w:val="17"/>
-              </w:rPr>
-              <w:t>vbCrLf</w:t>
-            </w:r>
-            <w:proofErr w:type="spellEnd"/>
-          </w:p>
-        </w:tc>
-      </w:tr>
-      <w:tr>
-        <w:tblPrEx>
-          <w:tblCellMar>
-            <w:top w:w="0" w:type="dxa"/>
-            <w:bottom w:w="0" w:type="dxa"/>
-          </w:tblCellMar>
-        </w:tblPrEx>
+            <w:pPr>
+              <w:rPr>
+                <w:sz w:val="10"/>
+                <w:szCs w:val="10"/>
+              </w:rPr>
+            </w:pPr>
+            <w:r>
+              <w:rPr>
+                <w:sz w:val="10"/>
+                <w:szCs w:val="10"/>
+              </w:rPr>
+              <w:t>' ------------------------------------------------------------------------------</w:t>
+            </w:r>
+          </w:p>
+        </w:tc>
+      </w:tr>
+      <w:tr>
         <w:tc>
           <w:tcPr>
             <w:tcW w:w="9000" w:type="dxa"/>
@@ -4673,65 +3680,48 @@
             </w:tcMar>
           </w:tcPr>
           <w:p>
-            <w:r>
-              <w:rPr>
-                <w:rFonts w:ascii="Courier New" w:eastAsia="Courier New" w:hAnsi="Courier New" w:cs="Courier New"/>
-                <w:color w:val="000000"/>
-                <w:sz w:val="17"/>
-                <w:szCs w:val="17"/>
-              </w:rPr>
-              <w:t xml:space="preserve">                </w:t>
-            </w:r>
-            <w:proofErr w:type="spellStart"/>
-            <w:r>
-              <w:rPr>
-                <w:rFonts w:ascii="Courier New" w:eastAsia="Courier New" w:hAnsi="Courier New" w:cs="Courier New"/>
-                <w:color w:val="000000"/>
-                <w:sz w:val="17"/>
-                <w:szCs w:val="17"/>
-              </w:rPr>
-              <w:t>failedCount</w:t>
-            </w:r>
-            <w:proofErr w:type="spellEnd"/>
-            <w:r>
-              <w:rPr>
-                <w:rFonts w:ascii="Courier New" w:eastAsia="Courier New" w:hAnsi="Courier New" w:cs="Courier New"/>
-                <w:color w:val="000000"/>
-                <w:sz w:val="17"/>
-                <w:szCs w:val="17"/>
-              </w:rPr>
-              <w:t xml:space="preserve"> = </w:t>
-            </w:r>
-            <w:proofErr w:type="spellStart"/>
-            <w:r>
-              <w:rPr>
-                <w:rFonts w:ascii="Courier New" w:eastAsia="Courier New" w:hAnsi="Courier New" w:cs="Courier New"/>
-                <w:color w:val="000000"/>
-                <w:sz w:val="17"/>
-                <w:szCs w:val="17"/>
-              </w:rPr>
-              <w:t>failedCount</w:t>
-            </w:r>
-            <w:proofErr w:type="spellEnd"/>
-            <w:r>
-              <w:rPr>
-                <w:rFonts w:ascii="Courier New" w:eastAsia="Courier New" w:hAnsi="Courier New" w:cs="Courier New"/>
-                <w:color w:val="000000"/>
-                <w:sz w:val="17"/>
-                <w:szCs w:val="17"/>
-              </w:rPr>
-              <w:t xml:space="preserve"> + 1</w:t>
-            </w:r>
-          </w:p>
-        </w:tc>
-      </w:tr>
-      <w:tr>
-        <w:tblPrEx>
-          <w:tblCellMar>
-            <w:top w:w="0" w:type="dxa"/>
-            <w:bottom w:w="0" w:type="dxa"/>
-          </w:tblCellMar>
-        </w:tblPrEx>
+            <w:pPr>
+              <w:rPr>
+                <w:sz w:val="10"/>
+                <w:szCs w:val="10"/>
+              </w:rPr>
+            </w:pPr>
+            <w:r>
+              <w:rPr>
+                <w:sz w:val="10"/>
+                <w:szCs w:val="10"/>
+              </w:rPr>
+              <w:t xml:space="preserve">Public Sub </w:t>
+            </w:r>
+            <w:proofErr w:type="spellStart"/>
+            <w:proofErr w:type="gramStart"/>
+            <w:r>
+              <w:rPr>
+                <w:sz w:val="10"/>
+                <w:szCs w:val="10"/>
+              </w:rPr>
+              <w:t>AuxUninstallCleanupSuite</w:t>
+            </w:r>
+            <w:proofErr w:type="spellEnd"/>
+            <w:r>
+              <w:rPr>
+                <w:sz w:val="10"/>
+                <w:szCs w:val="10"/>
+              </w:rPr>
+              <w:t>(</w:t>
+            </w:r>
+            <w:proofErr w:type="gramEnd"/>
+            <w:r>
+              <w:rPr>
+                <w:sz w:val="10"/>
+                <w:szCs w:val="10"/>
+              </w:rPr>
+              <w:t>)</w:t>
+            </w:r>
+          </w:p>
+        </w:tc>
+      </w:tr>
+      <w:tr>
         <w:tc>
           <w:tcPr>
             <w:tcW w:w="9000" w:type="dxa"/>
@@ -4750,25 +3740,16 @@
             </w:tcMar>
           </w:tcPr>
           <w:p>
-            <w:r>
-              <w:rPr>
-                <w:rFonts w:ascii="Courier New" w:eastAsia="Courier New" w:hAnsi="Courier New" w:cs="Courier New"/>
-                <w:color w:val="000000"/>
-                <w:sz w:val="17"/>
-                <w:szCs w:val="17"/>
-              </w:rPr>
-              <w:t xml:space="preserve">            End If</w:t>
-            </w:r>
-          </w:p>
-        </w:tc>
-      </w:tr>
-      <w:tr>
-        <w:tblPrEx>
-          <w:tblCellMar>
-            <w:top w:w="0" w:type="dxa"/>
-            <w:bottom w:w="0" w:type="dxa"/>
-          </w:tblCellMar>
-        </w:tblPrEx>
+            <w:pPr>
+              <w:rPr>
+                <w:sz w:val="10"/>
+                <w:szCs w:val="10"/>
+              </w:rPr>
+            </w:pPr>
+          </w:p>
+        </w:tc>
+      </w:tr>
+      <w:tr>
         <w:tc>
           <w:tcPr>
             <w:tcW w:w="9000" w:type="dxa"/>
@@ -4787,45 +3768,23 @@
             </w:tcMar>
           </w:tcPr>
           <w:p>
-            <w:r>
-              <w:rPr>
-                <w:rFonts w:ascii="Courier New" w:eastAsia="Courier New" w:hAnsi="Courier New" w:cs="Courier New"/>
-                <w:color w:val="000000"/>
-                <w:sz w:val="17"/>
-                <w:szCs w:val="17"/>
-              </w:rPr>
-              <w:t xml:space="preserve">            On Error </w:t>
-            </w:r>
-            <w:proofErr w:type="spellStart"/>
-            <w:r>
-              <w:rPr>
-                <w:rFonts w:ascii="Courier New" w:eastAsia="Courier New" w:hAnsi="Courier New" w:cs="Courier New"/>
-                <w:color w:val="000000"/>
-                <w:sz w:val="17"/>
-                <w:szCs w:val="17"/>
-              </w:rPr>
-              <w:t>GoTo</w:t>
-            </w:r>
-            <w:proofErr w:type="spellEnd"/>
-            <w:r>
-              <w:rPr>
-                <w:rFonts w:ascii="Courier New" w:eastAsia="Courier New" w:hAnsi="Courier New" w:cs="Courier New"/>
-                <w:color w:val="000000"/>
-                <w:sz w:val="17"/>
-                <w:szCs w:val="17"/>
-              </w:rPr>
-              <w:t xml:space="preserve"> 0</w:t>
-            </w:r>
-          </w:p>
-        </w:tc>
-      </w:tr>
-      <w:tr>
-        <w:tblPrEx>
-          <w:tblCellMar>
-            <w:top w:w="0" w:type="dxa"/>
-            <w:bottom w:w="0" w:type="dxa"/>
-          </w:tblCellMar>
-        </w:tblPrEx>
+            <w:pPr>
+              <w:rPr>
+                <w:sz w:val="10"/>
+                <w:szCs w:val="10"/>
+              </w:rPr>
+            </w:pPr>
+            <w:r>
+              <w:rPr>
+                <w:sz w:val="10"/>
+                <w:szCs w:val="10"/>
+              </w:rPr>
+              <w:t xml:space="preserve">    ' ---- prerequisite check --------------------------------------------------</w:t>
+            </w:r>
+          </w:p>
+        </w:tc>
+      </w:tr>
+      <w:tr>
         <w:tc>
           <w:tcPr>
             <w:tcW w:w="9000" w:type="dxa"/>
@@ -4844,25 +3803,48 @@
             </w:tcMar>
           </w:tcPr>
           <w:p>
-            <w:r>
-              <w:rPr>
-                <w:rFonts w:ascii="Courier New" w:eastAsia="Courier New" w:hAnsi="Courier New" w:cs="Courier New"/>
-                <w:color w:val="000000"/>
-                <w:sz w:val="17"/>
-                <w:szCs w:val="17"/>
-              </w:rPr>
-              <w:t xml:space="preserve">        End If</w:t>
-            </w:r>
-          </w:p>
-        </w:tc>
-      </w:tr>
-      <w:tr>
-        <w:tblPrEx>
-          <w:tblCellMar>
-            <w:top w:w="0" w:type="dxa"/>
-            <w:bottom w:w="0" w:type="dxa"/>
-          </w:tblCellMar>
-        </w:tblPrEx>
+            <w:pPr>
+              <w:rPr>
+                <w:sz w:val="10"/>
+                <w:szCs w:val="10"/>
+              </w:rPr>
+            </w:pPr>
+            <w:r>
+              <w:rPr>
+                <w:sz w:val="10"/>
+                <w:szCs w:val="10"/>
+              </w:rPr>
+              <w:t xml:space="preserve">    If Not </w:t>
+            </w:r>
+            <w:proofErr w:type="spellStart"/>
+            <w:proofErr w:type="gramStart"/>
+            <w:r>
+              <w:rPr>
+                <w:sz w:val="10"/>
+                <w:szCs w:val="10"/>
+              </w:rPr>
+              <w:t>AuxEnsurePrereqs</w:t>
+            </w:r>
+            <w:proofErr w:type="spellEnd"/>
+            <w:r>
+              <w:rPr>
+                <w:sz w:val="10"/>
+                <w:szCs w:val="10"/>
+              </w:rPr>
+              <w:t>(</w:t>
+            </w:r>
+            <w:proofErr w:type="gramEnd"/>
+            <w:r>
+              <w:rPr>
+                <w:sz w:val="10"/>
+                <w:szCs w:val="10"/>
+              </w:rPr>
+              <w:t>) Then Exit Sub</w:t>
+            </w:r>
+          </w:p>
+        </w:tc>
+      </w:tr>
+      <w:tr>
         <w:tc>
           <w:tcPr>
             <w:tcW w:w="9000" w:type="dxa"/>
@@ -4881,36 +3863,16 @@
             </w:tcMar>
           </w:tcPr>
           <w:p>
-            <w:r>
-              <w:rPr>
-                <w:rFonts w:ascii="Courier New" w:eastAsia="Courier New" w:hAnsi="Courier New" w:cs="Courier New"/>
-                <w:color w:val="000000"/>
-                <w:sz w:val="17"/>
-                <w:szCs w:val="17"/>
-              </w:rPr>
-              <w:t xml:space="preserve">    Next </w:t>
-            </w:r>
-            <w:proofErr w:type="spellStart"/>
-            <w:r>
-              <w:rPr>
-                <w:rFonts w:ascii="Courier New" w:eastAsia="Courier New" w:hAnsi="Courier New" w:cs="Courier New"/>
-                <w:color w:val="000000"/>
-                <w:sz w:val="17"/>
-                <w:szCs w:val="17"/>
-              </w:rPr>
-              <w:t>i</w:t>
-            </w:r>
-            <w:proofErr w:type="spellEnd"/>
-          </w:p>
-        </w:tc>
-      </w:tr>
-      <w:tr>
-        <w:tblPrEx>
-          <w:tblCellMar>
-            <w:top w:w="0" w:type="dxa"/>
-            <w:bottom w:w="0" w:type="dxa"/>
-          </w:tblCellMar>
-        </w:tblPrEx>
+            <w:pPr>
+              <w:rPr>
+                <w:sz w:val="10"/>
+                <w:szCs w:val="10"/>
+              </w:rPr>
+            </w:pPr>
+          </w:p>
+        </w:tc>
+      </w:tr>
+      <w:tr>
         <w:tc>
           <w:tcPr>
             <w:tcW w:w="9000" w:type="dxa"/>
@@ -4929,25 +3891,23 @@
             </w:tcMar>
           </w:tcPr>
           <w:p>
-            <w:r>
-              <w:rPr>
-                <w:rFonts w:ascii="Courier New" w:eastAsia="Courier New" w:hAnsi="Courier New" w:cs="Courier New"/>
-                <w:color w:val="000000"/>
-                <w:sz w:val="17"/>
-                <w:szCs w:val="17"/>
-              </w:rPr>
-              <w:t xml:space="preserve">    Dim report As String</w:t>
-            </w:r>
-          </w:p>
-        </w:tc>
-      </w:tr>
-      <w:tr>
-        <w:tblPrEx>
-          <w:tblCellMar>
-            <w:top w:w="0" w:type="dxa"/>
-            <w:bottom w:w="0" w:type="dxa"/>
-          </w:tblCellMar>
-        </w:tblPrEx>
+            <w:pPr>
+              <w:rPr>
+                <w:sz w:val="10"/>
+                <w:szCs w:val="10"/>
+              </w:rPr>
+            </w:pPr>
+            <w:r>
+              <w:rPr>
+                <w:sz w:val="10"/>
+                <w:szCs w:val="10"/>
+              </w:rPr>
+              <w:t xml:space="preserve">    ' ---- search ALL open documents for suite components ----------------------</w:t>
+            </w:r>
+          </w:p>
+        </w:tc>
+      </w:tr>
+      <w:tr>
         <w:tc>
           <w:tcPr>
             <w:tcW w:w="9000" w:type="dxa"/>
@@ -4966,65 +3926,64 @@
             </w:tcMar>
           </w:tcPr>
           <w:p>
-            <w:r>
-              <w:rPr>
-                <w:rFonts w:ascii="Courier New" w:eastAsia="Courier New" w:hAnsi="Courier New" w:cs="Courier New"/>
-                <w:color w:val="000000"/>
-                <w:sz w:val="17"/>
-                <w:szCs w:val="17"/>
-              </w:rPr>
-              <w:t xml:space="preserve">    report = "Removed " &amp; </w:t>
-            </w:r>
-            <w:proofErr w:type="spellStart"/>
-            <w:r>
-              <w:rPr>
-                <w:rFonts w:ascii="Courier New" w:eastAsia="Courier New" w:hAnsi="Courier New" w:cs="Courier New"/>
-                <w:color w:val="000000"/>
-                <w:sz w:val="17"/>
-                <w:szCs w:val="17"/>
-              </w:rPr>
-              <w:t>removedCount</w:t>
-            </w:r>
-            <w:proofErr w:type="spellEnd"/>
-            <w:r>
-              <w:rPr>
-                <w:rFonts w:ascii="Courier New" w:eastAsia="Courier New" w:hAnsi="Courier New" w:cs="Courier New"/>
-                <w:color w:val="000000"/>
-                <w:sz w:val="17"/>
-                <w:szCs w:val="17"/>
-              </w:rPr>
-              <w:t xml:space="preserve"> &amp; " component(s):" &amp; </w:t>
-            </w:r>
-            <w:proofErr w:type="spellStart"/>
-            <w:r>
-              <w:rPr>
-                <w:rFonts w:ascii="Courier New" w:eastAsia="Courier New" w:hAnsi="Courier New" w:cs="Courier New"/>
-                <w:color w:val="000000"/>
-                <w:sz w:val="17"/>
-                <w:szCs w:val="17"/>
-              </w:rPr>
-              <w:t>vbCrLf</w:t>
-            </w:r>
-            <w:proofErr w:type="spellEnd"/>
-            <w:r>
-              <w:rPr>
-                <w:rFonts w:ascii="Courier New" w:eastAsia="Courier New" w:hAnsi="Courier New" w:cs="Courier New"/>
-                <w:color w:val="000000"/>
-                <w:sz w:val="17"/>
-                <w:szCs w:val="17"/>
-              </w:rPr>
-              <w:t xml:space="preserve"> &amp; removed</w:t>
-            </w:r>
-          </w:p>
-        </w:tc>
-      </w:tr>
-      <w:tr>
-        <w:tblPrEx>
-          <w:tblCellMar>
-            <w:top w:w="0" w:type="dxa"/>
-            <w:bottom w:w="0" w:type="dxa"/>
-          </w:tblCellMar>
-        </w:tblPrEx>
+            <w:pPr>
+              <w:rPr>
+                <w:sz w:val="10"/>
+                <w:szCs w:val="10"/>
+              </w:rPr>
+            </w:pPr>
+            <w:r>
+              <w:rPr>
+                <w:sz w:val="10"/>
+                <w:szCs w:val="10"/>
+              </w:rPr>
+              <w:t xml:space="preserve">    Dim </w:t>
+            </w:r>
+            <w:proofErr w:type="spellStart"/>
+            <w:r>
+              <w:rPr>
+                <w:sz w:val="10"/>
+                <w:szCs w:val="10"/>
+              </w:rPr>
+              <w:t>vbProj</w:t>
+            </w:r>
+            <w:proofErr w:type="spellEnd"/>
+            <w:r>
+              <w:rPr>
+                <w:sz w:val="10"/>
+                <w:szCs w:val="10"/>
+              </w:rPr>
+              <w:t xml:space="preserve"> </w:t>
+            </w:r>
+            <w:proofErr w:type="gramStart"/>
+            <w:r>
+              <w:rPr>
+                <w:sz w:val="10"/>
+                <w:szCs w:val="10"/>
+              </w:rPr>
+              <w:t>As</w:t>
+            </w:r>
+            <w:proofErr w:type="gramEnd"/>
+            <w:r>
+              <w:rPr>
+                <w:sz w:val="10"/>
+                <w:szCs w:val="10"/>
+              </w:rPr>
+              <w:t xml:space="preserve"> </w:t>
+            </w:r>
+            <w:proofErr w:type="spellStart"/>
+            <w:r>
+              <w:rPr>
+                <w:sz w:val="10"/>
+                <w:szCs w:val="10"/>
+              </w:rPr>
+              <w:t>VBIDE.VBProject</w:t>
+            </w:r>
+            <w:proofErr w:type="spellEnd"/>
+          </w:p>
+        </w:tc>
+      </w:tr>
+      <w:tr>
         <w:tc>
           <w:tcPr>
             <w:tcW w:w="9000" w:type="dxa"/>
@@ -5043,45 +4002,66 @@
             </w:tcMar>
           </w:tcPr>
           <w:p>
-            <w:r>
-              <w:rPr>
-                <w:rFonts w:ascii="Courier New" w:eastAsia="Courier New" w:hAnsi="Courier New" w:cs="Courier New"/>
-                <w:color w:val="000000"/>
-                <w:sz w:val="17"/>
-                <w:szCs w:val="17"/>
-              </w:rPr>
-              <w:t xml:space="preserve">    If </w:t>
-            </w:r>
-            <w:proofErr w:type="spellStart"/>
-            <w:r>
-              <w:rPr>
-                <w:rFonts w:ascii="Courier New" w:eastAsia="Courier New" w:hAnsi="Courier New" w:cs="Courier New"/>
-                <w:color w:val="000000"/>
-                <w:sz w:val="17"/>
-                <w:szCs w:val="17"/>
-              </w:rPr>
-              <w:t>failedCount</w:t>
-            </w:r>
-            <w:proofErr w:type="spellEnd"/>
-            <w:r>
-              <w:rPr>
-                <w:rFonts w:ascii="Courier New" w:eastAsia="Courier New" w:hAnsi="Courier New" w:cs="Courier New"/>
-                <w:color w:val="000000"/>
-                <w:sz w:val="17"/>
-                <w:szCs w:val="17"/>
-              </w:rPr>
-              <w:t xml:space="preserve"> &gt; 0 Then</w:t>
-            </w:r>
-          </w:p>
-        </w:tc>
-      </w:tr>
-      <w:tr>
-        <w:tblPrEx>
-          <w:tblCellMar>
-            <w:top w:w="0" w:type="dxa"/>
-            <w:bottom w:w="0" w:type="dxa"/>
-          </w:tblCellMar>
-        </w:tblPrEx>
+            <w:pPr>
+              <w:rPr>
+                <w:sz w:val="10"/>
+                <w:szCs w:val="10"/>
+              </w:rPr>
+            </w:pPr>
+            <w:r>
+              <w:rPr>
+                <w:sz w:val="10"/>
+                <w:szCs w:val="10"/>
+              </w:rPr>
+              <w:t xml:space="preserve">    Dim </w:t>
+            </w:r>
+            <w:proofErr w:type="spellStart"/>
+            <w:proofErr w:type="gramStart"/>
+            <w:r>
+              <w:rPr>
+                <w:sz w:val="10"/>
+                <w:szCs w:val="10"/>
+              </w:rPr>
+              <w:t>foundProj</w:t>
+            </w:r>
+            <w:proofErr w:type="spellEnd"/>
+            <w:proofErr w:type="gramEnd"/>
+            <w:r>
+              <w:rPr>
+                <w:sz w:val="10"/>
+                <w:szCs w:val="10"/>
+              </w:rPr>
+              <w:t xml:space="preserve"> </w:t>
+            </w:r>
+            <w:proofErr w:type="gramStart"/>
+            <w:r>
+              <w:rPr>
+                <w:sz w:val="10"/>
+                <w:szCs w:val="10"/>
+              </w:rPr>
+              <w:t>As</w:t>
+            </w:r>
+            <w:proofErr w:type="gramEnd"/>
+            <w:r>
+              <w:rPr>
+                <w:sz w:val="10"/>
+                <w:szCs w:val="10"/>
+              </w:rPr>
+              <w:t xml:space="preserve"> </w:t>
+            </w:r>
+            <w:proofErr w:type="spellStart"/>
+            <w:r>
+              <w:rPr>
+                <w:sz w:val="10"/>
+                <w:szCs w:val="10"/>
+              </w:rPr>
+              <w:t>VBIDE.VBProject</w:t>
+            </w:r>
+            <w:proofErr w:type="spellEnd"/>
+          </w:p>
+        </w:tc>
+      </w:tr>
+      <w:tr>
         <w:tc>
           <w:tcPr>
             <w:tcW w:w="9000" w:type="dxa"/>
@@ -5100,85 +4080,41 @@
             </w:tcMar>
           </w:tcPr>
           <w:p>
-            <w:r>
-              <w:rPr>
-                <w:rFonts w:ascii="Courier New" w:eastAsia="Courier New" w:hAnsi="Courier New" w:cs="Courier New"/>
-                <w:color w:val="000000"/>
-                <w:sz w:val="17"/>
-                <w:szCs w:val="17"/>
-              </w:rPr>
-              <w:t xml:space="preserve">        report = report &amp; </w:t>
-            </w:r>
-            <w:proofErr w:type="spellStart"/>
-            <w:r>
-              <w:rPr>
-                <w:rFonts w:ascii="Courier New" w:eastAsia="Courier New" w:hAnsi="Courier New" w:cs="Courier New"/>
-                <w:color w:val="000000"/>
-                <w:sz w:val="17"/>
-                <w:szCs w:val="17"/>
-              </w:rPr>
-              <w:t>vbCrLf</w:t>
-            </w:r>
-            <w:proofErr w:type="spellEnd"/>
-            <w:r>
-              <w:rPr>
-                <w:rFonts w:ascii="Courier New" w:eastAsia="Courier New" w:hAnsi="Courier New" w:cs="Courier New"/>
-                <w:color w:val="000000"/>
-                <w:sz w:val="17"/>
-                <w:szCs w:val="17"/>
-              </w:rPr>
-              <w:t xml:space="preserve"> &amp; "FAILED (" &amp; </w:t>
-            </w:r>
-            <w:proofErr w:type="spellStart"/>
-            <w:r>
-              <w:rPr>
-                <w:rFonts w:ascii="Courier New" w:eastAsia="Courier New" w:hAnsi="Courier New" w:cs="Courier New"/>
-                <w:color w:val="000000"/>
-                <w:sz w:val="17"/>
-                <w:szCs w:val="17"/>
-              </w:rPr>
-              <w:t>failedCount</w:t>
-            </w:r>
-            <w:proofErr w:type="spellEnd"/>
-            <w:r>
-              <w:rPr>
-                <w:rFonts w:ascii="Courier New" w:eastAsia="Courier New" w:hAnsi="Courier New" w:cs="Courier New"/>
-                <w:color w:val="000000"/>
-                <w:sz w:val="17"/>
-                <w:szCs w:val="17"/>
-              </w:rPr>
-              <w:t xml:space="preserve"> &amp; "):" &amp; </w:t>
-            </w:r>
-            <w:proofErr w:type="spellStart"/>
-            <w:r>
-              <w:rPr>
-                <w:rFonts w:ascii="Courier New" w:eastAsia="Courier New" w:hAnsi="Courier New" w:cs="Courier New"/>
-                <w:color w:val="000000"/>
-                <w:sz w:val="17"/>
-                <w:szCs w:val="17"/>
-              </w:rPr>
-              <w:t>vbCrLf</w:t>
-            </w:r>
-            <w:proofErr w:type="spellEnd"/>
-            <w:r>
-              <w:rPr>
-                <w:rFonts w:ascii="Courier New" w:eastAsia="Courier New" w:hAnsi="Courier New" w:cs="Courier New"/>
-                <w:color w:val="000000"/>
-                <w:sz w:val="17"/>
-                <w:szCs w:val="17"/>
-              </w:rPr>
-              <w:t xml:space="preserve"> &amp; failed</w:t>
-            </w:r>
-          </w:p>
-        </w:tc>
-      </w:tr>
-      <w:tr>
-        <w:tblPrEx>
-          <w:tblCellMar>
-            <w:top w:w="0" w:type="dxa"/>
-            <w:bottom w:w="0" w:type="dxa"/>
-          </w:tblCellMar>
-        </w:tblPrEx>
+            <w:pPr>
+              <w:rPr>
+                <w:sz w:val="10"/>
+                <w:szCs w:val="10"/>
+              </w:rPr>
+            </w:pPr>
+            <w:r>
+              <w:rPr>
+                <w:sz w:val="10"/>
+                <w:szCs w:val="10"/>
+              </w:rPr>
+              <w:t xml:space="preserve">    Dim </w:t>
+            </w:r>
+            <w:proofErr w:type="spellStart"/>
+            <w:proofErr w:type="gramStart"/>
+            <w:r>
+              <w:rPr>
+                <w:sz w:val="10"/>
+                <w:szCs w:val="10"/>
+              </w:rPr>
+              <w:t>foundDoc</w:t>
+            </w:r>
+            <w:proofErr w:type="spellEnd"/>
+            <w:proofErr w:type="gramEnd"/>
+            <w:r>
+              <w:rPr>
+                <w:sz w:val="10"/>
+                <w:szCs w:val="10"/>
+              </w:rPr>
+              <w:t xml:space="preserve"> As String</w:t>
+            </w:r>
+          </w:p>
+        </w:tc>
+      </w:tr>
+      <w:tr>
         <w:tc>
           <w:tcPr>
             <w:tcW w:w="9000" w:type="dxa"/>
@@ -5197,25 +4133,23 @@
             </w:tcMar>
           </w:tcPr>
           <w:p>
-            <w:r>
-              <w:rPr>
-                <w:rFonts w:ascii="Courier New" w:eastAsia="Courier New" w:hAnsi="Courier New" w:cs="Courier New"/>
-                <w:color w:val="000000"/>
-                <w:sz w:val="17"/>
-                <w:szCs w:val="17"/>
-              </w:rPr>
-              <w:t xml:space="preserve">        report = report &amp; "Close open VBA windows and run again."</w:t>
-            </w:r>
-          </w:p>
-        </w:tc>
-      </w:tr>
-      <w:tr>
-        <w:tblPrEx>
-          <w:tblCellMar>
-            <w:top w:w="0" w:type="dxa"/>
-            <w:bottom w:w="0" w:type="dxa"/>
-          </w:tblCellMar>
-        </w:tblPrEx>
+            <w:pPr>
+              <w:rPr>
+                <w:sz w:val="10"/>
+                <w:szCs w:val="10"/>
+              </w:rPr>
+            </w:pPr>
+            <w:r>
+              <w:rPr>
+                <w:sz w:val="10"/>
+                <w:szCs w:val="10"/>
+              </w:rPr>
+              <w:t xml:space="preserve">    Dim doc As Document</w:t>
+            </w:r>
+          </w:p>
+        </w:tc>
+      </w:tr>
+      <w:tr>
         <w:tc>
           <w:tcPr>
             <w:tcW w:w="9000" w:type="dxa"/>
@@ -5234,25 +4168,48 @@
             </w:tcMar>
           </w:tcPr>
           <w:p>
-            <w:r>
-              <w:rPr>
-                <w:rFonts w:ascii="Courier New" w:eastAsia="Courier New" w:hAnsi="Courier New" w:cs="Courier New"/>
-                <w:color w:val="000000"/>
-                <w:sz w:val="17"/>
-                <w:szCs w:val="17"/>
-              </w:rPr>
-              <w:t xml:space="preserve">    Else</w:t>
-            </w:r>
-          </w:p>
-        </w:tc>
-      </w:tr>
-      <w:tr>
-        <w:tblPrEx>
-          <w:tblCellMar>
-            <w:top w:w="0" w:type="dxa"/>
-            <w:bottom w:w="0" w:type="dxa"/>
-          </w:tblCellMar>
-        </w:tblPrEx>
+            <w:pPr>
+              <w:rPr>
+                <w:sz w:val="10"/>
+                <w:szCs w:val="10"/>
+              </w:rPr>
+            </w:pPr>
+            <w:r>
+              <w:rPr>
+                <w:sz w:val="10"/>
+                <w:szCs w:val="10"/>
+              </w:rPr>
+              <w:t xml:space="preserve">    Dim comp </w:t>
+            </w:r>
+            <w:proofErr w:type="gramStart"/>
+            <w:r>
+              <w:rPr>
+                <w:sz w:val="10"/>
+                <w:szCs w:val="10"/>
+              </w:rPr>
+              <w:t>As</w:t>
+            </w:r>
+            <w:proofErr w:type="gramEnd"/>
+            <w:r>
+              <w:rPr>
+                <w:sz w:val="10"/>
+                <w:szCs w:val="10"/>
+              </w:rPr>
+              <w:t xml:space="preserve"> </w:t>
+            </w:r>
+            <w:proofErr w:type="spellStart"/>
+            <w:r>
+              <w:rPr>
+                <w:sz w:val="10"/>
+                <w:szCs w:val="10"/>
+              </w:rPr>
+              <w:t>VBIDE.VBComponent</w:t>
+            </w:r>
+            <w:proofErr w:type="spellEnd"/>
+          </w:p>
+        </w:tc>
+      </w:tr>
+      <w:tr>
         <w:tc>
           <w:tcPr>
             <w:tcW w:w="9000" w:type="dxa"/>
@@ -5271,45 +4228,16 @@
             </w:tcMar>
           </w:tcPr>
           <w:p>
-            <w:r>
-              <w:rPr>
-                <w:rFonts w:ascii="Courier New" w:eastAsia="Courier New" w:hAnsi="Courier New" w:cs="Courier New"/>
-                <w:color w:val="000000"/>
-                <w:sz w:val="17"/>
-                <w:szCs w:val="17"/>
-              </w:rPr>
-              <w:t xml:space="preserve">        report = report &amp; </w:t>
-            </w:r>
-            <w:proofErr w:type="spellStart"/>
-            <w:r>
-              <w:rPr>
-                <w:rFonts w:ascii="Courier New" w:eastAsia="Courier New" w:hAnsi="Courier New" w:cs="Courier New"/>
-                <w:color w:val="000000"/>
-                <w:sz w:val="17"/>
-                <w:szCs w:val="17"/>
-              </w:rPr>
-              <w:t>vbCrLf</w:t>
-            </w:r>
-            <w:proofErr w:type="spellEnd"/>
-            <w:r>
-              <w:rPr>
-                <w:rFonts w:ascii="Courier New" w:eastAsia="Courier New" w:hAnsi="Courier New" w:cs="Courier New"/>
-                <w:color w:val="000000"/>
-                <w:sz w:val="17"/>
-                <w:szCs w:val="17"/>
-              </w:rPr>
-              <w:t xml:space="preserve"> &amp; "Done. Delete this module: right-click &gt; Remove &gt; No."</w:t>
-            </w:r>
-          </w:p>
-        </w:tc>
-      </w:tr>
-      <w:tr>
-        <w:tblPrEx>
-          <w:tblCellMar>
-            <w:top w:w="0" w:type="dxa"/>
-            <w:bottom w:w="0" w:type="dxa"/>
-          </w:tblCellMar>
-        </w:tblPrEx>
+            <w:pPr>
+              <w:rPr>
+                <w:sz w:val="10"/>
+                <w:szCs w:val="10"/>
+              </w:rPr>
+            </w:pPr>
+          </w:p>
+        </w:tc>
+      </w:tr>
+      <w:tr>
         <w:tc>
           <w:tcPr>
             <w:tcW w:w="9000" w:type="dxa"/>
@@ -5328,25 +4256,48 @@
             </w:tcMar>
           </w:tcPr>
           <w:p>
-            <w:r>
-              <w:rPr>
-                <w:rFonts w:ascii="Courier New" w:eastAsia="Courier New" w:hAnsi="Courier New" w:cs="Courier New"/>
-                <w:color w:val="000000"/>
-                <w:sz w:val="17"/>
-                <w:szCs w:val="17"/>
-              </w:rPr>
-              <w:t xml:space="preserve">    End If</w:t>
-            </w:r>
-          </w:p>
-        </w:tc>
-      </w:tr>
-      <w:tr>
-        <w:tblPrEx>
-          <w:tblCellMar>
-            <w:top w:w="0" w:type="dxa"/>
-            <w:bottom w:w="0" w:type="dxa"/>
-          </w:tblCellMar>
-        </w:tblPrEx>
+            <w:pPr>
+              <w:rPr>
+                <w:sz w:val="10"/>
+                <w:szCs w:val="10"/>
+              </w:rPr>
+            </w:pPr>
+            <w:r>
+              <w:rPr>
+                <w:sz w:val="10"/>
+                <w:szCs w:val="10"/>
+              </w:rPr>
+              <w:t xml:space="preserve">    For Each </w:t>
+            </w:r>
+            <w:proofErr w:type="gramStart"/>
+            <w:r>
+              <w:rPr>
+                <w:sz w:val="10"/>
+                <w:szCs w:val="10"/>
+              </w:rPr>
+              <w:t>doc</w:t>
+            </w:r>
+            <w:proofErr w:type="gramEnd"/>
+            <w:r>
+              <w:rPr>
+                <w:sz w:val="10"/>
+                <w:szCs w:val="10"/>
+              </w:rPr>
+              <w:t xml:space="preserve"> In </w:t>
+            </w:r>
+            <w:proofErr w:type="spellStart"/>
+            <w:r>
+              <w:rPr>
+                <w:sz w:val="10"/>
+                <w:szCs w:val="10"/>
+              </w:rPr>
+              <w:t>Application.Documents</w:t>
+            </w:r>
+            <w:proofErr w:type="spellEnd"/>
+          </w:p>
+        </w:tc>
+      </w:tr>
+      <w:tr>
         <w:tc>
           <w:tcPr>
             <w:tcW w:w="9000" w:type="dxa"/>
@@ -5365,65 +4316,39 @@
             </w:tcMar>
           </w:tcPr>
           <w:p>
-            <w:r>
-              <w:rPr>
-                <w:rFonts w:ascii="Courier New" w:eastAsia="Courier New" w:hAnsi="Courier New" w:cs="Courier New"/>
-                <w:color w:val="000000"/>
-                <w:sz w:val="17"/>
-                <w:szCs w:val="17"/>
-              </w:rPr>
-              <w:t xml:space="preserve">    </w:t>
-            </w:r>
-            <w:proofErr w:type="spellStart"/>
-            <w:r>
-              <w:rPr>
-                <w:rFonts w:ascii="Courier New" w:eastAsia="Courier New" w:hAnsi="Courier New" w:cs="Courier New"/>
-                <w:color w:val="000000"/>
-                <w:sz w:val="17"/>
-                <w:szCs w:val="17"/>
-              </w:rPr>
-              <w:t>MsgBox</w:t>
-            </w:r>
-            <w:proofErr w:type="spellEnd"/>
-            <w:r>
-              <w:rPr>
-                <w:rFonts w:ascii="Courier New" w:eastAsia="Courier New" w:hAnsi="Courier New" w:cs="Courier New"/>
-                <w:color w:val="000000"/>
-                <w:sz w:val="17"/>
-                <w:szCs w:val="17"/>
-              </w:rPr>
-              <w:t xml:space="preserve"> report, </w:t>
-            </w:r>
-            <w:proofErr w:type="spellStart"/>
-            <w:r>
-              <w:rPr>
-                <w:rFonts w:ascii="Courier New" w:eastAsia="Courier New" w:hAnsi="Courier New" w:cs="Courier New"/>
-                <w:color w:val="000000"/>
-                <w:sz w:val="17"/>
-                <w:szCs w:val="17"/>
-              </w:rPr>
-              <w:t>vbInformation</w:t>
-            </w:r>
-            <w:proofErr w:type="spellEnd"/>
-            <w:r>
-              <w:rPr>
-                <w:rFonts w:ascii="Courier New" w:eastAsia="Courier New" w:hAnsi="Courier New" w:cs="Courier New"/>
-                <w:color w:val="000000"/>
-                <w:sz w:val="17"/>
-                <w:szCs w:val="17"/>
-              </w:rPr>
-              <w:t>, "Aux Uninstaller"</w:t>
-            </w:r>
-          </w:p>
-        </w:tc>
-      </w:tr>
-      <w:tr>
-        <w:tblPrEx>
-          <w:tblCellMar>
-            <w:top w:w="0" w:type="dxa"/>
-            <w:bottom w:w="0" w:type="dxa"/>
-          </w:tblCellMar>
-        </w:tblPrEx>
+            <w:pPr>
+              <w:rPr>
+                <w:sz w:val="10"/>
+                <w:szCs w:val="10"/>
+              </w:rPr>
+            </w:pPr>
+            <w:r>
+              <w:rPr>
+                <w:sz w:val="10"/>
+                <w:szCs w:val="10"/>
+              </w:rPr>
+              <w:t xml:space="preserve">        On Error </w:t>
+            </w:r>
+            <w:proofErr w:type="gramStart"/>
+            <w:r>
+              <w:rPr>
+                <w:sz w:val="10"/>
+                <w:szCs w:val="10"/>
+              </w:rPr>
+              <w:t>Resume</w:t>
+            </w:r>
+            <w:proofErr w:type="gramEnd"/>
+            <w:r>
+              <w:rPr>
+                <w:sz w:val="10"/>
+                <w:szCs w:val="10"/>
+              </w:rPr>
+              <w:t xml:space="preserve"> Next</w:t>
+            </w:r>
+          </w:p>
+        </w:tc>
+      </w:tr>
+      <w:tr>
         <w:tc>
           <w:tcPr>
             <w:tcW w:w="9000" w:type="dxa"/>
@@ -5442,25 +4367,50 @@
             </w:tcMar>
           </w:tcPr>
           <w:p>
-            <w:r>
-              <w:rPr>
-                <w:rFonts w:ascii="Courier New" w:eastAsia="Courier New" w:hAnsi="Courier New" w:cs="Courier New"/>
-                <w:color w:val="000000"/>
-                <w:sz w:val="17"/>
-                <w:szCs w:val="17"/>
-              </w:rPr>
-              <w:t>End Sub</w:t>
-            </w:r>
-          </w:p>
-        </w:tc>
-      </w:tr>
-      <w:tr>
-        <w:tblPrEx>
-          <w:tblCellMar>
-            <w:top w:w="0" w:type="dxa"/>
-            <w:bottom w:w="0" w:type="dxa"/>
-          </w:tblCellMar>
-        </w:tblPrEx>
+            <w:pPr>
+              <w:rPr>
+                <w:sz w:val="10"/>
+                <w:szCs w:val="10"/>
+              </w:rPr>
+            </w:pPr>
+            <w:r>
+              <w:rPr>
+                <w:sz w:val="10"/>
+                <w:szCs w:val="10"/>
+              </w:rPr>
+              <w:t xml:space="preserve">        Set </w:t>
+            </w:r>
+            <w:proofErr w:type="spellStart"/>
+            <w:r>
+              <w:rPr>
+                <w:sz w:val="10"/>
+                <w:szCs w:val="10"/>
+              </w:rPr>
+              <w:t>vbProj</w:t>
+            </w:r>
+            <w:proofErr w:type="spellEnd"/>
+            <w:r>
+              <w:rPr>
+                <w:sz w:val="10"/>
+                <w:szCs w:val="10"/>
+              </w:rPr>
+              <w:t xml:space="preserve"> = </w:t>
+            </w:r>
+            <w:proofErr w:type="spellStart"/>
+            <w:proofErr w:type="gramStart"/>
+            <w:r>
+              <w:rPr>
+                <w:sz w:val="10"/>
+                <w:szCs w:val="10"/>
+              </w:rPr>
+              <w:t>doc.VBProject</w:t>
+            </w:r>
+            <w:proofErr w:type="spellEnd"/>
+            <w:proofErr w:type="gramEnd"/>
+          </w:p>
+        </w:tc>
+      </w:tr>
+      <w:tr>
         <w:tc>
           <w:tcPr>
             <w:tcW w:w="9000" w:type="dxa"/>
@@ -5478,16 +4428,40 @@
               <w:right w:w="240" w:type="dxa"/>
             </w:tcMar>
           </w:tcPr>
-          <w:p/>
-        </w:tc>
-      </w:tr>
-      <w:tr>
-        <w:tblPrEx>
-          <w:tblCellMar>
-            <w:top w:w="0" w:type="dxa"/>
-            <w:bottom w:w="0" w:type="dxa"/>
-          </w:tblCellMar>
-        </w:tblPrEx>
+          <w:p>
+            <w:pPr>
+              <w:rPr>
+                <w:sz w:val="10"/>
+                <w:szCs w:val="10"/>
+              </w:rPr>
+            </w:pPr>
+            <w:r>
+              <w:rPr>
+                <w:sz w:val="10"/>
+                <w:szCs w:val="10"/>
+              </w:rPr>
+              <w:t xml:space="preserve">        If </w:t>
+            </w:r>
+            <w:proofErr w:type="spellStart"/>
+            <w:r>
+              <w:rPr>
+                <w:sz w:val="10"/>
+                <w:szCs w:val="10"/>
+              </w:rPr>
+              <w:t>Err.Number</w:t>
+            </w:r>
+            <w:proofErr w:type="spellEnd"/>
+            <w:r>
+              <w:rPr>
+                <w:sz w:val="10"/>
+                <w:szCs w:val="10"/>
+              </w:rPr>
+              <w:t xml:space="preserve"> = 0 Then</w:t>
+            </w:r>
+          </w:p>
+        </w:tc>
+      </w:tr>
+      <w:tr>
         <w:tc>
           <w:tcPr>
             <w:tcW w:w="9000" w:type="dxa"/>
@@ -5506,67 +4480,39 @@
             </w:tcMar>
           </w:tcPr>
           <w:p>
-            <w:r>
-              <w:rPr>
-                <w:rFonts w:ascii="Courier New" w:eastAsia="Courier New" w:hAnsi="Courier New" w:cs="Courier New"/>
-                <w:color w:val="000000"/>
-                <w:sz w:val="17"/>
-                <w:szCs w:val="17"/>
-              </w:rPr>
-              <w:t xml:space="preserve">Private Function </w:t>
-            </w:r>
-            <w:proofErr w:type="spellStart"/>
-            <w:proofErr w:type="gramStart"/>
-            <w:r>
-              <w:rPr>
-                <w:rFonts w:ascii="Courier New" w:eastAsia="Courier New" w:hAnsi="Courier New" w:cs="Courier New"/>
-                <w:color w:val="000000"/>
-                <w:sz w:val="17"/>
-                <w:szCs w:val="17"/>
-              </w:rPr>
-              <w:t>AuxIsSuiteComponent</w:t>
-            </w:r>
-            <w:proofErr w:type="spellEnd"/>
-            <w:r>
-              <w:rPr>
-                <w:rFonts w:ascii="Courier New" w:eastAsia="Courier New" w:hAnsi="Courier New" w:cs="Courier New"/>
-                <w:color w:val="000000"/>
-                <w:sz w:val="17"/>
-                <w:szCs w:val="17"/>
-              </w:rPr>
-              <w:t>(</w:t>
-            </w:r>
-            <w:proofErr w:type="spellStart"/>
-            <w:proofErr w:type="gramEnd"/>
-            <w:r>
-              <w:rPr>
-                <w:rFonts w:ascii="Courier New" w:eastAsia="Courier New" w:hAnsi="Courier New" w:cs="Courier New"/>
-                <w:color w:val="000000"/>
-                <w:sz w:val="17"/>
-                <w:szCs w:val="17"/>
-              </w:rPr>
-              <w:t>compName</w:t>
-            </w:r>
-            <w:proofErr w:type="spellEnd"/>
-            <w:r>
-              <w:rPr>
-                <w:rFonts w:ascii="Courier New" w:eastAsia="Courier New" w:hAnsi="Courier New" w:cs="Courier New"/>
-                <w:color w:val="000000"/>
-                <w:sz w:val="17"/>
-                <w:szCs w:val="17"/>
-              </w:rPr>
-              <w:t xml:space="preserve"> As String) As Boolean</w:t>
-            </w:r>
-          </w:p>
-        </w:tc>
-      </w:tr>
-      <w:tr>
-        <w:tblPrEx>
-          <w:tblCellMar>
-            <w:top w:w="0" w:type="dxa"/>
-            <w:bottom w:w="0" w:type="dxa"/>
-          </w:tblCellMar>
-        </w:tblPrEx>
+            <w:pPr>
+              <w:rPr>
+                <w:sz w:val="10"/>
+                <w:szCs w:val="10"/>
+              </w:rPr>
+            </w:pPr>
+            <w:r>
+              <w:rPr>
+                <w:sz w:val="10"/>
+                <w:szCs w:val="10"/>
+              </w:rPr>
+              <w:t xml:space="preserve">            If Not </w:t>
+            </w:r>
+            <w:proofErr w:type="spellStart"/>
+            <w:r>
+              <w:rPr>
+                <w:sz w:val="10"/>
+                <w:szCs w:val="10"/>
+              </w:rPr>
+              <w:t>vbProj</w:t>
+            </w:r>
+            <w:proofErr w:type="spellEnd"/>
+            <w:r>
+              <w:rPr>
+                <w:sz w:val="10"/>
+                <w:szCs w:val="10"/>
+              </w:rPr>
+              <w:t xml:space="preserve"> Is Nothing Then</w:t>
+            </w:r>
+          </w:p>
+        </w:tc>
+      </w:tr>
+      <w:tr>
         <w:tc>
           <w:tcPr>
             <w:tcW w:w="9000" w:type="dxa"/>
@@ -5585,56 +4531,48 @@
             </w:tcMar>
           </w:tcPr>
           <w:p>
-            <w:r>
-              <w:rPr>
-                <w:rFonts w:ascii="Courier New" w:eastAsia="Courier New" w:hAnsi="Courier New" w:cs="Courier New"/>
-                <w:color w:val="000000"/>
-                <w:sz w:val="17"/>
-                <w:szCs w:val="17"/>
-              </w:rPr>
-              <w:t xml:space="preserve">    Dim b As </w:t>
+            <w:pPr>
+              <w:rPr>
+                <w:sz w:val="10"/>
+                <w:szCs w:val="10"/>
+              </w:rPr>
+            </w:pPr>
+            <w:r>
+              <w:rPr>
+                <w:sz w:val="10"/>
+                <w:szCs w:val="10"/>
+              </w:rPr>
+              <w:t xml:space="preserve">                For Each comp </w:t>
             </w:r>
             <w:proofErr w:type="gramStart"/>
             <w:r>
               <w:rPr>
-                <w:rFonts w:ascii="Courier New" w:eastAsia="Courier New" w:hAnsi="Courier New" w:cs="Courier New"/>
-                <w:color w:val="000000"/>
-                <w:sz w:val="17"/>
-                <w:szCs w:val="17"/>
-              </w:rPr>
-              <w:t>String :</w:t>
+                <w:sz w:val="10"/>
+                <w:szCs w:val="10"/>
+              </w:rPr>
+              <w:t>In</w:t>
             </w:r>
             <w:proofErr w:type="gramEnd"/>
             <w:r>
               <w:rPr>
-                <w:rFonts w:ascii="Courier New" w:eastAsia="Courier New" w:hAnsi="Courier New" w:cs="Courier New"/>
-                <w:color w:val="000000"/>
-                <w:sz w:val="17"/>
-                <w:szCs w:val="17"/>
-              </w:rPr>
-              <w:t xml:space="preserve"> b = </w:t>
-            </w:r>
-            <w:proofErr w:type="spellStart"/>
-            <w:r>
-              <w:rPr>
-                <w:rFonts w:ascii="Courier New" w:eastAsia="Courier New" w:hAnsi="Courier New" w:cs="Courier New"/>
-                <w:color w:val="000000"/>
-                <w:sz w:val="17"/>
-                <w:szCs w:val="17"/>
-              </w:rPr>
-              <w:t>compName</w:t>
-            </w:r>
-            <w:proofErr w:type="spellEnd"/>
-          </w:p>
-        </w:tc>
-      </w:tr>
-      <w:tr>
-        <w:tblPrEx>
-          <w:tblCellMar>
-            <w:top w:w="0" w:type="dxa"/>
-            <w:bottom w:w="0" w:type="dxa"/>
-          </w:tblCellMar>
-        </w:tblPrEx>
+                <w:sz w:val="10"/>
+                <w:szCs w:val="10"/>
+              </w:rPr>
+              <w:t xml:space="preserve"> </w:t>
+            </w:r>
+            <w:proofErr w:type="spellStart"/>
+            <w:r>
+              <w:rPr>
+                <w:sz w:val="10"/>
+                <w:szCs w:val="10"/>
+              </w:rPr>
+              <w:t>vbProj.VBComponents</w:t>
+            </w:r>
+            <w:proofErr w:type="spellEnd"/>
+          </w:p>
+        </w:tc>
+      </w:tr>
+      <w:tr>
         <w:tc>
           <w:tcPr>
             <w:tcW w:w="9000" w:type="dxa"/>
@@ -5653,56 +4591,57 @@
             </w:tcMar>
           </w:tcPr>
           <w:p>
-            <w:r>
-              <w:rPr>
-                <w:rFonts w:ascii="Courier New" w:eastAsia="Courier New" w:hAnsi="Courier New" w:cs="Courier New"/>
-                <w:color w:val="000000"/>
-                <w:sz w:val="17"/>
-                <w:szCs w:val="17"/>
-              </w:rPr>
-              <w:t xml:space="preserve">    Do While Len(b) &gt; 0 And </w:t>
+            <w:pPr>
+              <w:rPr>
+                <w:sz w:val="10"/>
+                <w:szCs w:val="10"/>
+              </w:rPr>
+            </w:pPr>
+            <w:r>
+              <w:rPr>
+                <w:sz w:val="10"/>
+                <w:szCs w:val="10"/>
+              </w:rPr>
+              <w:t xml:space="preserve">                    If </w:t>
+            </w:r>
+            <w:proofErr w:type="spellStart"/>
+            <w:r>
+              <w:rPr>
+                <w:sz w:val="10"/>
+                <w:szCs w:val="10"/>
+              </w:rPr>
+              <w:t>AuxIsSuiteComponent</w:t>
+            </w:r>
+            <w:proofErr w:type="spellEnd"/>
+            <w:r>
+              <w:rPr>
+                <w:sz w:val="10"/>
+                <w:szCs w:val="10"/>
+              </w:rPr>
+              <w:t>(</w:t>
             </w:r>
             <w:proofErr w:type="spellStart"/>
             <w:proofErr w:type="gramStart"/>
             <w:r>
               <w:rPr>
-                <w:rFonts w:ascii="Courier New" w:eastAsia="Courier New" w:hAnsi="Courier New" w:cs="Courier New"/>
-                <w:color w:val="000000"/>
-                <w:sz w:val="17"/>
-                <w:szCs w:val="17"/>
-              </w:rPr>
-              <w:t>IsNumeric</w:t>
-            </w:r>
-            <w:proofErr w:type="spellEnd"/>
-            <w:r>
-              <w:rPr>
-                <w:rFonts w:ascii="Courier New" w:eastAsia="Courier New" w:hAnsi="Courier New" w:cs="Courier New"/>
-                <w:color w:val="000000"/>
-                <w:sz w:val="17"/>
-                <w:szCs w:val="17"/>
-              </w:rPr>
-              <w:t>(Right(</w:t>
-            </w:r>
+                <w:sz w:val="10"/>
+                <w:szCs w:val="10"/>
+              </w:rPr>
+              <w:t>comp.Name</w:t>
+            </w:r>
+            <w:proofErr w:type="spellEnd"/>
             <w:proofErr w:type="gramEnd"/>
             <w:r>
               <w:rPr>
-                <w:rFonts w:ascii="Courier New" w:eastAsia="Courier New" w:hAnsi="Courier New" w:cs="Courier New"/>
-                <w:color w:val="000000"/>
-                <w:sz w:val="17"/>
-                <w:szCs w:val="17"/>
-              </w:rPr>
-              <w:t>b, 1))</w:t>
-            </w:r>
-          </w:p>
-        </w:tc>
-      </w:tr>
-      <w:tr>
-        <w:tblPrEx>
-          <w:tblCellMar>
-            <w:top w:w="0" w:type="dxa"/>
-            <w:bottom w:w="0" w:type="dxa"/>
-          </w:tblCellMar>
-        </w:tblPrEx>
+                <w:sz w:val="10"/>
+                <w:szCs w:val="10"/>
+              </w:rPr>
+              <w:t>) Then</w:t>
+            </w:r>
+          </w:p>
+        </w:tc>
+      </w:tr>
+      <w:tr>
         <w:tc>
           <w:tcPr>
             <w:tcW w:w="9000" w:type="dxa"/>
@@ -5721,45 +4660,48 @@
             </w:tcMar>
           </w:tcPr>
           <w:p>
-            <w:r>
-              <w:rPr>
-                <w:rFonts w:ascii="Courier New" w:eastAsia="Courier New" w:hAnsi="Courier New" w:cs="Courier New"/>
-                <w:color w:val="000000"/>
-                <w:sz w:val="17"/>
-                <w:szCs w:val="17"/>
-              </w:rPr>
-              <w:t xml:space="preserve">        b = </w:t>
-            </w:r>
-            <w:proofErr w:type="gramStart"/>
-            <w:r>
-              <w:rPr>
-                <w:rFonts w:ascii="Courier New" w:eastAsia="Courier New" w:hAnsi="Courier New" w:cs="Courier New"/>
-                <w:color w:val="000000"/>
-                <w:sz w:val="17"/>
-                <w:szCs w:val="17"/>
-              </w:rPr>
-              <w:t>Left(</w:t>
-            </w:r>
-            <w:proofErr w:type="gramEnd"/>
-            <w:r>
-              <w:rPr>
-                <w:rFonts w:ascii="Courier New" w:eastAsia="Courier New" w:hAnsi="Courier New" w:cs="Courier New"/>
-                <w:color w:val="000000"/>
-                <w:sz w:val="17"/>
-                <w:szCs w:val="17"/>
-              </w:rPr>
-              <w:t>b, Len(b) - 1)</w:t>
-            </w:r>
-          </w:p>
-        </w:tc>
-      </w:tr>
-      <w:tr>
-        <w:tblPrEx>
-          <w:tblCellMar>
-            <w:top w:w="0" w:type="dxa"/>
-            <w:bottom w:w="0" w:type="dxa"/>
-          </w:tblCellMar>
-        </w:tblPrEx>
+            <w:pPr>
+              <w:rPr>
+                <w:sz w:val="10"/>
+                <w:szCs w:val="10"/>
+              </w:rPr>
+            </w:pPr>
+            <w:r>
+              <w:rPr>
+                <w:sz w:val="10"/>
+                <w:szCs w:val="10"/>
+              </w:rPr>
+              <w:t xml:space="preserve">                        Set </w:t>
+            </w:r>
+            <w:proofErr w:type="spellStart"/>
+            <w:r>
+              <w:rPr>
+                <w:sz w:val="10"/>
+                <w:szCs w:val="10"/>
+              </w:rPr>
+              <w:t>foundProj</w:t>
+            </w:r>
+            <w:proofErr w:type="spellEnd"/>
+            <w:r>
+              <w:rPr>
+                <w:sz w:val="10"/>
+                <w:szCs w:val="10"/>
+              </w:rPr>
+              <w:t xml:space="preserve"> = </w:t>
+            </w:r>
+            <w:proofErr w:type="spellStart"/>
+            <w:r>
+              <w:rPr>
+                <w:sz w:val="10"/>
+                <w:szCs w:val="10"/>
+              </w:rPr>
+              <w:t>vbProj</w:t>
+            </w:r>
+            <w:proofErr w:type="spellEnd"/>
+          </w:p>
+        </w:tc>
+      </w:tr>
+      <w:tr>
         <w:tc>
           <w:tcPr>
             <w:tcW w:w="9000" w:type="dxa"/>
@@ -5778,25 +4720,50 @@
             </w:tcMar>
           </w:tcPr>
           <w:p>
-            <w:r>
-              <w:rPr>
-                <w:rFonts w:ascii="Courier New" w:eastAsia="Courier New" w:hAnsi="Courier New" w:cs="Courier New"/>
-                <w:color w:val="000000"/>
-                <w:sz w:val="17"/>
-                <w:szCs w:val="17"/>
-              </w:rPr>
-              <w:t xml:space="preserve">    Loop</w:t>
-            </w:r>
-          </w:p>
-        </w:tc>
-      </w:tr>
-      <w:tr>
-        <w:tblPrEx>
-          <w:tblCellMar>
-            <w:top w:w="0" w:type="dxa"/>
-            <w:bottom w:w="0" w:type="dxa"/>
-          </w:tblCellMar>
-        </w:tblPrEx>
+            <w:pPr>
+              <w:rPr>
+                <w:sz w:val="10"/>
+                <w:szCs w:val="10"/>
+              </w:rPr>
+            </w:pPr>
+            <w:r>
+              <w:rPr>
+                <w:sz w:val="10"/>
+                <w:szCs w:val="10"/>
+              </w:rPr>
+              <w:t xml:space="preserve">                        </w:t>
+            </w:r>
+            <w:proofErr w:type="spellStart"/>
+            <w:r>
+              <w:rPr>
+                <w:sz w:val="10"/>
+                <w:szCs w:val="10"/>
+              </w:rPr>
+              <w:t>foundDoc</w:t>
+            </w:r>
+            <w:proofErr w:type="spellEnd"/>
+            <w:r>
+              <w:rPr>
+                <w:sz w:val="10"/>
+                <w:szCs w:val="10"/>
+              </w:rPr>
+              <w:t xml:space="preserve"> = </w:t>
+            </w:r>
+            <w:proofErr w:type="spellStart"/>
+            <w:proofErr w:type="gramStart"/>
+            <w:r>
+              <w:rPr>
+                <w:sz w:val="10"/>
+                <w:szCs w:val="10"/>
+              </w:rPr>
+              <w:t>doc.Name</w:t>
+            </w:r>
+            <w:proofErr w:type="spellEnd"/>
+            <w:proofErr w:type="gramEnd"/>
+          </w:p>
+        </w:tc>
+      </w:tr>
+      <w:tr>
         <w:tc>
           <w:tcPr>
             <w:tcW w:w="9000" w:type="dxa"/>
@@ -5815,25 +4782,23 @@
             </w:tcMar>
           </w:tcPr>
           <w:p>
-            <w:r>
-              <w:rPr>
-                <w:rFonts w:ascii="Courier New" w:eastAsia="Courier New" w:hAnsi="Courier New" w:cs="Courier New"/>
-                <w:color w:val="000000"/>
-                <w:sz w:val="17"/>
-                <w:szCs w:val="17"/>
-              </w:rPr>
-              <w:t xml:space="preserve">    Dim names As Variant</w:t>
-            </w:r>
-          </w:p>
-        </w:tc>
-      </w:tr>
-      <w:tr>
-        <w:tblPrEx>
-          <w:tblCellMar>
-            <w:top w:w="0" w:type="dxa"/>
-            <w:bottom w:w="0" w:type="dxa"/>
-          </w:tblCellMar>
-        </w:tblPrEx>
+            <w:pPr>
+              <w:rPr>
+                <w:sz w:val="10"/>
+                <w:szCs w:val="10"/>
+              </w:rPr>
+            </w:pPr>
+            <w:r>
+              <w:rPr>
+                <w:sz w:val="10"/>
+                <w:szCs w:val="10"/>
+              </w:rPr>
+              <w:t xml:space="preserve">                        Exit For</w:t>
+            </w:r>
+          </w:p>
+        </w:tc>
+      </w:tr>
+      <w:tr>
         <w:tc>
           <w:tcPr>
             <w:tcW w:w="9000" w:type="dxa"/>
@@ -5852,36 +4817,23 @@
             </w:tcMar>
           </w:tcPr>
           <w:p>
-            <w:r>
-              <w:rPr>
-                <w:rFonts w:ascii="Courier New" w:eastAsia="Courier New" w:hAnsi="Courier New" w:cs="Courier New"/>
-                <w:color w:val="000000"/>
-                <w:sz w:val="17"/>
-                <w:szCs w:val="17"/>
-              </w:rPr>
-              <w:t xml:space="preserve">    names = </w:t>
-            </w:r>
-            <w:proofErr w:type="gramStart"/>
-            <w:r>
-              <w:rPr>
-                <w:rFonts w:ascii="Courier New" w:eastAsia="Courier New" w:hAnsi="Courier New" w:cs="Courier New"/>
-                <w:color w:val="000000"/>
-                <w:sz w:val="17"/>
-                <w:szCs w:val="17"/>
-              </w:rPr>
-              <w:t>Array( _</w:t>
-            </w:r>
-            <w:proofErr w:type="gramEnd"/>
-          </w:p>
-        </w:tc>
-      </w:tr>
-      <w:tr>
-        <w:tblPrEx>
-          <w:tblCellMar>
-            <w:top w:w="0" w:type="dxa"/>
-            <w:bottom w:w="0" w:type="dxa"/>
-          </w:tblCellMar>
-        </w:tblPrEx>
+            <w:pPr>
+              <w:rPr>
+                <w:sz w:val="10"/>
+                <w:szCs w:val="10"/>
+              </w:rPr>
+            </w:pPr>
+            <w:r>
+              <w:rPr>
+                <w:sz w:val="10"/>
+                <w:szCs w:val="10"/>
+              </w:rPr>
+              <w:t xml:space="preserve">                    End If</w:t>
+            </w:r>
+          </w:p>
+        </w:tc>
+      </w:tr>
+      <w:tr>
         <w:tc>
           <w:tcPr>
             <w:tcW w:w="9000" w:type="dxa"/>
@@ -5900,45 +4852,23 @@
             </w:tcMar>
           </w:tcPr>
           <w:p>
-            <w:r>
-              <w:rPr>
-                <w:rFonts w:ascii="Courier New" w:eastAsia="Courier New" w:hAnsi="Courier New" w:cs="Courier New"/>
-                <w:color w:val="000000"/>
-                <w:sz w:val="17"/>
-                <w:szCs w:val="17"/>
-              </w:rPr>
-              <w:t xml:space="preserve">        "</w:t>
-            </w:r>
-            <w:proofErr w:type="spellStart"/>
-            <w:r>
-              <w:rPr>
-                <w:rFonts w:ascii="Courier New" w:eastAsia="Courier New" w:hAnsi="Courier New" w:cs="Courier New"/>
-                <w:color w:val="000000"/>
-                <w:sz w:val="17"/>
-                <w:szCs w:val="17"/>
-              </w:rPr>
-              <w:t>frmPunctuationCleanup</w:t>
-            </w:r>
-            <w:proofErr w:type="spellEnd"/>
-            <w:r>
-              <w:rPr>
-                <w:rFonts w:ascii="Courier New" w:eastAsia="Courier New" w:hAnsi="Courier New" w:cs="Courier New"/>
-                <w:color w:val="000000"/>
-                <w:sz w:val="17"/>
-                <w:szCs w:val="17"/>
-              </w:rPr>
-              <w:t>", _</w:t>
-            </w:r>
-          </w:p>
-        </w:tc>
-      </w:tr>
-      <w:tr>
-        <w:tblPrEx>
-          <w:tblCellMar>
-            <w:top w:w="0" w:type="dxa"/>
-            <w:bottom w:w="0" w:type="dxa"/>
-          </w:tblCellMar>
-        </w:tblPrEx>
+            <w:pPr>
+              <w:rPr>
+                <w:sz w:val="10"/>
+                <w:szCs w:val="10"/>
+              </w:rPr>
+            </w:pPr>
+            <w:r>
+              <w:rPr>
+                <w:sz w:val="10"/>
+                <w:szCs w:val="10"/>
+              </w:rPr>
+              <w:t xml:space="preserve">                Next comp</w:t>
+            </w:r>
+          </w:p>
+        </w:tc>
+      </w:tr>
+      <w:tr>
         <w:tc>
           <w:tcPr>
             <w:tcW w:w="9000" w:type="dxa"/>
@@ -5957,45 +4887,23 @@
             </w:tcMar>
           </w:tcPr>
           <w:p>
-            <w:r>
-              <w:rPr>
-                <w:rFonts w:ascii="Courier New" w:eastAsia="Courier New" w:hAnsi="Courier New" w:cs="Courier New"/>
-                <w:color w:val="000000"/>
-                <w:sz w:val="17"/>
-                <w:szCs w:val="17"/>
-              </w:rPr>
-              <w:t xml:space="preserve">        "</w:t>
-            </w:r>
-            <w:proofErr w:type="spellStart"/>
-            <w:r>
-              <w:rPr>
-                <w:rFonts w:ascii="Courier New" w:eastAsia="Courier New" w:hAnsi="Courier New" w:cs="Courier New"/>
-                <w:color w:val="000000"/>
-                <w:sz w:val="17"/>
-                <w:szCs w:val="17"/>
-              </w:rPr>
-              <w:t>frmUnicodeCleanup</w:t>
-            </w:r>
-            <w:proofErr w:type="spellEnd"/>
-            <w:r>
-              <w:rPr>
-                <w:rFonts w:ascii="Courier New" w:eastAsia="Courier New" w:hAnsi="Courier New" w:cs="Courier New"/>
-                <w:color w:val="000000"/>
-                <w:sz w:val="17"/>
-                <w:szCs w:val="17"/>
-              </w:rPr>
-              <w:t>", _</w:t>
-            </w:r>
-          </w:p>
-        </w:tc>
-      </w:tr>
-      <w:tr>
-        <w:tblPrEx>
-          <w:tblCellMar>
-            <w:top w:w="0" w:type="dxa"/>
-            <w:bottom w:w="0" w:type="dxa"/>
-          </w:tblCellMar>
-        </w:tblPrEx>
+            <w:pPr>
+              <w:rPr>
+                <w:sz w:val="10"/>
+                <w:szCs w:val="10"/>
+              </w:rPr>
+            </w:pPr>
+            <w:r>
+              <w:rPr>
+                <w:sz w:val="10"/>
+                <w:szCs w:val="10"/>
+              </w:rPr>
+              <w:t xml:space="preserve">            End If</w:t>
+            </w:r>
+          </w:p>
+        </w:tc>
+      </w:tr>
+      <w:tr>
         <w:tc>
           <w:tcPr>
             <w:tcW w:w="9000" w:type="dxa"/>
@@ -6014,45 +4922,23 @@
             </w:tcMar>
           </w:tcPr>
           <w:p>
-            <w:r>
-              <w:rPr>
-                <w:rFonts w:ascii="Courier New" w:eastAsia="Courier New" w:hAnsi="Courier New" w:cs="Courier New"/>
-                <w:color w:val="000000"/>
-                <w:sz w:val="17"/>
-                <w:szCs w:val="17"/>
-              </w:rPr>
-              <w:t xml:space="preserve">        "</w:t>
-            </w:r>
-            <w:proofErr w:type="spellStart"/>
-            <w:r>
-              <w:rPr>
-                <w:rFonts w:ascii="Courier New" w:eastAsia="Courier New" w:hAnsi="Courier New" w:cs="Courier New"/>
-                <w:color w:val="000000"/>
-                <w:sz w:val="17"/>
-                <w:szCs w:val="17"/>
-              </w:rPr>
-              <w:t>frmSpacingCleanup</w:t>
-            </w:r>
-            <w:proofErr w:type="spellEnd"/>
-            <w:r>
-              <w:rPr>
-                <w:rFonts w:ascii="Courier New" w:eastAsia="Courier New" w:hAnsi="Courier New" w:cs="Courier New"/>
-                <w:color w:val="000000"/>
-                <w:sz w:val="17"/>
-                <w:szCs w:val="17"/>
-              </w:rPr>
-              <w:t>", _</w:t>
-            </w:r>
-          </w:p>
-        </w:tc>
-      </w:tr>
-      <w:tr>
-        <w:tblPrEx>
-          <w:tblCellMar>
-            <w:top w:w="0" w:type="dxa"/>
-            <w:bottom w:w="0" w:type="dxa"/>
-          </w:tblCellMar>
-        </w:tblPrEx>
+            <w:pPr>
+              <w:rPr>
+                <w:sz w:val="10"/>
+                <w:szCs w:val="10"/>
+              </w:rPr>
+            </w:pPr>
+            <w:r>
+              <w:rPr>
+                <w:sz w:val="10"/>
+                <w:szCs w:val="10"/>
+              </w:rPr>
+              <w:t xml:space="preserve">        End If</w:t>
+            </w:r>
+          </w:p>
+        </w:tc>
+      </w:tr>
+      <w:tr>
         <w:tc>
           <w:tcPr>
             <w:tcW w:w="9000" w:type="dxa"/>
@@ -6071,45 +4957,39 @@
             </w:tcMar>
           </w:tcPr>
           <w:p>
-            <w:r>
-              <w:rPr>
-                <w:rFonts w:ascii="Courier New" w:eastAsia="Courier New" w:hAnsi="Courier New" w:cs="Courier New"/>
-                <w:color w:val="000000"/>
-                <w:sz w:val="17"/>
-                <w:szCs w:val="17"/>
-              </w:rPr>
-              <w:t xml:space="preserve">        "</w:t>
-            </w:r>
-            <w:proofErr w:type="spellStart"/>
-            <w:r>
-              <w:rPr>
-                <w:rFonts w:ascii="Courier New" w:eastAsia="Courier New" w:hAnsi="Courier New" w:cs="Courier New"/>
-                <w:color w:val="000000"/>
-                <w:sz w:val="17"/>
-                <w:szCs w:val="17"/>
-              </w:rPr>
-              <w:t>frmCapitalizationCleanup</w:t>
-            </w:r>
-            <w:proofErr w:type="spellEnd"/>
-            <w:r>
-              <w:rPr>
-                <w:rFonts w:ascii="Courier New" w:eastAsia="Courier New" w:hAnsi="Courier New" w:cs="Courier New"/>
-                <w:color w:val="000000"/>
-                <w:sz w:val="17"/>
-                <w:szCs w:val="17"/>
-              </w:rPr>
-              <w:t>", _</w:t>
-            </w:r>
-          </w:p>
-        </w:tc>
-      </w:tr>
-      <w:tr>
-        <w:tblPrEx>
-          <w:tblCellMar>
-            <w:top w:w="0" w:type="dxa"/>
-            <w:bottom w:w="0" w:type="dxa"/>
-          </w:tblCellMar>
-        </w:tblPrEx>
+            <w:pPr>
+              <w:rPr>
+                <w:sz w:val="10"/>
+                <w:szCs w:val="10"/>
+              </w:rPr>
+            </w:pPr>
+            <w:r>
+              <w:rPr>
+                <w:sz w:val="10"/>
+                <w:szCs w:val="10"/>
+              </w:rPr>
+              <w:t xml:space="preserve">        On Error </w:t>
+            </w:r>
+            <w:proofErr w:type="spellStart"/>
+            <w:r>
+              <w:rPr>
+                <w:sz w:val="10"/>
+                <w:szCs w:val="10"/>
+              </w:rPr>
+              <w:t>GoTo</w:t>
+            </w:r>
+            <w:proofErr w:type="spellEnd"/>
+            <w:r>
+              <w:rPr>
+                <w:sz w:val="10"/>
+                <w:szCs w:val="10"/>
+              </w:rPr>
+              <w:t xml:space="preserve"> 0</w:t>
+            </w:r>
+          </w:p>
+        </w:tc>
+      </w:tr>
+      <w:tr>
         <w:tc>
           <w:tcPr>
             <w:tcW w:w="9000" w:type="dxa"/>
@@ -6128,45 +5008,39 @@
             </w:tcMar>
           </w:tcPr>
           <w:p>
-            <w:r>
-              <w:rPr>
-                <w:rFonts w:ascii="Courier New" w:eastAsia="Courier New" w:hAnsi="Courier New" w:cs="Courier New"/>
-                <w:color w:val="000000"/>
-                <w:sz w:val="17"/>
-                <w:szCs w:val="17"/>
-              </w:rPr>
-              <w:t xml:space="preserve">        "</w:t>
-            </w:r>
-            <w:proofErr w:type="spellStart"/>
-            <w:r>
-              <w:rPr>
-                <w:rFonts w:ascii="Courier New" w:eastAsia="Courier New" w:hAnsi="Courier New" w:cs="Courier New"/>
-                <w:color w:val="000000"/>
-                <w:sz w:val="17"/>
-                <w:szCs w:val="17"/>
-              </w:rPr>
-              <w:t>frmListCleanup</w:t>
-            </w:r>
-            <w:proofErr w:type="spellEnd"/>
-            <w:r>
-              <w:rPr>
-                <w:rFonts w:ascii="Courier New" w:eastAsia="Courier New" w:hAnsi="Courier New" w:cs="Courier New"/>
-                <w:color w:val="000000"/>
-                <w:sz w:val="17"/>
-                <w:szCs w:val="17"/>
-              </w:rPr>
-              <w:t>", _</w:t>
-            </w:r>
-          </w:p>
-        </w:tc>
-      </w:tr>
-      <w:tr>
-        <w:tblPrEx>
-          <w:tblCellMar>
-            <w:top w:w="0" w:type="dxa"/>
-            <w:bottom w:w="0" w:type="dxa"/>
-          </w:tblCellMar>
-        </w:tblPrEx>
+            <w:pPr>
+              <w:rPr>
+                <w:sz w:val="10"/>
+                <w:szCs w:val="10"/>
+              </w:rPr>
+            </w:pPr>
+            <w:r>
+              <w:rPr>
+                <w:sz w:val="10"/>
+                <w:szCs w:val="10"/>
+              </w:rPr>
+              <w:t xml:space="preserve">        If Not </w:t>
+            </w:r>
+            <w:proofErr w:type="spellStart"/>
+            <w:r>
+              <w:rPr>
+                <w:sz w:val="10"/>
+                <w:szCs w:val="10"/>
+              </w:rPr>
+              <w:t>foundProj</w:t>
+            </w:r>
+            <w:proofErr w:type="spellEnd"/>
+            <w:r>
+              <w:rPr>
+                <w:sz w:val="10"/>
+                <w:szCs w:val="10"/>
+              </w:rPr>
+              <w:t xml:space="preserve"> Is Nothing Then Exit For</w:t>
+            </w:r>
+          </w:p>
+        </w:tc>
+      </w:tr>
+      <w:tr>
         <w:tc>
           <w:tcPr>
             <w:tcW w:w="9000" w:type="dxa"/>
@@ -6185,45 +5059,23 @@
             </w:tcMar>
           </w:tcPr>
           <w:p>
-            <w:r>
-              <w:rPr>
-                <w:rFonts w:ascii="Courier New" w:eastAsia="Courier New" w:hAnsi="Courier New" w:cs="Courier New"/>
-                <w:color w:val="000000"/>
-                <w:sz w:val="17"/>
-                <w:szCs w:val="17"/>
-              </w:rPr>
-              <w:t xml:space="preserve">        "</w:t>
-            </w:r>
-            <w:proofErr w:type="spellStart"/>
-            <w:r>
-              <w:rPr>
-                <w:rFonts w:ascii="Courier New" w:eastAsia="Courier New" w:hAnsi="Courier New" w:cs="Courier New"/>
-                <w:color w:val="000000"/>
-                <w:sz w:val="17"/>
-                <w:szCs w:val="17"/>
-              </w:rPr>
-              <w:t>frmParagraphCleanup</w:t>
-            </w:r>
-            <w:proofErr w:type="spellEnd"/>
-            <w:r>
-              <w:rPr>
-                <w:rFonts w:ascii="Courier New" w:eastAsia="Courier New" w:hAnsi="Courier New" w:cs="Courier New"/>
-                <w:color w:val="000000"/>
-                <w:sz w:val="17"/>
-                <w:szCs w:val="17"/>
-              </w:rPr>
-              <w:t>", _</w:t>
-            </w:r>
-          </w:p>
-        </w:tc>
-      </w:tr>
-      <w:tr>
-        <w:tblPrEx>
-          <w:tblCellMar>
-            <w:top w:w="0" w:type="dxa"/>
-            <w:bottom w:w="0" w:type="dxa"/>
-          </w:tblCellMar>
-        </w:tblPrEx>
+            <w:pPr>
+              <w:rPr>
+                <w:sz w:val="10"/>
+                <w:szCs w:val="10"/>
+              </w:rPr>
+            </w:pPr>
+            <w:r>
+              <w:rPr>
+                <w:sz w:val="10"/>
+                <w:szCs w:val="10"/>
+              </w:rPr>
+              <w:t xml:space="preserve">    Next doc</w:t>
+            </w:r>
+          </w:p>
+        </w:tc>
+      </w:tr>
+      <w:tr>
         <w:tc>
           <w:tcPr>
             <w:tcW w:w="9000" w:type="dxa"/>
@@ -6242,45 +5094,16 @@
             </w:tcMar>
           </w:tcPr>
           <w:p>
-            <w:r>
-              <w:rPr>
-                <w:rFonts w:ascii="Courier New" w:eastAsia="Courier New" w:hAnsi="Courier New" w:cs="Courier New"/>
-                <w:color w:val="000000"/>
-                <w:sz w:val="17"/>
-                <w:szCs w:val="17"/>
-              </w:rPr>
-              <w:t xml:space="preserve">        "</w:t>
-            </w:r>
-            <w:proofErr w:type="spellStart"/>
-            <w:r>
-              <w:rPr>
-                <w:rFonts w:ascii="Courier New" w:eastAsia="Courier New" w:hAnsi="Courier New" w:cs="Courier New"/>
-                <w:color w:val="000000"/>
-                <w:sz w:val="17"/>
-                <w:szCs w:val="17"/>
-              </w:rPr>
-              <w:t>frmDuplicateDetector</w:t>
-            </w:r>
-            <w:proofErr w:type="spellEnd"/>
-            <w:r>
-              <w:rPr>
-                <w:rFonts w:ascii="Courier New" w:eastAsia="Courier New" w:hAnsi="Courier New" w:cs="Courier New"/>
-                <w:color w:val="000000"/>
-                <w:sz w:val="17"/>
-                <w:szCs w:val="17"/>
-              </w:rPr>
-              <w:t>", _</w:t>
-            </w:r>
-          </w:p>
-        </w:tc>
-      </w:tr>
-      <w:tr>
-        <w:tblPrEx>
-          <w:tblCellMar>
-            <w:top w:w="0" w:type="dxa"/>
-            <w:bottom w:w="0" w:type="dxa"/>
-          </w:tblCellMar>
-        </w:tblPrEx>
+            <w:pPr>
+              <w:rPr>
+                <w:sz w:val="10"/>
+                <w:szCs w:val="10"/>
+              </w:rPr>
+            </w:pPr>
+          </w:p>
+        </w:tc>
+      </w:tr>
+      <w:tr>
         <w:tc>
           <w:tcPr>
             <w:tcW w:w="9000" w:type="dxa"/>
@@ -6299,45 +5122,23 @@
             </w:tcMar>
           </w:tcPr>
           <w:p>
-            <w:r>
-              <w:rPr>
-                <w:rFonts w:ascii="Courier New" w:eastAsia="Courier New" w:hAnsi="Courier New" w:cs="Courier New"/>
-                <w:color w:val="000000"/>
-                <w:sz w:val="17"/>
-                <w:szCs w:val="17"/>
-              </w:rPr>
-              <w:t xml:space="preserve">        "</w:t>
-            </w:r>
-            <w:proofErr w:type="spellStart"/>
-            <w:r>
-              <w:rPr>
-                <w:rFonts w:ascii="Courier New" w:eastAsia="Courier New" w:hAnsi="Courier New" w:cs="Courier New"/>
-                <w:color w:val="000000"/>
-                <w:sz w:val="17"/>
-                <w:szCs w:val="17"/>
-              </w:rPr>
-              <w:t>frmFontNormalizer</w:t>
-            </w:r>
-            <w:proofErr w:type="spellEnd"/>
-            <w:r>
-              <w:rPr>
-                <w:rFonts w:ascii="Courier New" w:eastAsia="Courier New" w:hAnsi="Courier New" w:cs="Courier New"/>
-                <w:color w:val="000000"/>
-                <w:sz w:val="17"/>
-                <w:szCs w:val="17"/>
-              </w:rPr>
-              <w:t>", _</w:t>
-            </w:r>
-          </w:p>
-        </w:tc>
-      </w:tr>
-      <w:tr>
-        <w:tblPrEx>
-          <w:tblCellMar>
-            <w:top w:w="0" w:type="dxa"/>
-            <w:bottom w:w="0" w:type="dxa"/>
-          </w:tblCellMar>
-        </w:tblPrEx>
+            <w:pPr>
+              <w:rPr>
+                <w:sz w:val="10"/>
+                <w:szCs w:val="10"/>
+              </w:rPr>
+            </w:pPr>
+            <w:r>
+              <w:rPr>
+                <w:sz w:val="10"/>
+                <w:szCs w:val="10"/>
+              </w:rPr>
+              <w:t xml:space="preserve">    ' ---- nothing found anywhere ----------------------------------------------</w:t>
+            </w:r>
+          </w:p>
+        </w:tc>
+      </w:tr>
+      <w:tr>
         <w:tc>
           <w:tcPr>
             <w:tcW w:w="9000" w:type="dxa"/>
@@ -6356,45 +5157,39 @@
             </w:tcMar>
           </w:tcPr>
           <w:p>
-            <w:r>
-              <w:rPr>
-                <w:rFonts w:ascii="Courier New" w:eastAsia="Courier New" w:hAnsi="Courier New" w:cs="Courier New"/>
-                <w:color w:val="000000"/>
-                <w:sz w:val="17"/>
-                <w:szCs w:val="17"/>
-              </w:rPr>
-              <w:t xml:space="preserve">        "</w:t>
-            </w:r>
-            <w:proofErr w:type="spellStart"/>
-            <w:r>
-              <w:rPr>
-                <w:rFonts w:ascii="Courier New" w:eastAsia="Courier New" w:hAnsi="Courier New" w:cs="Courier New"/>
-                <w:color w:val="000000"/>
-                <w:sz w:val="17"/>
-                <w:szCs w:val="17"/>
-              </w:rPr>
-              <w:t>frmTableCleaner</w:t>
-            </w:r>
-            <w:proofErr w:type="spellEnd"/>
-            <w:r>
-              <w:rPr>
-                <w:rFonts w:ascii="Courier New" w:eastAsia="Courier New" w:hAnsi="Courier New" w:cs="Courier New"/>
-                <w:color w:val="000000"/>
-                <w:sz w:val="17"/>
-                <w:szCs w:val="17"/>
-              </w:rPr>
-              <w:t>", _</w:t>
-            </w:r>
-          </w:p>
-        </w:tc>
-      </w:tr>
-      <w:tr>
-        <w:tblPrEx>
-          <w:tblCellMar>
-            <w:top w:w="0" w:type="dxa"/>
-            <w:bottom w:w="0" w:type="dxa"/>
-          </w:tblCellMar>
-        </w:tblPrEx>
+            <w:pPr>
+              <w:rPr>
+                <w:sz w:val="10"/>
+                <w:szCs w:val="10"/>
+              </w:rPr>
+            </w:pPr>
+            <w:r>
+              <w:rPr>
+                <w:sz w:val="10"/>
+                <w:szCs w:val="10"/>
+              </w:rPr>
+              <w:t xml:space="preserve">    If </w:t>
+            </w:r>
+            <w:proofErr w:type="spellStart"/>
+            <w:r>
+              <w:rPr>
+                <w:sz w:val="10"/>
+                <w:szCs w:val="10"/>
+              </w:rPr>
+              <w:t>foundProj</w:t>
+            </w:r>
+            <w:proofErr w:type="spellEnd"/>
+            <w:r>
+              <w:rPr>
+                <w:sz w:val="10"/>
+                <w:szCs w:val="10"/>
+              </w:rPr>
+              <w:t xml:space="preserve"> Is Nothing Then</w:t>
+            </w:r>
+          </w:p>
+        </w:tc>
+      </w:tr>
+      <w:tr>
         <w:tc>
           <w:tcPr>
             <w:tcW w:w="9000" w:type="dxa"/>
@@ -6413,45 +5208,71 @@
             </w:tcMar>
           </w:tcPr>
           <w:p>
-            <w:r>
-              <w:rPr>
-                <w:rFonts w:ascii="Courier New" w:eastAsia="Courier New" w:hAnsi="Courier New" w:cs="Courier New"/>
-                <w:color w:val="000000"/>
-                <w:sz w:val="17"/>
-                <w:szCs w:val="17"/>
-              </w:rPr>
-              <w:t xml:space="preserve">        "</w:t>
-            </w:r>
-            <w:proofErr w:type="spellStart"/>
-            <w:r>
-              <w:rPr>
-                <w:rFonts w:ascii="Courier New" w:eastAsia="Courier New" w:hAnsi="Courier New" w:cs="Courier New"/>
-                <w:color w:val="000000"/>
-                <w:sz w:val="17"/>
-                <w:szCs w:val="17"/>
-              </w:rPr>
-              <w:t>frmBreakNormalizer</w:t>
-            </w:r>
-            <w:proofErr w:type="spellEnd"/>
-            <w:r>
-              <w:rPr>
-                <w:rFonts w:ascii="Courier New" w:eastAsia="Courier New" w:hAnsi="Courier New" w:cs="Courier New"/>
-                <w:color w:val="000000"/>
-                <w:sz w:val="17"/>
-                <w:szCs w:val="17"/>
-              </w:rPr>
-              <w:t>", _</w:t>
-            </w:r>
-          </w:p>
-        </w:tc>
-      </w:tr>
-      <w:tr>
-        <w:tblPrEx>
-          <w:tblCellMar>
-            <w:top w:w="0" w:type="dxa"/>
-            <w:bottom w:w="0" w:type="dxa"/>
-          </w:tblCellMar>
-        </w:tblPrEx>
+            <w:pPr>
+              <w:rPr>
+                <w:sz w:val="10"/>
+                <w:szCs w:val="10"/>
+              </w:rPr>
+            </w:pPr>
+            <w:r>
+              <w:rPr>
+                <w:sz w:val="10"/>
+                <w:szCs w:val="10"/>
+              </w:rPr>
+              <w:t xml:space="preserve">        </w:t>
+            </w:r>
+            <w:proofErr w:type="spellStart"/>
+            <w:r>
+              <w:rPr>
+                <w:sz w:val="10"/>
+                <w:szCs w:val="10"/>
+              </w:rPr>
+              <w:t>MsgBox</w:t>
+            </w:r>
+            <w:proofErr w:type="spellEnd"/>
+            <w:r>
+              <w:rPr>
+                <w:sz w:val="10"/>
+                <w:szCs w:val="10"/>
+              </w:rPr>
+              <w:t xml:space="preserve"> "No Cleanup Suite components were found in any open document." &amp; </w:t>
+            </w:r>
+            <w:proofErr w:type="spellStart"/>
+            <w:r>
+              <w:rPr>
+                <w:sz w:val="10"/>
+                <w:szCs w:val="10"/>
+              </w:rPr>
+              <w:t>vbCrLf</w:t>
+            </w:r>
+            <w:proofErr w:type="spellEnd"/>
+            <w:r>
+              <w:rPr>
+                <w:sz w:val="10"/>
+                <w:szCs w:val="10"/>
+              </w:rPr>
+              <w:t xml:space="preserve"> &amp; </w:t>
+            </w:r>
+            <w:proofErr w:type="spellStart"/>
+            <w:r>
+              <w:rPr>
+                <w:sz w:val="10"/>
+                <w:szCs w:val="10"/>
+              </w:rPr>
+              <w:t>vbCrLf</w:t>
+            </w:r>
+            <w:proofErr w:type="spellEnd"/>
+            <w:r>
+              <w:rPr>
+                <w:sz w:val="10"/>
+                <w:szCs w:val="10"/>
+              </w:rPr>
+              <w:t xml:space="preserve"> &amp; _</w:t>
+            </w:r>
+          </w:p>
+        </w:tc>
+      </w:tr>
+      <w:tr>
         <w:tc>
           <w:tcPr>
             <w:tcW w:w="9000" w:type="dxa"/>
@@ -6470,45 +5291,39 @@
             </w:tcMar>
           </w:tcPr>
           <w:p>
-            <w:r>
-              <w:rPr>
-                <w:rFonts w:ascii="Courier New" w:eastAsia="Courier New" w:hAnsi="Courier New" w:cs="Courier New"/>
-                <w:color w:val="000000"/>
-                <w:sz w:val="17"/>
-                <w:szCs w:val="17"/>
-              </w:rPr>
-              <w:t xml:space="preserve">        "</w:t>
-            </w:r>
-            <w:proofErr w:type="spellStart"/>
-            <w:r>
-              <w:rPr>
-                <w:rFonts w:ascii="Courier New" w:eastAsia="Courier New" w:hAnsi="Courier New" w:cs="Courier New"/>
-                <w:color w:val="000000"/>
-                <w:sz w:val="17"/>
-                <w:szCs w:val="17"/>
-              </w:rPr>
-              <w:t>frmDocumentTrim</w:t>
-            </w:r>
-            <w:proofErr w:type="spellEnd"/>
-            <w:r>
-              <w:rPr>
-                <w:rFonts w:ascii="Courier New" w:eastAsia="Courier New" w:hAnsi="Courier New" w:cs="Courier New"/>
-                <w:color w:val="000000"/>
-                <w:sz w:val="17"/>
-                <w:szCs w:val="17"/>
-              </w:rPr>
-              <w:t>", _</w:t>
-            </w:r>
-          </w:p>
-        </w:tc>
-      </w:tr>
-      <w:tr>
-        <w:tblPrEx>
-          <w:tblCellMar>
-            <w:top w:w="0" w:type="dxa"/>
-            <w:bottom w:w="0" w:type="dxa"/>
-          </w:tblCellMar>
-        </w:tblPrEx>
+            <w:pPr>
+              <w:rPr>
+                <w:sz w:val="10"/>
+                <w:szCs w:val="10"/>
+              </w:rPr>
+            </w:pPr>
+            <w:r>
+              <w:rPr>
+                <w:sz w:val="10"/>
+                <w:szCs w:val="10"/>
+              </w:rPr>
+              <w:t xml:space="preserve">               "The suite may already be uninstalled, or the document that has it" &amp; </w:t>
+            </w:r>
+            <w:proofErr w:type="spellStart"/>
+            <w:r>
+              <w:rPr>
+                <w:sz w:val="10"/>
+                <w:szCs w:val="10"/>
+              </w:rPr>
+              <w:t>vbCrLf</w:t>
+            </w:r>
+            <w:proofErr w:type="spellEnd"/>
+            <w:r>
+              <w:rPr>
+                <w:sz w:val="10"/>
+                <w:szCs w:val="10"/>
+              </w:rPr>
+              <w:t xml:space="preserve"> &amp; _</w:t>
+            </w:r>
+          </w:p>
+        </w:tc>
+      </w:tr>
+      <w:tr>
         <w:tc>
           <w:tcPr>
             <w:tcW w:w="9000" w:type="dxa"/>
@@ -6527,45 +5342,71 @@
             </w:tcMar>
           </w:tcPr>
           <w:p>
-            <w:r>
-              <w:rPr>
-                <w:rFonts w:ascii="Courier New" w:eastAsia="Courier New" w:hAnsi="Courier New" w:cs="Courier New"/>
-                <w:color w:val="000000"/>
-                <w:sz w:val="17"/>
-                <w:szCs w:val="17"/>
-              </w:rPr>
-              <w:t xml:space="preserve">        "</w:t>
-            </w:r>
-            <w:proofErr w:type="spellStart"/>
-            <w:r>
-              <w:rPr>
-                <w:rFonts w:ascii="Courier New" w:eastAsia="Courier New" w:hAnsi="Courier New" w:cs="Courier New"/>
-                <w:color w:val="000000"/>
-                <w:sz w:val="17"/>
-                <w:szCs w:val="17"/>
-              </w:rPr>
-              <w:t>frmFormattingStripper</w:t>
-            </w:r>
-            <w:proofErr w:type="spellEnd"/>
-            <w:r>
-              <w:rPr>
-                <w:rFonts w:ascii="Courier New" w:eastAsia="Courier New" w:hAnsi="Courier New" w:cs="Courier New"/>
-                <w:color w:val="000000"/>
-                <w:sz w:val="17"/>
-                <w:szCs w:val="17"/>
-              </w:rPr>
-              <w:t>", _</w:t>
-            </w:r>
-          </w:p>
-        </w:tc>
-      </w:tr>
-      <w:tr>
-        <w:tblPrEx>
-          <w:tblCellMar>
-            <w:top w:w="0" w:type="dxa"/>
-            <w:bottom w:w="0" w:type="dxa"/>
-          </w:tblCellMar>
-        </w:tblPrEx>
+            <w:pPr>
+              <w:rPr>
+                <w:sz w:val="10"/>
+                <w:szCs w:val="10"/>
+              </w:rPr>
+            </w:pPr>
+            <w:r>
+              <w:rPr>
+                <w:sz w:val="10"/>
+                <w:szCs w:val="10"/>
+              </w:rPr>
+              <w:t xml:space="preserve">               "</w:t>
+            </w:r>
+            <w:proofErr w:type="gramStart"/>
+            <w:r>
+              <w:rPr>
+                <w:sz w:val="10"/>
+                <w:szCs w:val="10"/>
+              </w:rPr>
+              <w:t>installed</w:t>
+            </w:r>
+            <w:proofErr w:type="gramEnd"/>
+            <w:r>
+              <w:rPr>
+                <w:sz w:val="10"/>
+                <w:szCs w:val="10"/>
+              </w:rPr>
+              <w:t xml:space="preserve"> is not currently open in Word." &amp; </w:t>
+            </w:r>
+            <w:proofErr w:type="spellStart"/>
+            <w:r>
+              <w:rPr>
+                <w:sz w:val="10"/>
+                <w:szCs w:val="10"/>
+              </w:rPr>
+              <w:t>vbCrLf</w:t>
+            </w:r>
+            <w:proofErr w:type="spellEnd"/>
+            <w:r>
+              <w:rPr>
+                <w:sz w:val="10"/>
+                <w:szCs w:val="10"/>
+              </w:rPr>
+              <w:t xml:space="preserve"> &amp; </w:t>
+            </w:r>
+            <w:proofErr w:type="spellStart"/>
+            <w:r>
+              <w:rPr>
+                <w:sz w:val="10"/>
+                <w:szCs w:val="10"/>
+              </w:rPr>
+              <w:t>vbCrLf</w:t>
+            </w:r>
+            <w:proofErr w:type="spellEnd"/>
+            <w:r>
+              <w:rPr>
+                <w:sz w:val="10"/>
+                <w:szCs w:val="10"/>
+              </w:rPr>
+              <w:t xml:space="preserve"> &amp; _</w:t>
+            </w:r>
+          </w:p>
+        </w:tc>
+      </w:tr>
+      <w:tr>
         <w:tc>
           <w:tcPr>
             <w:tcW w:w="9000" w:type="dxa"/>
@@ -6584,45 +5425,55 @@
             </w:tcMar>
           </w:tcPr>
           <w:p>
-            <w:r>
-              <w:rPr>
-                <w:rFonts w:ascii="Courier New" w:eastAsia="Courier New" w:hAnsi="Courier New" w:cs="Courier New"/>
-                <w:color w:val="000000"/>
-                <w:sz w:val="17"/>
-                <w:szCs w:val="17"/>
-              </w:rPr>
-              <w:t xml:space="preserve">        "</w:t>
-            </w:r>
-            <w:proofErr w:type="spellStart"/>
-            <w:r>
-              <w:rPr>
-                <w:rFonts w:ascii="Courier New" w:eastAsia="Courier New" w:hAnsi="Courier New" w:cs="Courier New"/>
-                <w:color w:val="000000"/>
-                <w:sz w:val="17"/>
-                <w:szCs w:val="17"/>
-              </w:rPr>
-              <w:t>frmHyperlinkRemover</w:t>
-            </w:r>
-            <w:proofErr w:type="spellEnd"/>
-            <w:r>
-              <w:rPr>
-                <w:rFonts w:ascii="Courier New" w:eastAsia="Courier New" w:hAnsi="Courier New" w:cs="Courier New"/>
-                <w:color w:val="000000"/>
-                <w:sz w:val="17"/>
-                <w:szCs w:val="17"/>
-              </w:rPr>
-              <w:t>", _</w:t>
-            </w:r>
-          </w:p>
-        </w:tc>
-      </w:tr>
-      <w:tr>
-        <w:tblPrEx>
-          <w:tblCellMar>
-            <w:top w:w="0" w:type="dxa"/>
-            <w:bottom w:w="0" w:type="dxa"/>
-          </w:tblCellMar>
-        </w:tblPrEx>
+            <w:pPr>
+              <w:rPr>
+                <w:sz w:val="10"/>
+                <w:szCs w:val="10"/>
+              </w:rPr>
+            </w:pPr>
+            <w:r>
+              <w:rPr>
+                <w:sz w:val="10"/>
+                <w:szCs w:val="10"/>
+              </w:rPr>
+              <w:t xml:space="preserve">               "Open the document with the suite installed and run this tool again." &amp; </w:t>
+            </w:r>
+            <w:proofErr w:type="spellStart"/>
+            <w:r>
+              <w:rPr>
+                <w:sz w:val="10"/>
+                <w:szCs w:val="10"/>
+              </w:rPr>
+              <w:t>vbCrLf</w:t>
+            </w:r>
+            <w:proofErr w:type="spellEnd"/>
+            <w:r>
+              <w:rPr>
+                <w:sz w:val="10"/>
+                <w:szCs w:val="10"/>
+              </w:rPr>
+              <w:t xml:space="preserve"> &amp; </w:t>
+            </w:r>
+            <w:proofErr w:type="spellStart"/>
+            <w:r>
+              <w:rPr>
+                <w:sz w:val="10"/>
+                <w:szCs w:val="10"/>
+              </w:rPr>
+              <w:t>vbCrLf</w:t>
+            </w:r>
+            <w:proofErr w:type="spellEnd"/>
+            <w:r>
+              <w:rPr>
+                <w:sz w:val="10"/>
+                <w:szCs w:val="10"/>
+              </w:rPr>
+              <w:t xml:space="preserve"> &amp; _</w:t>
+            </w:r>
+          </w:p>
+        </w:tc>
+      </w:tr>
+      <w:tr>
         <w:tc>
           <w:tcPr>
             <w:tcW w:w="9000" w:type="dxa"/>
@@ -6641,45 +5492,39 @@
             </w:tcMar>
           </w:tcPr>
           <w:p>
-            <w:r>
-              <w:rPr>
-                <w:rFonts w:ascii="Courier New" w:eastAsia="Courier New" w:hAnsi="Courier New" w:cs="Courier New"/>
-                <w:color w:val="000000"/>
-                <w:sz w:val="17"/>
-                <w:szCs w:val="17"/>
-              </w:rPr>
-              <w:t xml:space="preserve">        "</w:t>
-            </w:r>
-            <w:proofErr w:type="spellStart"/>
-            <w:r>
-              <w:rPr>
-                <w:rFonts w:ascii="Courier New" w:eastAsia="Courier New" w:hAnsi="Courier New" w:cs="Courier New"/>
-                <w:color w:val="000000"/>
-                <w:sz w:val="17"/>
-                <w:szCs w:val="17"/>
-              </w:rPr>
-              <w:t>frmSoftReturnConverter</w:t>
-            </w:r>
-            <w:proofErr w:type="spellEnd"/>
-            <w:r>
-              <w:rPr>
-                <w:rFonts w:ascii="Courier New" w:eastAsia="Courier New" w:hAnsi="Courier New" w:cs="Courier New"/>
-                <w:color w:val="000000"/>
-                <w:sz w:val="17"/>
-                <w:szCs w:val="17"/>
-              </w:rPr>
-              <w:t>", _</w:t>
-            </w:r>
-          </w:p>
-        </w:tc>
-      </w:tr>
-      <w:tr>
-        <w:tblPrEx>
-          <w:tblCellMar>
-            <w:top w:w="0" w:type="dxa"/>
-            <w:bottom w:w="0" w:type="dxa"/>
-          </w:tblCellMar>
-        </w:tblPrEx>
+            <w:pPr>
+              <w:rPr>
+                <w:sz w:val="10"/>
+                <w:szCs w:val="10"/>
+              </w:rPr>
+            </w:pPr>
+            <w:r>
+              <w:rPr>
+                <w:sz w:val="10"/>
+                <w:szCs w:val="10"/>
+              </w:rPr>
+              <w:t xml:space="preserve">               "You can delete this module manually: right-click it in the" &amp; </w:t>
+            </w:r>
+            <w:proofErr w:type="spellStart"/>
+            <w:r>
+              <w:rPr>
+                <w:sz w:val="10"/>
+                <w:szCs w:val="10"/>
+              </w:rPr>
+              <w:t>vbCrLf</w:t>
+            </w:r>
+            <w:proofErr w:type="spellEnd"/>
+            <w:r>
+              <w:rPr>
+                <w:sz w:val="10"/>
+                <w:szCs w:val="10"/>
+              </w:rPr>
+              <w:t xml:space="preserve"> &amp; _</w:t>
+            </w:r>
+          </w:p>
+        </w:tc>
+      </w:tr>
+      <w:tr>
         <w:tc>
           <w:tcPr>
             <w:tcW w:w="9000" w:type="dxa"/>
@@ -6698,45 +5543,23 @@
             </w:tcMar>
           </w:tcPr>
           <w:p>
-            <w:r>
-              <w:rPr>
-                <w:rFonts w:ascii="Courier New" w:eastAsia="Courier New" w:hAnsi="Courier New" w:cs="Courier New"/>
-                <w:color w:val="000000"/>
-                <w:sz w:val="17"/>
-                <w:szCs w:val="17"/>
-              </w:rPr>
-              <w:t xml:space="preserve">        "</w:t>
-            </w:r>
-            <w:proofErr w:type="spellStart"/>
-            <w:r>
-              <w:rPr>
-                <w:rFonts w:ascii="Courier New" w:eastAsia="Courier New" w:hAnsi="Courier New" w:cs="Courier New"/>
-                <w:color w:val="000000"/>
-                <w:sz w:val="17"/>
-                <w:szCs w:val="17"/>
-              </w:rPr>
-              <w:t>frmMetadataScrubber</w:t>
-            </w:r>
-            <w:proofErr w:type="spellEnd"/>
-            <w:r>
-              <w:rPr>
-                <w:rFonts w:ascii="Courier New" w:eastAsia="Courier New" w:hAnsi="Courier New" w:cs="Courier New"/>
-                <w:color w:val="000000"/>
-                <w:sz w:val="17"/>
-                <w:szCs w:val="17"/>
-              </w:rPr>
-              <w:t>", _</w:t>
-            </w:r>
-          </w:p>
-        </w:tc>
-      </w:tr>
-      <w:tr>
-        <w:tblPrEx>
-          <w:tblCellMar>
-            <w:top w:w="0" w:type="dxa"/>
-            <w:bottom w:w="0" w:type="dxa"/>
-          </w:tblCellMar>
-        </w:tblPrEx>
+            <w:pPr>
+              <w:rPr>
+                <w:sz w:val="10"/>
+                <w:szCs w:val="10"/>
+              </w:rPr>
+            </w:pPr>
+            <w:r>
+              <w:rPr>
+                <w:sz w:val="10"/>
+                <w:szCs w:val="10"/>
+              </w:rPr>
+              <w:t xml:space="preserve">               "Project Explorer &gt; Remove &gt; No.", _</w:t>
+            </w:r>
+          </w:p>
+        </w:tc>
+      </w:tr>
+      <w:tr>
         <w:tc>
           <w:tcPr>
             <w:tcW w:w="9000" w:type="dxa"/>
@@ -6755,45 +5578,39 @@
             </w:tcMar>
           </w:tcPr>
           <w:p>
-            <w:r>
-              <w:rPr>
-                <w:rFonts w:ascii="Courier New" w:eastAsia="Courier New" w:hAnsi="Courier New" w:cs="Courier New"/>
-                <w:color w:val="000000"/>
-                <w:sz w:val="17"/>
-                <w:szCs w:val="17"/>
-              </w:rPr>
-              <w:t xml:space="preserve">        "</w:t>
-            </w:r>
-            <w:proofErr w:type="spellStart"/>
-            <w:r>
-              <w:rPr>
-                <w:rFonts w:ascii="Courier New" w:eastAsia="Courier New" w:hAnsi="Courier New" w:cs="Courier New"/>
-                <w:color w:val="000000"/>
-                <w:sz w:val="17"/>
-                <w:szCs w:val="17"/>
-              </w:rPr>
-              <w:t>frmStyleCleanup</w:t>
-            </w:r>
-            <w:proofErr w:type="spellEnd"/>
-            <w:r>
-              <w:rPr>
-                <w:rFonts w:ascii="Courier New" w:eastAsia="Courier New" w:hAnsi="Courier New" w:cs="Courier New"/>
-                <w:color w:val="000000"/>
-                <w:sz w:val="17"/>
-                <w:szCs w:val="17"/>
-              </w:rPr>
-              <w:t>", _</w:t>
-            </w:r>
-          </w:p>
-        </w:tc>
-      </w:tr>
-      <w:tr>
-        <w:tblPrEx>
-          <w:tblCellMar>
-            <w:top w:w="0" w:type="dxa"/>
-            <w:bottom w:w="0" w:type="dxa"/>
-          </w:tblCellMar>
-        </w:tblPrEx>
+            <w:pPr>
+              <w:rPr>
+                <w:sz w:val="10"/>
+                <w:szCs w:val="10"/>
+              </w:rPr>
+            </w:pPr>
+            <w:r>
+              <w:rPr>
+                <w:sz w:val="10"/>
+                <w:szCs w:val="10"/>
+              </w:rPr>
+              <w:t xml:space="preserve">               </w:t>
+            </w:r>
+            <w:proofErr w:type="spellStart"/>
+            <w:r>
+              <w:rPr>
+                <w:sz w:val="10"/>
+                <w:szCs w:val="10"/>
+              </w:rPr>
+              <w:t>vbInformation</w:t>
+            </w:r>
+            <w:proofErr w:type="spellEnd"/>
+            <w:r>
+              <w:rPr>
+                <w:sz w:val="10"/>
+                <w:szCs w:val="10"/>
+              </w:rPr>
+              <w:t>, "Aux Uninstaller -- Nothing Found"</w:t>
+            </w:r>
+          </w:p>
+        </w:tc>
+      </w:tr>
+      <w:tr>
         <w:tc>
           <w:tcPr>
             <w:tcW w:w="9000" w:type="dxa"/>
@@ -6812,45 +5629,23 @@
             </w:tcMar>
           </w:tcPr>
           <w:p>
-            <w:r>
-              <w:rPr>
-                <w:rFonts w:ascii="Courier New" w:eastAsia="Courier New" w:hAnsi="Courier New" w:cs="Courier New"/>
-                <w:color w:val="000000"/>
-                <w:sz w:val="17"/>
-                <w:szCs w:val="17"/>
-              </w:rPr>
-              <w:t xml:space="preserve">        "</w:t>
-            </w:r>
-            <w:proofErr w:type="spellStart"/>
-            <w:r>
-              <w:rPr>
-                <w:rFonts w:ascii="Courier New" w:eastAsia="Courier New" w:hAnsi="Courier New" w:cs="Courier New"/>
-                <w:color w:val="000000"/>
-                <w:sz w:val="17"/>
-                <w:szCs w:val="17"/>
-              </w:rPr>
-              <w:t>frmFootnoteRemover</w:t>
-            </w:r>
-            <w:proofErr w:type="spellEnd"/>
-            <w:r>
-              <w:rPr>
-                <w:rFonts w:ascii="Courier New" w:eastAsia="Courier New" w:hAnsi="Courier New" w:cs="Courier New"/>
-                <w:color w:val="000000"/>
-                <w:sz w:val="17"/>
-                <w:szCs w:val="17"/>
-              </w:rPr>
-              <w:t>", _</w:t>
-            </w:r>
-          </w:p>
-        </w:tc>
-      </w:tr>
-      <w:tr>
-        <w:tblPrEx>
-          <w:tblCellMar>
-            <w:top w:w="0" w:type="dxa"/>
-            <w:bottom w:w="0" w:type="dxa"/>
-          </w:tblCellMar>
-        </w:tblPrEx>
+            <w:pPr>
+              <w:rPr>
+                <w:sz w:val="10"/>
+                <w:szCs w:val="10"/>
+              </w:rPr>
+            </w:pPr>
+            <w:r>
+              <w:rPr>
+                <w:sz w:val="10"/>
+                <w:szCs w:val="10"/>
+              </w:rPr>
+              <w:t xml:space="preserve">        Exit Sub</w:t>
+            </w:r>
+          </w:p>
+        </w:tc>
+      </w:tr>
+      <w:tr>
         <w:tc>
           <w:tcPr>
             <w:tcW w:w="9000" w:type="dxa"/>
@@ -6869,45 +5664,23 @@
             </w:tcMar>
           </w:tcPr>
           <w:p>
-            <w:r>
-              <w:rPr>
-                <w:rFonts w:ascii="Courier New" w:eastAsia="Courier New" w:hAnsi="Courier New" w:cs="Courier New"/>
-                <w:color w:val="000000"/>
-                <w:sz w:val="17"/>
-                <w:szCs w:val="17"/>
-              </w:rPr>
-              <w:t xml:space="preserve">        "</w:t>
-            </w:r>
-            <w:proofErr w:type="spellStart"/>
-            <w:r>
-              <w:rPr>
-                <w:rFonts w:ascii="Courier New" w:eastAsia="Courier New" w:hAnsi="Courier New" w:cs="Courier New"/>
-                <w:color w:val="000000"/>
-                <w:sz w:val="17"/>
-                <w:szCs w:val="17"/>
-              </w:rPr>
-              <w:t>frmHeaderFooterStandardizer</w:t>
-            </w:r>
-            <w:proofErr w:type="spellEnd"/>
-            <w:r>
-              <w:rPr>
-                <w:rFonts w:ascii="Courier New" w:eastAsia="Courier New" w:hAnsi="Courier New" w:cs="Courier New"/>
-                <w:color w:val="000000"/>
-                <w:sz w:val="17"/>
-                <w:szCs w:val="17"/>
-              </w:rPr>
-              <w:t>", _</w:t>
-            </w:r>
-          </w:p>
-        </w:tc>
-      </w:tr>
-      <w:tr>
-        <w:tblPrEx>
-          <w:tblCellMar>
-            <w:top w:w="0" w:type="dxa"/>
-            <w:bottom w:w="0" w:type="dxa"/>
-          </w:tblCellMar>
-        </w:tblPrEx>
+            <w:pPr>
+              <w:rPr>
+                <w:sz w:val="10"/>
+                <w:szCs w:val="10"/>
+              </w:rPr>
+            </w:pPr>
+            <w:r>
+              <w:rPr>
+                <w:sz w:val="10"/>
+                <w:szCs w:val="10"/>
+              </w:rPr>
+              <w:t xml:space="preserve">    End If</w:t>
+            </w:r>
+          </w:p>
+        </w:tc>
+      </w:tr>
+      <w:tr>
         <w:tc>
           <w:tcPr>
             <w:tcW w:w="9000" w:type="dxa"/>
@@ -6926,45 +5699,16 @@
             </w:tcMar>
           </w:tcPr>
           <w:p>
-            <w:r>
-              <w:rPr>
-                <w:rFonts w:ascii="Courier New" w:eastAsia="Courier New" w:hAnsi="Courier New" w:cs="Courier New"/>
-                <w:color w:val="000000"/>
-                <w:sz w:val="17"/>
-                <w:szCs w:val="17"/>
-              </w:rPr>
-              <w:t xml:space="preserve">        "</w:t>
-            </w:r>
-            <w:proofErr w:type="spellStart"/>
-            <w:r>
-              <w:rPr>
-                <w:rFonts w:ascii="Courier New" w:eastAsia="Courier New" w:hAnsi="Courier New" w:cs="Courier New"/>
-                <w:color w:val="000000"/>
-                <w:sz w:val="17"/>
-                <w:szCs w:val="17"/>
-              </w:rPr>
-              <w:t>frmObjectRemover</w:t>
-            </w:r>
-            <w:proofErr w:type="spellEnd"/>
-            <w:r>
-              <w:rPr>
-                <w:rFonts w:ascii="Courier New" w:eastAsia="Courier New" w:hAnsi="Courier New" w:cs="Courier New"/>
-                <w:color w:val="000000"/>
-                <w:sz w:val="17"/>
-                <w:szCs w:val="17"/>
-              </w:rPr>
-              <w:t>", _</w:t>
-            </w:r>
-          </w:p>
-        </w:tc>
-      </w:tr>
-      <w:tr>
-        <w:tblPrEx>
-          <w:tblCellMar>
-            <w:top w:w="0" w:type="dxa"/>
-            <w:bottom w:w="0" w:type="dxa"/>
-          </w:tblCellMar>
-        </w:tblPrEx>
+            <w:pPr>
+              <w:rPr>
+                <w:sz w:val="10"/>
+                <w:szCs w:val="10"/>
+              </w:rPr>
+            </w:pPr>
+          </w:p>
+        </w:tc>
+      </w:tr>
+      <w:tr>
         <w:tc>
           <w:tcPr>
             <w:tcW w:w="9000" w:type="dxa"/>
@@ -6983,45 +5727,24 @@
             </w:tcMar>
           </w:tcPr>
           <w:p>
-            <w:r>
-              <w:rPr>
-                <w:rFonts w:ascii="Courier New" w:eastAsia="Courier New" w:hAnsi="Courier New" w:cs="Courier New"/>
-                <w:color w:val="000000"/>
-                <w:sz w:val="17"/>
-                <w:szCs w:val="17"/>
-              </w:rPr>
-              <w:t xml:space="preserve">        "</w:t>
-            </w:r>
-            <w:proofErr w:type="spellStart"/>
-            <w:r>
-              <w:rPr>
-                <w:rFonts w:ascii="Courier New" w:eastAsia="Courier New" w:hAnsi="Courier New" w:cs="Courier New"/>
-                <w:color w:val="000000"/>
-                <w:sz w:val="17"/>
-                <w:szCs w:val="17"/>
-              </w:rPr>
-              <w:t>frmCleanupSuiteLauncher</w:t>
-            </w:r>
-            <w:proofErr w:type="spellEnd"/>
-            <w:r>
-              <w:rPr>
-                <w:rFonts w:ascii="Courier New" w:eastAsia="Courier New" w:hAnsi="Courier New" w:cs="Courier New"/>
-                <w:color w:val="000000"/>
-                <w:sz w:val="17"/>
-                <w:szCs w:val="17"/>
-              </w:rPr>
-              <w:t>", _</w:t>
-            </w:r>
-          </w:p>
-        </w:tc>
-      </w:tr>
-      <w:tr>
-        <w:tblPrEx>
-          <w:tblCellMar>
-            <w:top w:w="0" w:type="dxa"/>
-            <w:bottom w:w="0" w:type="dxa"/>
-          </w:tblCellMar>
-        </w:tblPrEx>
+            <w:pPr>
+              <w:rPr>
+                <w:sz w:val="10"/>
+                <w:szCs w:val="10"/>
+              </w:rPr>
+            </w:pPr>
+            <w:r>
+              <w:rPr>
+                <w:sz w:val="10"/>
+                <w:szCs w:val="10"/>
+              </w:rPr>
+              <w:lastRenderedPageBreak/>
+              <w:t xml:space="preserve">    ' ---- confirm document with user ------------------------------------------</w:t>
+            </w:r>
+          </w:p>
+        </w:tc>
+      </w:tr>
+      <w:tr>
         <w:tc>
           <w:tcPr>
             <w:tcW w:w="9000" w:type="dxa"/>
@@ -7040,45 +5763,80 @@
             </w:tcMar>
           </w:tcPr>
           <w:p>
-            <w:r>
-              <w:rPr>
-                <w:rFonts w:ascii="Courier New" w:eastAsia="Courier New" w:hAnsi="Courier New" w:cs="Courier New"/>
-                <w:color w:val="000000"/>
-                <w:sz w:val="17"/>
-                <w:szCs w:val="17"/>
-              </w:rPr>
-              <w:t xml:space="preserve">        "</w:t>
-            </w:r>
-            <w:proofErr w:type="spellStart"/>
-            <w:r>
-              <w:rPr>
-                <w:rFonts w:ascii="Courier New" w:eastAsia="Courier New" w:hAnsi="Courier New" w:cs="Courier New"/>
-                <w:color w:val="000000"/>
-                <w:sz w:val="17"/>
-                <w:szCs w:val="17"/>
-              </w:rPr>
-              <w:t>modCleanupLauncher</w:t>
-            </w:r>
-            <w:proofErr w:type="spellEnd"/>
-            <w:r>
-              <w:rPr>
-                <w:rFonts w:ascii="Courier New" w:eastAsia="Courier New" w:hAnsi="Courier New" w:cs="Courier New"/>
-                <w:color w:val="000000"/>
-                <w:sz w:val="17"/>
-                <w:szCs w:val="17"/>
-              </w:rPr>
-              <w:t>", _</w:t>
-            </w:r>
-          </w:p>
-        </w:tc>
-      </w:tr>
-      <w:tr>
-        <w:tblPrEx>
-          <w:tblCellMar>
-            <w:top w:w="0" w:type="dxa"/>
-            <w:bottom w:w="0" w:type="dxa"/>
-          </w:tblCellMar>
-        </w:tblPrEx>
+            <w:pPr>
+              <w:rPr>
+                <w:sz w:val="10"/>
+                <w:szCs w:val="10"/>
+              </w:rPr>
+            </w:pPr>
+            <w:r>
+              <w:rPr>
+                <w:sz w:val="10"/>
+                <w:szCs w:val="10"/>
+              </w:rPr>
+              <w:t xml:space="preserve">    If </w:t>
+            </w:r>
+            <w:proofErr w:type="spellStart"/>
+            <w:proofErr w:type="gramStart"/>
+            <w:r>
+              <w:rPr>
+                <w:sz w:val="10"/>
+                <w:szCs w:val="10"/>
+              </w:rPr>
+              <w:t>MsgBox</w:t>
+            </w:r>
+            <w:proofErr w:type="spellEnd"/>
+            <w:r>
+              <w:rPr>
+                <w:sz w:val="10"/>
+                <w:szCs w:val="10"/>
+              </w:rPr>
+              <w:t>(</w:t>
+            </w:r>
+            <w:proofErr w:type="gramEnd"/>
+            <w:r>
+              <w:rPr>
+                <w:sz w:val="10"/>
+                <w:szCs w:val="10"/>
+              </w:rPr>
+              <w:t xml:space="preserve">"Found Cleanup Suite components in:" &amp; </w:t>
+            </w:r>
+            <w:proofErr w:type="spellStart"/>
+            <w:r>
+              <w:rPr>
+                <w:sz w:val="10"/>
+                <w:szCs w:val="10"/>
+              </w:rPr>
+              <w:t>vbCrLf</w:t>
+            </w:r>
+            <w:proofErr w:type="spellEnd"/>
+            <w:r>
+              <w:rPr>
+                <w:sz w:val="10"/>
+                <w:szCs w:val="10"/>
+              </w:rPr>
+              <w:t xml:space="preserve"> &amp; </w:t>
+            </w:r>
+            <w:proofErr w:type="spellStart"/>
+            <w:r>
+              <w:rPr>
+                <w:sz w:val="10"/>
+                <w:szCs w:val="10"/>
+              </w:rPr>
+              <w:t>vbCrLf</w:t>
+            </w:r>
+            <w:proofErr w:type="spellEnd"/>
+            <w:r>
+              <w:rPr>
+                <w:sz w:val="10"/>
+                <w:szCs w:val="10"/>
+              </w:rPr>
+              <w:t xml:space="preserve"> &amp; _</w:t>
+            </w:r>
+          </w:p>
+        </w:tc>
+      </w:tr>
+      <w:tr>
         <w:tc>
           <w:tcPr>
             <w:tcW w:w="9000" w:type="dxa"/>
@@ -7097,45 +5855,87 @@
             </w:tcMar>
           </w:tcPr>
           <w:p>
-            <w:r>
-              <w:rPr>
-                <w:rFonts w:ascii="Courier New" w:eastAsia="Courier New" w:hAnsi="Courier New" w:cs="Courier New"/>
-                <w:color w:val="000000"/>
-                <w:sz w:val="17"/>
-                <w:szCs w:val="17"/>
-              </w:rPr>
-              <w:t xml:space="preserve">        "</w:t>
-            </w:r>
-            <w:proofErr w:type="spellStart"/>
-            <w:r>
-              <w:rPr>
-                <w:rFonts w:ascii="Courier New" w:eastAsia="Courier New" w:hAnsi="Courier New" w:cs="Courier New"/>
-                <w:color w:val="000000"/>
-                <w:sz w:val="17"/>
-                <w:szCs w:val="17"/>
-              </w:rPr>
-              <w:t>modCleanupHelpers</w:t>
-            </w:r>
-            <w:proofErr w:type="spellEnd"/>
-            <w:r>
-              <w:rPr>
-                <w:rFonts w:ascii="Courier New" w:eastAsia="Courier New" w:hAnsi="Courier New" w:cs="Courier New"/>
-                <w:color w:val="000000"/>
-                <w:sz w:val="17"/>
-                <w:szCs w:val="17"/>
-              </w:rPr>
-              <w:t>")</w:t>
-            </w:r>
-          </w:p>
-        </w:tc>
-      </w:tr>
-      <w:tr>
-        <w:tblPrEx>
-          <w:tblCellMar>
-            <w:top w:w="0" w:type="dxa"/>
-            <w:bottom w:w="0" w:type="dxa"/>
-          </w:tblCellMar>
-        </w:tblPrEx>
+            <w:pPr>
+              <w:rPr>
+                <w:sz w:val="10"/>
+                <w:szCs w:val="10"/>
+              </w:rPr>
+            </w:pPr>
+            <w:r>
+              <w:rPr>
+                <w:sz w:val="10"/>
+                <w:szCs w:val="10"/>
+              </w:rPr>
+              <w:t xml:space="preserve">              </w:t>
+            </w:r>
+            <w:proofErr w:type="gramStart"/>
+            <w:r>
+              <w:rPr>
+                <w:sz w:val="10"/>
+                <w:szCs w:val="10"/>
+              </w:rPr>
+              <w:t>"  "</w:t>
+            </w:r>
+            <w:proofErr w:type="gramEnd"/>
+            <w:r>
+              <w:rPr>
+                <w:sz w:val="10"/>
+                <w:szCs w:val="10"/>
+              </w:rPr>
+              <w:t xml:space="preserve"> &amp; </w:t>
+            </w:r>
+            <w:proofErr w:type="spellStart"/>
+            <w:r>
+              <w:rPr>
+                <w:sz w:val="10"/>
+                <w:szCs w:val="10"/>
+              </w:rPr>
+              <w:t>foundDoc</w:t>
+            </w:r>
+            <w:proofErr w:type="spellEnd"/>
+            <w:r>
+              <w:rPr>
+                <w:sz w:val="10"/>
+                <w:szCs w:val="10"/>
+              </w:rPr>
+              <w:t xml:space="preserve"> &amp; </w:t>
+            </w:r>
+            <w:proofErr w:type="spellStart"/>
+            <w:r>
+              <w:rPr>
+                <w:sz w:val="10"/>
+                <w:szCs w:val="10"/>
+              </w:rPr>
+              <w:t>vbCrLf</w:t>
+            </w:r>
+            <w:proofErr w:type="spellEnd"/>
+            <w:r>
+              <w:rPr>
+                <w:sz w:val="10"/>
+                <w:szCs w:val="10"/>
+              </w:rPr>
+              <w:t xml:space="preserve"> &amp; </w:t>
+            </w:r>
+            <w:proofErr w:type="spellStart"/>
+            <w:r>
+              <w:rPr>
+                <w:sz w:val="10"/>
+                <w:szCs w:val="10"/>
+              </w:rPr>
+              <w:t>vbCrLf</w:t>
+            </w:r>
+            <w:proofErr w:type="spellEnd"/>
+            <w:r>
+              <w:rPr>
+                <w:sz w:val="10"/>
+                <w:szCs w:val="10"/>
+              </w:rPr>
+              <w:t xml:space="preserve"> &amp; _</w:t>
+            </w:r>
+          </w:p>
+        </w:tc>
+      </w:tr>
+      <w:tr>
         <w:tc>
           <w:tcPr>
             <w:tcW w:w="9000" w:type="dxa"/>
@@ -7154,56 +5954,23 @@
             </w:tcMar>
           </w:tcPr>
           <w:p>
-            <w:r>
-              <w:rPr>
-                <w:rFonts w:ascii="Courier New" w:eastAsia="Courier New" w:hAnsi="Courier New" w:cs="Courier New"/>
-                <w:color w:val="000000"/>
-                <w:sz w:val="17"/>
-                <w:szCs w:val="17"/>
-              </w:rPr>
-              <w:t xml:space="preserve">    </w:t>
-            </w:r>
-            <w:proofErr w:type="gramStart"/>
-            <w:r>
-              <w:rPr>
-                <w:rFonts w:ascii="Courier New" w:eastAsia="Courier New" w:hAnsi="Courier New" w:cs="Courier New"/>
-                <w:color w:val="000000"/>
-                <w:sz w:val="17"/>
-                <w:szCs w:val="17"/>
-              </w:rPr>
-              <w:t xml:space="preserve">Dim </w:t>
-            </w:r>
-            <w:proofErr w:type="spellStart"/>
-            <w:r>
-              <w:rPr>
-                <w:rFonts w:ascii="Courier New" w:eastAsia="Courier New" w:hAnsi="Courier New" w:cs="Courier New"/>
-                <w:color w:val="000000"/>
-                <w:sz w:val="17"/>
-                <w:szCs w:val="17"/>
-              </w:rPr>
-              <w:t>i</w:t>
-            </w:r>
-            <w:proofErr w:type="spellEnd"/>
-            <w:proofErr w:type="gramEnd"/>
-            <w:r>
-              <w:rPr>
-                <w:rFonts w:ascii="Courier New" w:eastAsia="Courier New" w:hAnsi="Courier New" w:cs="Courier New"/>
-                <w:color w:val="000000"/>
-                <w:sz w:val="17"/>
-                <w:szCs w:val="17"/>
-              </w:rPr>
-              <w:t xml:space="preserve"> As Long</w:t>
-            </w:r>
-          </w:p>
-        </w:tc>
-      </w:tr>
-      <w:tr>
-        <w:tblPrEx>
-          <w:tblCellMar>
-            <w:top w:w="0" w:type="dxa"/>
-            <w:bottom w:w="0" w:type="dxa"/>
-          </w:tblCellMar>
-        </w:tblPrEx>
+            <w:pPr>
+              <w:rPr>
+                <w:sz w:val="10"/>
+                <w:szCs w:val="10"/>
+              </w:rPr>
+            </w:pPr>
+            <w:r>
+              <w:rPr>
+                <w:sz w:val="10"/>
+                <w:szCs w:val="10"/>
+              </w:rPr>
+              <w:t xml:space="preserve">              "Proceed with removal from this document?", _</w:t>
+            </w:r>
+          </w:p>
+        </w:tc>
+      </w:tr>
+      <w:tr>
         <w:tc>
           <w:tcPr>
             <w:tcW w:w="9000" w:type="dxa"/>
@@ -7222,85 +5989,71 @@
             </w:tcMar>
           </w:tcPr>
           <w:p>
-            <w:r>
-              <w:rPr>
-                <w:rFonts w:ascii="Courier New" w:eastAsia="Courier New" w:hAnsi="Courier New" w:cs="Courier New"/>
-                <w:color w:val="000000"/>
-                <w:sz w:val="17"/>
-                <w:szCs w:val="17"/>
-              </w:rPr>
-              <w:t xml:space="preserve">    For </w:t>
-            </w:r>
-            <w:proofErr w:type="spellStart"/>
-            <w:r>
-              <w:rPr>
-                <w:rFonts w:ascii="Courier New" w:eastAsia="Courier New" w:hAnsi="Courier New" w:cs="Courier New"/>
-                <w:color w:val="000000"/>
-                <w:sz w:val="17"/>
-                <w:szCs w:val="17"/>
-              </w:rPr>
-              <w:t>i</w:t>
-            </w:r>
-            <w:proofErr w:type="spellEnd"/>
-            <w:r>
-              <w:rPr>
-                <w:rFonts w:ascii="Courier New" w:eastAsia="Courier New" w:hAnsi="Courier New" w:cs="Courier New"/>
-                <w:color w:val="000000"/>
-                <w:sz w:val="17"/>
-                <w:szCs w:val="17"/>
-              </w:rPr>
-              <w:t xml:space="preserve"> = </w:t>
-            </w:r>
-            <w:proofErr w:type="spellStart"/>
-            <w:r>
-              <w:rPr>
-                <w:rFonts w:ascii="Courier New" w:eastAsia="Courier New" w:hAnsi="Courier New" w:cs="Courier New"/>
-                <w:color w:val="000000"/>
-                <w:sz w:val="17"/>
-                <w:szCs w:val="17"/>
-              </w:rPr>
-              <w:t>LBound</w:t>
-            </w:r>
-            <w:proofErr w:type="spellEnd"/>
-            <w:r>
-              <w:rPr>
-                <w:rFonts w:ascii="Courier New" w:eastAsia="Courier New" w:hAnsi="Courier New" w:cs="Courier New"/>
-                <w:color w:val="000000"/>
-                <w:sz w:val="17"/>
-                <w:szCs w:val="17"/>
-              </w:rPr>
-              <w:t xml:space="preserve">(names) To </w:t>
-            </w:r>
-            <w:proofErr w:type="spellStart"/>
-            <w:r>
-              <w:rPr>
-                <w:rFonts w:ascii="Courier New" w:eastAsia="Courier New" w:hAnsi="Courier New" w:cs="Courier New"/>
-                <w:color w:val="000000"/>
-                <w:sz w:val="17"/>
-                <w:szCs w:val="17"/>
-              </w:rPr>
-              <w:t>UBound</w:t>
-            </w:r>
-            <w:proofErr w:type="spellEnd"/>
-            <w:r>
-              <w:rPr>
-                <w:rFonts w:ascii="Courier New" w:eastAsia="Courier New" w:hAnsi="Courier New" w:cs="Courier New"/>
-                <w:color w:val="000000"/>
-                <w:sz w:val="17"/>
-                <w:szCs w:val="17"/>
-              </w:rPr>
-              <w:t>(names)</w:t>
-            </w:r>
-          </w:p>
-        </w:tc>
-      </w:tr>
-      <w:tr>
-        <w:tblPrEx>
-          <w:tblCellMar>
-            <w:top w:w="0" w:type="dxa"/>
-            <w:bottom w:w="0" w:type="dxa"/>
-          </w:tblCellMar>
-        </w:tblPrEx>
+            <w:pPr>
+              <w:rPr>
+                <w:sz w:val="10"/>
+                <w:szCs w:val="10"/>
+              </w:rPr>
+            </w:pPr>
+            <w:r>
+              <w:rPr>
+                <w:sz w:val="10"/>
+                <w:szCs w:val="10"/>
+              </w:rPr>
+              <w:t xml:space="preserve">              </w:t>
+            </w:r>
+            <w:proofErr w:type="spellStart"/>
+            <w:r>
+              <w:rPr>
+                <w:sz w:val="10"/>
+                <w:szCs w:val="10"/>
+              </w:rPr>
+              <w:t>vbQuestion</w:t>
+            </w:r>
+            <w:proofErr w:type="spellEnd"/>
+            <w:r>
+              <w:rPr>
+                <w:sz w:val="10"/>
+                <w:szCs w:val="10"/>
+              </w:rPr>
+              <w:t xml:space="preserve"> + </w:t>
+            </w:r>
+            <w:proofErr w:type="spellStart"/>
+            <w:r>
+              <w:rPr>
+                <w:sz w:val="10"/>
+                <w:szCs w:val="10"/>
+              </w:rPr>
+              <w:t>vbYesNo</w:t>
+            </w:r>
+            <w:proofErr w:type="spellEnd"/>
+            <w:r>
+              <w:rPr>
+                <w:sz w:val="10"/>
+                <w:szCs w:val="10"/>
+              </w:rPr>
+              <w:t xml:space="preserve">, "Aux Uninstaller -- Confirm Document") = </w:t>
+            </w:r>
+            <w:proofErr w:type="spellStart"/>
+            <w:r>
+              <w:rPr>
+                <w:sz w:val="10"/>
+                <w:szCs w:val="10"/>
+              </w:rPr>
+              <w:t>vbNo</w:t>
+            </w:r>
+            <w:proofErr w:type="spellEnd"/>
+            <w:r>
+              <w:rPr>
+                <w:sz w:val="10"/>
+                <w:szCs w:val="10"/>
+              </w:rPr>
+              <w:t xml:space="preserve"> Then</w:t>
+            </w:r>
+          </w:p>
+        </w:tc>
+      </w:tr>
+      <w:tr>
         <w:tc>
           <w:tcPr>
             <w:tcW w:w="9000" w:type="dxa"/>
@@ -7319,85 +6072,55 @@
             </w:tcMar>
           </w:tcPr>
           <w:p>
-            <w:r>
-              <w:rPr>
-                <w:rFonts w:ascii="Courier New" w:eastAsia="Courier New" w:hAnsi="Courier New" w:cs="Courier New"/>
-                <w:color w:val="000000"/>
-                <w:sz w:val="17"/>
-                <w:szCs w:val="17"/>
-              </w:rPr>
-              <w:t xml:space="preserve">        If b = names(</w:t>
-            </w:r>
-            <w:proofErr w:type="spellStart"/>
-            <w:r>
-              <w:rPr>
-                <w:rFonts w:ascii="Courier New" w:eastAsia="Courier New" w:hAnsi="Courier New" w:cs="Courier New"/>
-                <w:color w:val="000000"/>
-                <w:sz w:val="17"/>
-                <w:szCs w:val="17"/>
-              </w:rPr>
-              <w:t>i</w:t>
-            </w:r>
-            <w:proofErr w:type="spellEnd"/>
-            <w:r>
-              <w:rPr>
-                <w:rFonts w:ascii="Courier New" w:eastAsia="Courier New" w:hAnsi="Courier New" w:cs="Courier New"/>
-                <w:color w:val="000000"/>
-                <w:sz w:val="17"/>
-                <w:szCs w:val="17"/>
-              </w:rPr>
-              <w:t xml:space="preserve">) Then </w:t>
-            </w:r>
-            <w:proofErr w:type="spellStart"/>
-            <w:r>
-              <w:rPr>
-                <w:rFonts w:ascii="Courier New" w:eastAsia="Courier New" w:hAnsi="Courier New" w:cs="Courier New"/>
-                <w:color w:val="000000"/>
-                <w:sz w:val="17"/>
-                <w:szCs w:val="17"/>
-              </w:rPr>
-              <w:t>AuxIsSuiteComponent</w:t>
-            </w:r>
-            <w:proofErr w:type="spellEnd"/>
-            <w:r>
-              <w:rPr>
-                <w:rFonts w:ascii="Courier New" w:eastAsia="Courier New" w:hAnsi="Courier New" w:cs="Courier New"/>
-                <w:color w:val="000000"/>
-                <w:sz w:val="17"/>
-                <w:szCs w:val="17"/>
-              </w:rPr>
-              <w:t xml:space="preserve"> = </w:t>
-            </w:r>
-            <w:proofErr w:type="gramStart"/>
-            <w:r>
-              <w:rPr>
-                <w:rFonts w:ascii="Courier New" w:eastAsia="Courier New" w:hAnsi="Courier New" w:cs="Courier New"/>
-                <w:color w:val="000000"/>
-                <w:sz w:val="17"/>
-                <w:szCs w:val="17"/>
-              </w:rPr>
-              <w:t>True :</w:t>
-            </w:r>
-            <w:proofErr w:type="gramEnd"/>
-            <w:r>
-              <w:rPr>
-                <w:rFonts w:ascii="Courier New" w:eastAsia="Courier New" w:hAnsi="Courier New" w:cs="Courier New"/>
-                <w:color w:val="000000"/>
-                <w:sz w:val="17"/>
-                <w:szCs w:val="17"/>
-              </w:rPr>
-              <w:t xml:space="preserve"> Exit Function</w:t>
-            </w:r>
-          </w:p>
-        </w:tc>
-      </w:tr>
-      <w:tr>
-        <w:tblPrEx>
-          <w:tblCellMar>
-            <w:top w:w="0" w:type="dxa"/>
-            <w:bottom w:w="0" w:type="dxa"/>
-          </w:tblCellMar>
-        </w:tblPrEx>
+            <w:pPr>
+              <w:rPr>
+                <w:sz w:val="10"/>
+                <w:szCs w:val="10"/>
+              </w:rPr>
+            </w:pPr>
+            <w:r>
+              <w:rPr>
+                <w:sz w:val="10"/>
+                <w:szCs w:val="10"/>
+              </w:rPr>
+              <w:t xml:space="preserve">        </w:t>
+            </w:r>
+            <w:proofErr w:type="spellStart"/>
+            <w:r>
+              <w:rPr>
+                <w:sz w:val="10"/>
+                <w:szCs w:val="10"/>
+              </w:rPr>
+              <w:t>MsgBox</w:t>
+            </w:r>
+            <w:proofErr w:type="spellEnd"/>
+            <w:r>
+              <w:rPr>
+                <w:sz w:val="10"/>
+                <w:szCs w:val="10"/>
+              </w:rPr>
+              <w:t xml:space="preserve"> "Uninstall cancelled. No changes made.", </w:t>
+            </w:r>
+            <w:proofErr w:type="spellStart"/>
+            <w:r>
+              <w:rPr>
+                <w:sz w:val="10"/>
+                <w:szCs w:val="10"/>
+              </w:rPr>
+              <w:t>vbInformation</w:t>
+            </w:r>
+            <w:proofErr w:type="spellEnd"/>
+            <w:r>
+              <w:rPr>
+                <w:sz w:val="10"/>
+                <w:szCs w:val="10"/>
+              </w:rPr>
+              <w:t>, "Aux Uninstaller"</w:t>
+            </w:r>
+          </w:p>
+        </w:tc>
+      </w:tr>
+      <w:tr>
         <w:tc>
           <w:tcPr>
             <w:tcW w:w="9000" w:type="dxa"/>
@@ -7416,36 +6139,23 @@
             </w:tcMar>
           </w:tcPr>
           <w:p>
-            <w:r>
-              <w:rPr>
-                <w:rFonts w:ascii="Courier New" w:eastAsia="Courier New" w:hAnsi="Courier New" w:cs="Courier New"/>
-                <w:color w:val="000000"/>
-                <w:sz w:val="17"/>
-                <w:szCs w:val="17"/>
-              </w:rPr>
-              <w:t xml:space="preserve">    Next </w:t>
-            </w:r>
-            <w:proofErr w:type="spellStart"/>
-            <w:r>
-              <w:rPr>
-                <w:rFonts w:ascii="Courier New" w:eastAsia="Courier New" w:hAnsi="Courier New" w:cs="Courier New"/>
-                <w:color w:val="000000"/>
-                <w:sz w:val="17"/>
-                <w:szCs w:val="17"/>
-              </w:rPr>
-              <w:t>i</w:t>
-            </w:r>
-            <w:proofErr w:type="spellEnd"/>
-          </w:p>
-        </w:tc>
-      </w:tr>
-      <w:tr>
-        <w:tblPrEx>
-          <w:tblCellMar>
-            <w:top w:w="0" w:type="dxa"/>
-            <w:bottom w:w="0" w:type="dxa"/>
-          </w:tblCellMar>
-        </w:tblPrEx>
+            <w:pPr>
+              <w:rPr>
+                <w:sz w:val="10"/>
+                <w:szCs w:val="10"/>
+              </w:rPr>
+            </w:pPr>
+            <w:r>
+              <w:rPr>
+                <w:sz w:val="10"/>
+                <w:szCs w:val="10"/>
+              </w:rPr>
+              <w:t xml:space="preserve">        Exit Sub</w:t>
+            </w:r>
+          </w:p>
+        </w:tc>
+      </w:tr>
+      <w:tr>
         <w:tc>
           <w:tcPr>
             <w:tcW w:w="9000" w:type="dxa"/>
@@ -7464,25 +6174,23 @@
             </w:tcMar>
           </w:tcPr>
           <w:p>
-            <w:r>
-              <w:rPr>
-                <w:rFonts w:ascii="Courier New" w:eastAsia="Courier New" w:hAnsi="Courier New" w:cs="Courier New"/>
-                <w:color w:val="000000"/>
-                <w:sz w:val="17"/>
-                <w:szCs w:val="17"/>
-              </w:rPr>
-              <w:t>End Function</w:t>
-            </w:r>
-          </w:p>
-        </w:tc>
-      </w:tr>
-      <w:tr>
-        <w:tblPrEx>
-          <w:tblCellMar>
-            <w:top w:w="0" w:type="dxa"/>
-            <w:bottom w:w="0" w:type="dxa"/>
-          </w:tblCellMar>
-        </w:tblPrEx>
+            <w:pPr>
+              <w:rPr>
+                <w:sz w:val="10"/>
+                <w:szCs w:val="10"/>
+              </w:rPr>
+            </w:pPr>
+            <w:r>
+              <w:rPr>
+                <w:sz w:val="10"/>
+                <w:szCs w:val="10"/>
+              </w:rPr>
+              <w:t xml:space="preserve">    End If</w:t>
+            </w:r>
+          </w:p>
+        </w:tc>
+      </w:tr>
+      <w:tr>
         <w:tc>
           <w:tcPr>
             <w:tcW w:w="9000" w:type="dxa"/>
@@ -7500,16 +6208,17 @@
               <w:right w:w="240" w:type="dxa"/>
             </w:tcMar>
           </w:tcPr>
-          <w:p/>
-        </w:tc>
-      </w:tr>
-      <w:tr>
-        <w:tblPrEx>
-          <w:tblCellMar>
-            <w:top w:w="0" w:type="dxa"/>
-            <w:bottom w:w="0" w:type="dxa"/>
-          </w:tblCellMar>
-        </w:tblPrEx>
+          <w:p>
+            <w:pPr>
+              <w:rPr>
+                <w:sz w:val="10"/>
+                <w:szCs w:val="10"/>
+              </w:rPr>
+            </w:pPr>
+          </w:p>
+        </w:tc>
+      </w:tr>
+      <w:tr>
         <w:tc>
           <w:tcPr>
             <w:tcW w:w="9000" w:type="dxa"/>
@@ -7528,56 +6237,48 @@
             </w:tcMar>
           </w:tcPr>
           <w:p>
-            <w:r>
-              <w:rPr>
-                <w:rFonts w:ascii="Courier New" w:eastAsia="Courier New" w:hAnsi="Courier New" w:cs="Courier New"/>
-                <w:color w:val="000000"/>
-                <w:sz w:val="17"/>
-                <w:szCs w:val="17"/>
-              </w:rPr>
-              <w:t xml:space="preserve">Private Function </w:t>
-            </w:r>
-            <w:proofErr w:type="spellStart"/>
-            <w:proofErr w:type="gramStart"/>
-            <w:r>
-              <w:rPr>
-                <w:rFonts w:ascii="Courier New" w:eastAsia="Courier New" w:hAnsi="Courier New" w:cs="Courier New"/>
-                <w:color w:val="000000"/>
-                <w:sz w:val="17"/>
-                <w:szCs w:val="17"/>
-              </w:rPr>
-              <w:t>AuxEnsurePrereqs</w:t>
-            </w:r>
-            <w:proofErr w:type="spellEnd"/>
-            <w:r>
-              <w:rPr>
-                <w:rFonts w:ascii="Courier New" w:eastAsia="Courier New" w:hAnsi="Courier New" w:cs="Courier New"/>
-                <w:color w:val="000000"/>
-                <w:sz w:val="17"/>
-                <w:szCs w:val="17"/>
-              </w:rPr>
-              <w:t>(</w:t>
-            </w:r>
-            <w:proofErr w:type="gramEnd"/>
-            <w:r>
-              <w:rPr>
-                <w:rFonts w:ascii="Courier New" w:eastAsia="Courier New" w:hAnsi="Courier New" w:cs="Courier New"/>
-                <w:color w:val="000000"/>
-                <w:sz w:val="17"/>
-                <w:szCs w:val="17"/>
-              </w:rPr>
-              <w:t>) As Boolean</w:t>
-            </w:r>
-          </w:p>
-        </w:tc>
-      </w:tr>
-      <w:tr>
-        <w:tblPrEx>
-          <w:tblCellMar>
-            <w:top w:w="0" w:type="dxa"/>
-            <w:bottom w:w="0" w:type="dxa"/>
-          </w:tblCellMar>
-        </w:tblPrEx>
+            <w:pPr>
+              <w:rPr>
+                <w:sz w:val="10"/>
+                <w:szCs w:val="10"/>
+              </w:rPr>
+            </w:pPr>
+            <w:r>
+              <w:rPr>
+                <w:sz w:val="10"/>
+                <w:szCs w:val="10"/>
+              </w:rPr>
+              <w:t xml:space="preserve">    Set </w:t>
+            </w:r>
+            <w:proofErr w:type="spellStart"/>
+            <w:r>
+              <w:rPr>
+                <w:sz w:val="10"/>
+                <w:szCs w:val="10"/>
+              </w:rPr>
+              <w:t>vbProj</w:t>
+            </w:r>
+            <w:proofErr w:type="spellEnd"/>
+            <w:r>
+              <w:rPr>
+                <w:sz w:val="10"/>
+                <w:szCs w:val="10"/>
+              </w:rPr>
+              <w:t xml:space="preserve"> = </w:t>
+            </w:r>
+            <w:proofErr w:type="spellStart"/>
+            <w:r>
+              <w:rPr>
+                <w:sz w:val="10"/>
+                <w:szCs w:val="10"/>
+              </w:rPr>
+              <w:t>foundProj</w:t>
+            </w:r>
+            <w:proofErr w:type="spellEnd"/>
+          </w:p>
+        </w:tc>
+      </w:tr>
+      <w:tr>
         <w:tc>
           <w:tcPr>
             <w:tcW w:w="9000" w:type="dxa"/>
@@ -7596,45 +6297,16 @@
             </w:tcMar>
           </w:tcPr>
           <w:p>
-            <w:r>
-              <w:rPr>
-                <w:rFonts w:ascii="Courier New" w:eastAsia="Courier New" w:hAnsi="Courier New" w:cs="Courier New"/>
-                <w:color w:val="000000"/>
-                <w:sz w:val="17"/>
-                <w:szCs w:val="17"/>
-              </w:rPr>
-              <w:t xml:space="preserve">    </w:t>
-            </w:r>
-            <w:proofErr w:type="spellStart"/>
-            <w:r>
-              <w:rPr>
-                <w:rFonts w:ascii="Courier New" w:eastAsia="Courier New" w:hAnsi="Courier New" w:cs="Courier New"/>
-                <w:color w:val="000000"/>
-                <w:sz w:val="17"/>
-                <w:szCs w:val="17"/>
-              </w:rPr>
-              <w:t>AuxEnsurePrereqs</w:t>
-            </w:r>
-            <w:proofErr w:type="spellEnd"/>
-            <w:r>
-              <w:rPr>
-                <w:rFonts w:ascii="Courier New" w:eastAsia="Courier New" w:hAnsi="Courier New" w:cs="Courier New"/>
-                <w:color w:val="000000"/>
-                <w:sz w:val="17"/>
-                <w:szCs w:val="17"/>
-              </w:rPr>
-              <w:t xml:space="preserve"> = False</w:t>
-            </w:r>
-          </w:p>
-        </w:tc>
-      </w:tr>
-      <w:tr>
-        <w:tblPrEx>
-          <w:tblCellMar>
-            <w:top w:w="0" w:type="dxa"/>
-            <w:bottom w:w="0" w:type="dxa"/>
-          </w:tblCellMar>
-        </w:tblPrEx>
+            <w:pPr>
+              <w:rPr>
+                <w:sz w:val="10"/>
+                <w:szCs w:val="10"/>
+              </w:rPr>
+            </w:pPr>
+          </w:p>
+        </w:tc>
+      </w:tr>
+      <w:tr>
         <w:tc>
           <w:tcPr>
             <w:tcW w:w="9000" w:type="dxa"/>
@@ -7653,45 +6325,23 @@
             </w:tcMar>
           </w:tcPr>
           <w:p>
-            <w:r>
-              <w:rPr>
-                <w:rFonts w:ascii="Courier New" w:eastAsia="Courier New" w:hAnsi="Courier New" w:cs="Courier New"/>
-                <w:color w:val="000000"/>
-                <w:sz w:val="17"/>
-                <w:szCs w:val="17"/>
-              </w:rPr>
-              <w:t xml:space="preserve">    On Error </w:t>
-            </w:r>
-            <w:proofErr w:type="gramStart"/>
-            <w:r>
-              <w:rPr>
-                <w:rFonts w:ascii="Courier New" w:eastAsia="Courier New" w:hAnsi="Courier New" w:cs="Courier New"/>
-                <w:color w:val="000000"/>
-                <w:sz w:val="17"/>
-                <w:szCs w:val="17"/>
-              </w:rPr>
-              <w:t>Resume</w:t>
-            </w:r>
-            <w:proofErr w:type="gramEnd"/>
-            <w:r>
-              <w:rPr>
-                <w:rFonts w:ascii="Courier New" w:eastAsia="Courier New" w:hAnsi="Courier New" w:cs="Courier New"/>
-                <w:color w:val="000000"/>
-                <w:sz w:val="17"/>
-                <w:szCs w:val="17"/>
-              </w:rPr>
-              <w:t xml:space="preserve"> Next</w:t>
-            </w:r>
-          </w:p>
-        </w:tc>
-      </w:tr>
-      <w:tr>
-        <w:tblPrEx>
-          <w:tblCellMar>
-            <w:top w:w="0" w:type="dxa"/>
-            <w:bottom w:w="0" w:type="dxa"/>
-          </w:tblCellMar>
-        </w:tblPrEx>
+            <w:pPr>
+              <w:rPr>
+                <w:sz w:val="10"/>
+                <w:szCs w:val="10"/>
+              </w:rPr>
+            </w:pPr>
+            <w:r>
+              <w:rPr>
+                <w:sz w:val="10"/>
+                <w:szCs w:val="10"/>
+              </w:rPr>
+              <w:t xml:space="preserve">    ' ---- gather components to remove -----------------------------------------</w:t>
+            </w:r>
+          </w:p>
+        </w:tc>
+      </w:tr>
+      <w:tr>
         <w:tc>
           <w:tcPr>
             <w:tcW w:w="9000" w:type="dxa"/>
@@ -7710,56 +6360,48 @@
             </w:tcMar>
           </w:tcPr>
           <w:p>
-            <w:r>
-              <w:rPr>
-                <w:rFonts w:ascii="Courier New" w:eastAsia="Courier New" w:hAnsi="Courier New" w:cs="Courier New"/>
-                <w:color w:val="000000"/>
-                <w:sz w:val="17"/>
-                <w:szCs w:val="17"/>
-              </w:rPr>
-              <w:t xml:space="preserve">    Dim t </w:t>
-            </w:r>
+            <w:pPr>
+              <w:rPr>
+                <w:sz w:val="10"/>
+                <w:szCs w:val="10"/>
+              </w:rPr>
+            </w:pPr>
+            <w:r>
+              <w:rPr>
+                <w:sz w:val="10"/>
+                <w:szCs w:val="10"/>
+              </w:rPr>
+              <w:t xml:space="preserve">    Dim </w:t>
+            </w:r>
+            <w:proofErr w:type="spellStart"/>
             <w:proofErr w:type="gramStart"/>
             <w:r>
               <w:rPr>
-                <w:rFonts w:ascii="Courier New" w:eastAsia="Courier New" w:hAnsi="Courier New" w:cs="Courier New"/>
-                <w:color w:val="000000"/>
-                <w:sz w:val="17"/>
-                <w:szCs w:val="17"/>
-              </w:rPr>
-              <w:t>As</w:t>
+                <w:sz w:val="10"/>
+                <w:szCs w:val="10"/>
+              </w:rPr>
+              <w:t>toRemove</w:t>
+            </w:r>
+            <w:proofErr w:type="spellEnd"/>
+            <w:r>
+              <w:rPr>
+                <w:sz w:val="10"/>
+                <w:szCs w:val="10"/>
+              </w:rPr>
+              <w:t>(</w:t>
             </w:r>
             <w:proofErr w:type="gramEnd"/>
             <w:r>
               <w:rPr>
-                <w:rFonts w:ascii="Courier New" w:eastAsia="Courier New" w:hAnsi="Courier New" w:cs="Courier New"/>
-                <w:color w:val="000000"/>
-                <w:sz w:val="17"/>
-                <w:szCs w:val="17"/>
-              </w:rPr>
-              <w:t xml:space="preserve"> </w:t>
-            </w:r>
-            <w:proofErr w:type="spellStart"/>
-            <w:r>
-              <w:rPr>
-                <w:rFonts w:ascii="Courier New" w:eastAsia="Courier New" w:hAnsi="Courier New" w:cs="Courier New"/>
-                <w:color w:val="000000"/>
-                <w:sz w:val="17"/>
-                <w:szCs w:val="17"/>
-              </w:rPr>
-              <w:t>VBIDE.VBProject</w:t>
-            </w:r>
-            <w:proofErr w:type="spellEnd"/>
-          </w:p>
-        </w:tc>
-      </w:tr>
-      <w:tr>
-        <w:tblPrEx>
-          <w:tblCellMar>
-            <w:top w:w="0" w:type="dxa"/>
-            <w:bottom w:w="0" w:type="dxa"/>
-          </w:tblCellMar>
-        </w:tblPrEx>
+                <w:sz w:val="10"/>
+                <w:szCs w:val="10"/>
+              </w:rPr>
+              <w:t>) As String</w:t>
+            </w:r>
+          </w:p>
+        </w:tc>
+      </w:tr>
+      <w:tr>
         <w:tc>
           <w:tcPr>
             <w:tcW w:w="9000" w:type="dxa"/>
@@ -7778,36 +6420,39 @@
             </w:tcMar>
           </w:tcPr>
           <w:p>
-            <w:r>
-              <w:rPr>
-                <w:rFonts w:ascii="Courier New" w:eastAsia="Courier New" w:hAnsi="Courier New" w:cs="Courier New"/>
-                <w:color w:val="000000"/>
-                <w:sz w:val="17"/>
-                <w:szCs w:val="17"/>
-              </w:rPr>
-              <w:t xml:space="preserve">    Set t = </w:t>
-            </w:r>
-            <w:proofErr w:type="spellStart"/>
-            <w:r>
-              <w:rPr>
-                <w:rFonts w:ascii="Courier New" w:eastAsia="Courier New" w:hAnsi="Courier New" w:cs="Courier New"/>
-                <w:color w:val="000000"/>
-                <w:sz w:val="17"/>
-                <w:szCs w:val="17"/>
-              </w:rPr>
-              <w:t>ThisDocument.VBProject</w:t>
-            </w:r>
-            <w:proofErr w:type="spellEnd"/>
-          </w:p>
-        </w:tc>
-      </w:tr>
-      <w:tr>
-        <w:tblPrEx>
-          <w:tblCellMar>
-            <w:top w:w="0" w:type="dxa"/>
-            <w:bottom w:w="0" w:type="dxa"/>
-          </w:tblCellMar>
-        </w:tblPrEx>
+            <w:pPr>
+              <w:rPr>
+                <w:sz w:val="10"/>
+                <w:szCs w:val="10"/>
+              </w:rPr>
+            </w:pPr>
+            <w:r>
+              <w:rPr>
+                <w:sz w:val="10"/>
+                <w:szCs w:val="10"/>
+              </w:rPr>
+              <w:t xml:space="preserve">    Dim </w:t>
+            </w:r>
+            <w:proofErr w:type="spellStart"/>
+            <w:r>
+              <w:rPr>
+                <w:sz w:val="10"/>
+                <w:szCs w:val="10"/>
+              </w:rPr>
+              <w:t>removeCount</w:t>
+            </w:r>
+            <w:proofErr w:type="spellEnd"/>
+            <w:r>
+              <w:rPr>
+                <w:sz w:val="10"/>
+                <w:szCs w:val="10"/>
+              </w:rPr>
+              <w:t xml:space="preserve"> As Long</w:t>
+            </w:r>
+          </w:p>
+        </w:tc>
+      </w:tr>
+      <w:tr>
         <w:tc>
           <w:tcPr>
             <w:tcW w:w="9000" w:type="dxa"/>
@@ -7826,45 +6471,39 @@
             </w:tcMar>
           </w:tcPr>
           <w:p>
-            <w:r>
-              <w:rPr>
-                <w:rFonts w:ascii="Courier New" w:eastAsia="Courier New" w:hAnsi="Courier New" w:cs="Courier New"/>
-                <w:color w:val="000000"/>
-                <w:sz w:val="17"/>
-                <w:szCs w:val="17"/>
-              </w:rPr>
-              <w:t xml:space="preserve">    If </w:t>
-            </w:r>
-            <w:proofErr w:type="spellStart"/>
-            <w:r>
-              <w:rPr>
-                <w:rFonts w:ascii="Courier New" w:eastAsia="Courier New" w:hAnsi="Courier New" w:cs="Courier New"/>
-                <w:color w:val="000000"/>
-                <w:sz w:val="17"/>
-                <w:szCs w:val="17"/>
-              </w:rPr>
-              <w:t>Err.Number</w:t>
-            </w:r>
-            <w:proofErr w:type="spellEnd"/>
-            <w:r>
-              <w:rPr>
-                <w:rFonts w:ascii="Courier New" w:eastAsia="Courier New" w:hAnsi="Courier New" w:cs="Courier New"/>
-                <w:color w:val="000000"/>
-                <w:sz w:val="17"/>
-                <w:szCs w:val="17"/>
-              </w:rPr>
-              <w:t xml:space="preserve"> &lt;&gt; 0 Then</w:t>
-            </w:r>
-          </w:p>
-        </w:tc>
-      </w:tr>
-      <w:tr>
-        <w:tblPrEx>
-          <w:tblCellMar>
-            <w:top w:w="0" w:type="dxa"/>
-            <w:bottom w:w="0" w:type="dxa"/>
-          </w:tblCellMar>
-        </w:tblPrEx>
+            <w:pPr>
+              <w:rPr>
+                <w:sz w:val="10"/>
+                <w:szCs w:val="10"/>
+              </w:rPr>
+            </w:pPr>
+            <w:r>
+              <w:rPr>
+                <w:sz w:val="10"/>
+                <w:szCs w:val="10"/>
+              </w:rPr>
+              <w:t xml:space="preserve">    </w:t>
+            </w:r>
+            <w:proofErr w:type="spellStart"/>
+            <w:r>
+              <w:rPr>
+                <w:sz w:val="10"/>
+                <w:szCs w:val="10"/>
+              </w:rPr>
+              <w:t>removeCount</w:t>
+            </w:r>
+            <w:proofErr w:type="spellEnd"/>
+            <w:r>
+              <w:rPr>
+                <w:sz w:val="10"/>
+                <w:szCs w:val="10"/>
+              </w:rPr>
+              <w:t xml:space="preserve"> = 0</w:t>
+            </w:r>
+          </w:p>
+        </w:tc>
+      </w:tr>
+      <w:tr>
         <w:tc>
           <w:tcPr>
             <w:tcW w:w="9000" w:type="dxa"/>
@@ -7883,65 +6522,82 @@
             </w:tcMar>
           </w:tcPr>
           <w:p>
-            <w:r>
-              <w:rPr>
-                <w:rFonts w:ascii="Courier New" w:eastAsia="Courier New" w:hAnsi="Courier New" w:cs="Courier New"/>
-                <w:color w:val="000000"/>
-                <w:sz w:val="17"/>
-                <w:szCs w:val="17"/>
-              </w:rPr>
-              <w:t xml:space="preserve">        </w:t>
-            </w:r>
-            <w:proofErr w:type="spellStart"/>
-            <w:r>
-              <w:rPr>
-                <w:rFonts w:ascii="Courier New" w:eastAsia="Courier New" w:hAnsi="Courier New" w:cs="Courier New"/>
-                <w:color w:val="000000"/>
-                <w:sz w:val="17"/>
-                <w:szCs w:val="17"/>
-              </w:rPr>
-              <w:t>MsgBox</w:t>
-            </w:r>
-            <w:proofErr w:type="spellEnd"/>
-            <w:r>
-              <w:rPr>
-                <w:rFonts w:ascii="Courier New" w:eastAsia="Courier New" w:hAnsi="Courier New" w:cs="Courier New"/>
-                <w:color w:val="000000"/>
-                <w:sz w:val="17"/>
-                <w:szCs w:val="17"/>
-              </w:rPr>
-              <w:t xml:space="preserve"> "Prerequisites not met. Enable Trust access to VBA project" &amp; </w:t>
-            </w:r>
-            <w:proofErr w:type="spellStart"/>
-            <w:r>
-              <w:rPr>
-                <w:rFonts w:ascii="Courier New" w:eastAsia="Courier New" w:hAnsi="Courier New" w:cs="Courier New"/>
-                <w:color w:val="000000"/>
-                <w:sz w:val="17"/>
-                <w:szCs w:val="17"/>
-              </w:rPr>
-              <w:t>vbCrLf</w:t>
-            </w:r>
-            <w:proofErr w:type="spellEnd"/>
-            <w:r>
-              <w:rPr>
-                <w:rFonts w:ascii="Courier New" w:eastAsia="Courier New" w:hAnsi="Courier New" w:cs="Courier New"/>
-                <w:color w:val="000000"/>
-                <w:sz w:val="17"/>
-                <w:szCs w:val="17"/>
-              </w:rPr>
-              <w:t xml:space="preserve"> &amp; _</w:t>
-            </w:r>
-          </w:p>
-        </w:tc>
-      </w:tr>
-      <w:tr>
-        <w:tblPrEx>
-          <w:tblCellMar>
-            <w:top w:w="0" w:type="dxa"/>
-            <w:bottom w:w="0" w:type="dxa"/>
-          </w:tblCellMar>
-        </w:tblPrEx>
+            <w:pPr>
+              <w:rPr>
+                <w:sz w:val="10"/>
+                <w:szCs w:val="10"/>
+              </w:rPr>
+            </w:pPr>
+            <w:r>
+              <w:rPr>
+                <w:sz w:val="10"/>
+                <w:szCs w:val="10"/>
+              </w:rPr>
+              <w:t xml:space="preserve">    </w:t>
+            </w:r>
+            <w:proofErr w:type="spellStart"/>
+            <w:r>
+              <w:rPr>
+                <w:sz w:val="10"/>
+                <w:szCs w:val="10"/>
+              </w:rPr>
+              <w:t>ReDim</w:t>
+            </w:r>
+            <w:proofErr w:type="spellEnd"/>
+            <w:r>
+              <w:rPr>
+                <w:sz w:val="10"/>
+                <w:szCs w:val="10"/>
+              </w:rPr>
+              <w:t xml:space="preserve"> </w:t>
+            </w:r>
+            <w:proofErr w:type="spellStart"/>
+            <w:proofErr w:type="gramStart"/>
+            <w:r>
+              <w:rPr>
+                <w:sz w:val="10"/>
+                <w:szCs w:val="10"/>
+              </w:rPr>
+              <w:t>toRemove</w:t>
+            </w:r>
+            <w:proofErr w:type="spellEnd"/>
+            <w:r>
+              <w:rPr>
+                <w:sz w:val="10"/>
+                <w:szCs w:val="10"/>
+              </w:rPr>
+              <w:t>(</w:t>
+            </w:r>
+            <w:proofErr w:type="gramEnd"/>
+            <w:r>
+              <w:rPr>
+                <w:sz w:val="10"/>
+                <w:szCs w:val="10"/>
+              </w:rPr>
+              <w:t xml:space="preserve">0 To </w:t>
+            </w:r>
+            <w:proofErr w:type="spellStart"/>
+            <w:proofErr w:type="gramStart"/>
+            <w:r>
+              <w:rPr>
+                <w:sz w:val="10"/>
+                <w:szCs w:val="10"/>
+              </w:rPr>
+              <w:t>vbProj.VBComponents.Count</w:t>
+            </w:r>
+            <w:proofErr w:type="spellEnd"/>
+            <w:proofErr w:type="gramEnd"/>
+            <w:r>
+              <w:rPr>
+                <w:sz w:val="10"/>
+                <w:szCs w:val="10"/>
+              </w:rPr>
+              <w:t>)</w:t>
+            </w:r>
+          </w:p>
+        </w:tc>
+      </w:tr>
+      <w:tr>
         <w:tc>
           <w:tcPr>
             <w:tcW w:w="9000" w:type="dxa"/>
@@ -7960,65 +6616,16 @@
             </w:tcMar>
           </w:tcPr>
           <w:p>
-            <w:r>
-              <w:rPr>
-                <w:rFonts w:ascii="Courier New" w:eastAsia="Courier New" w:hAnsi="Courier New" w:cs="Courier New"/>
-                <w:color w:val="000000"/>
-                <w:sz w:val="17"/>
-                <w:szCs w:val="17"/>
-              </w:rPr>
-              <w:t xml:space="preserve">               "</w:t>
-            </w:r>
-            <w:proofErr w:type="gramStart"/>
-            <w:r>
-              <w:rPr>
-                <w:rFonts w:ascii="Courier New" w:eastAsia="Courier New" w:hAnsi="Courier New" w:cs="Courier New"/>
-                <w:color w:val="000000"/>
-                <w:sz w:val="17"/>
-                <w:szCs w:val="17"/>
-              </w:rPr>
-              <w:t>object</w:t>
-            </w:r>
-            <w:proofErr w:type="gramEnd"/>
-            <w:r>
-              <w:rPr>
-                <w:rFonts w:ascii="Courier New" w:eastAsia="Courier New" w:hAnsi="Courier New" w:cs="Courier New"/>
-                <w:color w:val="000000"/>
-                <w:sz w:val="17"/>
-                <w:szCs w:val="17"/>
-              </w:rPr>
-              <w:t xml:space="preserve"> model (File &gt; Options &gt; Trust Center) AND" &amp; </w:t>
-            </w:r>
-            <w:proofErr w:type="spellStart"/>
-            <w:r>
-              <w:rPr>
-                <w:rFonts w:ascii="Courier New" w:eastAsia="Courier New" w:hAnsi="Courier New" w:cs="Courier New"/>
-                <w:color w:val="000000"/>
-                <w:sz w:val="17"/>
-                <w:szCs w:val="17"/>
-              </w:rPr>
-              <w:t>vbCrLf</w:t>
-            </w:r>
-            <w:proofErr w:type="spellEnd"/>
-            <w:r>
-              <w:rPr>
-                <w:rFonts w:ascii="Courier New" w:eastAsia="Courier New" w:hAnsi="Courier New" w:cs="Courier New"/>
-                <w:color w:val="000000"/>
-                <w:sz w:val="17"/>
-                <w:szCs w:val="17"/>
-              </w:rPr>
-              <w:t xml:space="preserve"> &amp; _</w:t>
-            </w:r>
-          </w:p>
-        </w:tc>
-      </w:tr>
-      <w:tr>
-        <w:tblPrEx>
-          <w:tblCellMar>
-            <w:top w:w="0" w:type="dxa"/>
-            <w:bottom w:w="0" w:type="dxa"/>
-          </w:tblCellMar>
-        </w:tblPrEx>
+            <w:pPr>
+              <w:rPr>
+                <w:sz w:val="10"/>
+                <w:szCs w:val="10"/>
+              </w:rPr>
+            </w:pPr>
+          </w:p>
+        </w:tc>
+      </w:tr>
+      <w:tr>
         <w:tc>
           <w:tcPr>
             <w:tcW w:w="9000" w:type="dxa"/>
@@ -8037,45 +6644,48 @@
             </w:tcMar>
           </w:tcPr>
           <w:p>
-            <w:r>
-              <w:rPr>
-                <w:rFonts w:ascii="Courier New" w:eastAsia="Courier New" w:hAnsi="Courier New" w:cs="Courier New"/>
-                <w:color w:val="000000"/>
-                <w:sz w:val="17"/>
-                <w:szCs w:val="17"/>
-              </w:rPr>
-              <w:t xml:space="preserve">               "</w:t>
-            </w:r>
-            <w:proofErr w:type="spellStart"/>
-            <w:r>
-              <w:rPr>
-                <w:rFonts w:ascii="Courier New" w:eastAsia="Courier New" w:hAnsi="Courier New" w:cs="Courier New"/>
-                <w:color w:val="000000"/>
-                <w:sz w:val="17"/>
-                <w:szCs w:val="17"/>
-              </w:rPr>
-              <w:t>VBIDE</w:t>
-            </w:r>
-            <w:proofErr w:type="spellEnd"/>
-            <w:r>
-              <w:rPr>
-                <w:rFonts w:ascii="Courier New" w:eastAsia="Courier New" w:hAnsi="Courier New" w:cs="Courier New"/>
-                <w:color w:val="000000"/>
-                <w:sz w:val="17"/>
-                <w:szCs w:val="17"/>
-              </w:rPr>
-              <w:t xml:space="preserve"> Extensibility 5.3 (VBA editor &gt; Tools &gt; References).", _</w:t>
-            </w:r>
-          </w:p>
-        </w:tc>
-      </w:tr>
-      <w:tr>
-        <w:tblPrEx>
-          <w:tblCellMar>
-            <w:top w:w="0" w:type="dxa"/>
-            <w:bottom w:w="0" w:type="dxa"/>
-          </w:tblCellMar>
-        </w:tblPrEx>
+            <w:pPr>
+              <w:rPr>
+                <w:sz w:val="10"/>
+                <w:szCs w:val="10"/>
+              </w:rPr>
+            </w:pPr>
+            <w:r>
+              <w:rPr>
+                <w:sz w:val="10"/>
+                <w:szCs w:val="10"/>
+              </w:rPr>
+              <w:t xml:space="preserve">    </w:t>
+            </w:r>
+            <w:proofErr w:type="gramStart"/>
+            <w:r>
+              <w:rPr>
+                <w:sz w:val="10"/>
+                <w:szCs w:val="10"/>
+              </w:rPr>
+              <w:t xml:space="preserve">Dim </w:t>
+            </w:r>
+            <w:proofErr w:type="spellStart"/>
+            <w:r>
+              <w:rPr>
+                <w:sz w:val="10"/>
+                <w:szCs w:val="10"/>
+              </w:rPr>
+              <w:t>i</w:t>
+            </w:r>
+            <w:proofErr w:type="spellEnd"/>
+            <w:proofErr w:type="gramEnd"/>
+            <w:r>
+              <w:rPr>
+                <w:sz w:val="10"/>
+                <w:szCs w:val="10"/>
+              </w:rPr>
+              <w:t xml:space="preserve"> As Long</w:t>
+            </w:r>
+          </w:p>
+        </w:tc>
+      </w:tr>
+      <w:tr>
         <w:tc>
           <w:tcPr>
             <w:tcW w:w="9000" w:type="dxa"/>
@@ -8094,45 +6704,50 @@
             </w:tcMar>
           </w:tcPr>
           <w:p>
-            <w:r>
-              <w:rPr>
-                <w:rFonts w:ascii="Courier New" w:eastAsia="Courier New" w:hAnsi="Courier New" w:cs="Courier New"/>
-                <w:color w:val="000000"/>
-                <w:sz w:val="17"/>
-                <w:szCs w:val="17"/>
-              </w:rPr>
-              <w:t xml:space="preserve">               </w:t>
-            </w:r>
-            <w:proofErr w:type="spellStart"/>
-            <w:r>
-              <w:rPr>
-                <w:rFonts w:ascii="Courier New" w:eastAsia="Courier New" w:hAnsi="Courier New" w:cs="Courier New"/>
-                <w:color w:val="000000"/>
-                <w:sz w:val="17"/>
-                <w:szCs w:val="17"/>
-              </w:rPr>
-              <w:t>vbExclamation</w:t>
-            </w:r>
-            <w:proofErr w:type="spellEnd"/>
-            <w:r>
-              <w:rPr>
-                <w:rFonts w:ascii="Courier New" w:eastAsia="Courier New" w:hAnsi="Courier New" w:cs="Courier New"/>
-                <w:color w:val="000000"/>
-                <w:sz w:val="17"/>
-                <w:szCs w:val="17"/>
-              </w:rPr>
-              <w:t>, "Prerequisites Required"</w:t>
-            </w:r>
-          </w:p>
-        </w:tc>
-      </w:tr>
-      <w:tr>
-        <w:tblPrEx>
-          <w:tblCellMar>
-            <w:top w:w="0" w:type="dxa"/>
-            <w:bottom w:w="0" w:type="dxa"/>
-          </w:tblCellMar>
-        </w:tblPrEx>
+            <w:pPr>
+              <w:rPr>
+                <w:sz w:val="10"/>
+                <w:szCs w:val="10"/>
+              </w:rPr>
+            </w:pPr>
+            <w:r>
+              <w:rPr>
+                <w:sz w:val="10"/>
+                <w:szCs w:val="10"/>
+              </w:rPr>
+              <w:t xml:space="preserve">    For </w:t>
+            </w:r>
+            <w:proofErr w:type="spellStart"/>
+            <w:r>
+              <w:rPr>
+                <w:sz w:val="10"/>
+                <w:szCs w:val="10"/>
+              </w:rPr>
+              <w:t>i</w:t>
+            </w:r>
+            <w:proofErr w:type="spellEnd"/>
+            <w:r>
+              <w:rPr>
+                <w:sz w:val="10"/>
+                <w:szCs w:val="10"/>
+              </w:rPr>
+              <w:t xml:space="preserve"> = 1 To </w:t>
+            </w:r>
+            <w:proofErr w:type="spellStart"/>
+            <w:proofErr w:type="gramStart"/>
+            <w:r>
+              <w:rPr>
+                <w:sz w:val="10"/>
+                <w:szCs w:val="10"/>
+              </w:rPr>
+              <w:t>vbProj.VBComponents.Count</w:t>
+            </w:r>
+            <w:proofErr w:type="spellEnd"/>
+            <w:proofErr w:type="gramEnd"/>
+          </w:p>
+        </w:tc>
+      </w:tr>
+      <w:tr>
         <w:tc>
           <w:tcPr>
             <w:tcW w:w="9000" w:type="dxa"/>
@@ -8151,26 +6766,55 @@
             </w:tcMar>
           </w:tcPr>
           <w:p>
-            <w:r>
-              <w:rPr>
-                <w:rFonts w:ascii="Courier New" w:eastAsia="Courier New" w:hAnsi="Courier New" w:cs="Courier New"/>
-                <w:color w:val="000000"/>
-                <w:sz w:val="17"/>
-                <w:szCs w:val="17"/>
-              </w:rPr>
-              <w:lastRenderedPageBreak/>
-              <w:t xml:space="preserve">        Exit Function</w:t>
-            </w:r>
-          </w:p>
-        </w:tc>
-      </w:tr>
-      <w:tr>
-        <w:tblPrEx>
-          <w:tblCellMar>
-            <w:top w:w="0" w:type="dxa"/>
-            <w:bottom w:w="0" w:type="dxa"/>
-          </w:tblCellMar>
-        </w:tblPrEx>
+            <w:pPr>
+              <w:rPr>
+                <w:sz w:val="10"/>
+                <w:szCs w:val="10"/>
+              </w:rPr>
+            </w:pPr>
+            <w:r>
+              <w:rPr>
+                <w:sz w:val="10"/>
+                <w:szCs w:val="10"/>
+              </w:rPr>
+              <w:t xml:space="preserve">        Set comp = </w:t>
+            </w:r>
+            <w:proofErr w:type="spellStart"/>
+            <w:r>
+              <w:rPr>
+                <w:sz w:val="10"/>
+                <w:szCs w:val="10"/>
+              </w:rPr>
+              <w:t>vbProj.VBComponents</w:t>
+            </w:r>
+            <w:proofErr w:type="spellEnd"/>
+            <w:r>
+              <w:rPr>
+                <w:sz w:val="10"/>
+                <w:szCs w:val="10"/>
+              </w:rPr>
+              <w:t>(</w:t>
+            </w:r>
+            <w:proofErr w:type="spellStart"/>
+            <w:r>
+              <w:rPr>
+                <w:sz w:val="10"/>
+                <w:szCs w:val="10"/>
+              </w:rPr>
+              <w:t>i</w:t>
+            </w:r>
+            <w:proofErr w:type="spellEnd"/>
+            <w:r>
+              <w:rPr>
+                <w:sz w:val="10"/>
+                <w:szCs w:val="10"/>
+              </w:rPr>
+              <w:t>)</w:t>
+            </w:r>
+          </w:p>
+        </w:tc>
+      </w:tr>
+      <w:tr>
         <w:tc>
           <w:tcPr>
             <w:tcW w:w="9000" w:type="dxa"/>
@@ -8189,25 +6833,57 @@
             </w:tcMar>
           </w:tcPr>
           <w:p>
-            <w:r>
-              <w:rPr>
-                <w:rFonts w:ascii="Courier New" w:eastAsia="Courier New" w:hAnsi="Courier New" w:cs="Courier New"/>
-                <w:color w:val="000000"/>
-                <w:sz w:val="17"/>
-                <w:szCs w:val="17"/>
-              </w:rPr>
-              <w:t xml:space="preserve">    End If</w:t>
-            </w:r>
-          </w:p>
-        </w:tc>
-      </w:tr>
-      <w:tr>
-        <w:tblPrEx>
-          <w:tblCellMar>
-            <w:top w:w="0" w:type="dxa"/>
-            <w:bottom w:w="0" w:type="dxa"/>
-          </w:tblCellMar>
-        </w:tblPrEx>
+            <w:pPr>
+              <w:rPr>
+                <w:sz w:val="10"/>
+                <w:szCs w:val="10"/>
+              </w:rPr>
+            </w:pPr>
+            <w:r>
+              <w:rPr>
+                <w:sz w:val="10"/>
+                <w:szCs w:val="10"/>
+              </w:rPr>
+              <w:t xml:space="preserve">        If </w:t>
+            </w:r>
+            <w:proofErr w:type="spellStart"/>
+            <w:r>
+              <w:rPr>
+                <w:sz w:val="10"/>
+                <w:szCs w:val="10"/>
+              </w:rPr>
+              <w:t>AuxIsSuiteComponent</w:t>
+            </w:r>
+            <w:proofErr w:type="spellEnd"/>
+            <w:r>
+              <w:rPr>
+                <w:sz w:val="10"/>
+                <w:szCs w:val="10"/>
+              </w:rPr>
+              <w:t>(</w:t>
+            </w:r>
+            <w:proofErr w:type="spellStart"/>
+            <w:proofErr w:type="gramStart"/>
+            <w:r>
+              <w:rPr>
+                <w:sz w:val="10"/>
+                <w:szCs w:val="10"/>
+              </w:rPr>
+              <w:t>comp.Name</w:t>
+            </w:r>
+            <w:proofErr w:type="spellEnd"/>
+            <w:proofErr w:type="gramEnd"/>
+            <w:r>
+              <w:rPr>
+                <w:sz w:val="10"/>
+                <w:szCs w:val="10"/>
+              </w:rPr>
+              <w:t>) Then</w:t>
+            </w:r>
+          </w:p>
+        </w:tc>
+      </w:tr>
+      <w:tr>
         <w:tc>
           <w:tcPr>
             <w:tcW w:w="9000" w:type="dxa"/>
@@ -8226,45 +6902,66 @@
             </w:tcMar>
           </w:tcPr>
           <w:p>
-            <w:r>
-              <w:rPr>
-                <w:rFonts w:ascii="Courier New" w:eastAsia="Courier New" w:hAnsi="Courier New" w:cs="Courier New"/>
-                <w:color w:val="000000"/>
-                <w:sz w:val="17"/>
-                <w:szCs w:val="17"/>
-              </w:rPr>
-              <w:t xml:space="preserve">    On Error </w:t>
-            </w:r>
-            <w:proofErr w:type="spellStart"/>
-            <w:r>
-              <w:rPr>
-                <w:rFonts w:ascii="Courier New" w:eastAsia="Courier New" w:hAnsi="Courier New" w:cs="Courier New"/>
-                <w:color w:val="000000"/>
-                <w:sz w:val="17"/>
-                <w:szCs w:val="17"/>
-              </w:rPr>
-              <w:t>GoTo</w:t>
-            </w:r>
-            <w:proofErr w:type="spellEnd"/>
-            <w:r>
-              <w:rPr>
-                <w:rFonts w:ascii="Courier New" w:eastAsia="Courier New" w:hAnsi="Courier New" w:cs="Courier New"/>
-                <w:color w:val="000000"/>
-                <w:sz w:val="17"/>
-                <w:szCs w:val="17"/>
-              </w:rPr>
-              <w:t xml:space="preserve"> 0</w:t>
-            </w:r>
-          </w:p>
-        </w:tc>
-      </w:tr>
-      <w:tr>
-        <w:tblPrEx>
-          <w:tblCellMar>
-            <w:top w:w="0" w:type="dxa"/>
-            <w:bottom w:w="0" w:type="dxa"/>
-          </w:tblCellMar>
-        </w:tblPrEx>
+            <w:pPr>
+              <w:rPr>
+                <w:sz w:val="10"/>
+                <w:szCs w:val="10"/>
+              </w:rPr>
+            </w:pPr>
+            <w:r>
+              <w:rPr>
+                <w:sz w:val="10"/>
+                <w:szCs w:val="10"/>
+              </w:rPr>
+              <w:t xml:space="preserve">            </w:t>
+            </w:r>
+            <w:proofErr w:type="spellStart"/>
+            <w:r>
+              <w:rPr>
+                <w:sz w:val="10"/>
+                <w:szCs w:val="10"/>
+              </w:rPr>
+              <w:t>toRemove</w:t>
+            </w:r>
+            <w:proofErr w:type="spellEnd"/>
+            <w:r>
+              <w:rPr>
+                <w:sz w:val="10"/>
+                <w:szCs w:val="10"/>
+              </w:rPr>
+              <w:t>(</w:t>
+            </w:r>
+            <w:proofErr w:type="spellStart"/>
+            <w:r>
+              <w:rPr>
+                <w:sz w:val="10"/>
+                <w:szCs w:val="10"/>
+              </w:rPr>
+              <w:t>removeCount</w:t>
+            </w:r>
+            <w:proofErr w:type="spellEnd"/>
+            <w:r>
+              <w:rPr>
+                <w:sz w:val="10"/>
+                <w:szCs w:val="10"/>
+              </w:rPr>
+              <w:t xml:space="preserve">) = </w:t>
+            </w:r>
+            <w:proofErr w:type="spellStart"/>
+            <w:proofErr w:type="gramStart"/>
+            <w:r>
+              <w:rPr>
+                <w:sz w:val="10"/>
+                <w:szCs w:val="10"/>
+              </w:rPr>
+              <w:t>comp.Name</w:t>
+            </w:r>
+            <w:proofErr w:type="spellEnd"/>
+            <w:proofErr w:type="gramEnd"/>
+          </w:p>
+        </w:tc>
+      </w:tr>
+      <w:tr>
         <w:tc>
           <w:tcPr>
             <w:tcW w:w="9000" w:type="dxa"/>
@@ -8283,45 +6980,55 @@
             </w:tcMar>
           </w:tcPr>
           <w:p>
-            <w:r>
-              <w:rPr>
-                <w:rFonts w:ascii="Courier New" w:eastAsia="Courier New" w:hAnsi="Courier New" w:cs="Courier New"/>
-                <w:color w:val="000000"/>
-                <w:sz w:val="17"/>
-                <w:szCs w:val="17"/>
-              </w:rPr>
-              <w:t xml:space="preserve">    </w:t>
-            </w:r>
-            <w:proofErr w:type="spellStart"/>
-            <w:r>
-              <w:rPr>
-                <w:rFonts w:ascii="Courier New" w:eastAsia="Courier New" w:hAnsi="Courier New" w:cs="Courier New"/>
-                <w:color w:val="000000"/>
-                <w:sz w:val="17"/>
-                <w:szCs w:val="17"/>
-              </w:rPr>
-              <w:t>AuxEnsurePrereqs</w:t>
-            </w:r>
-            <w:proofErr w:type="spellEnd"/>
-            <w:r>
-              <w:rPr>
-                <w:rFonts w:ascii="Courier New" w:eastAsia="Courier New" w:hAnsi="Courier New" w:cs="Courier New"/>
-                <w:color w:val="000000"/>
-                <w:sz w:val="17"/>
-                <w:szCs w:val="17"/>
-              </w:rPr>
-              <w:t xml:space="preserve"> = True</w:t>
-            </w:r>
-          </w:p>
-        </w:tc>
-      </w:tr>
-      <w:tr>
-        <w:tblPrEx>
-          <w:tblCellMar>
-            <w:top w:w="0" w:type="dxa"/>
-            <w:bottom w:w="0" w:type="dxa"/>
-          </w:tblCellMar>
-        </w:tblPrEx>
+            <w:pPr>
+              <w:rPr>
+                <w:sz w:val="10"/>
+                <w:szCs w:val="10"/>
+              </w:rPr>
+            </w:pPr>
+            <w:r>
+              <w:rPr>
+                <w:sz w:val="10"/>
+                <w:szCs w:val="10"/>
+              </w:rPr>
+              <w:t xml:space="preserve">            </w:t>
+            </w:r>
+            <w:proofErr w:type="spellStart"/>
+            <w:r>
+              <w:rPr>
+                <w:sz w:val="10"/>
+                <w:szCs w:val="10"/>
+              </w:rPr>
+              <w:t>removeCount</w:t>
+            </w:r>
+            <w:proofErr w:type="spellEnd"/>
+            <w:r>
+              <w:rPr>
+                <w:sz w:val="10"/>
+                <w:szCs w:val="10"/>
+              </w:rPr>
+              <w:t xml:space="preserve"> = </w:t>
+            </w:r>
+            <w:proofErr w:type="spellStart"/>
+            <w:r>
+              <w:rPr>
+                <w:sz w:val="10"/>
+                <w:szCs w:val="10"/>
+              </w:rPr>
+              <w:t>removeCount</w:t>
+            </w:r>
+            <w:proofErr w:type="spellEnd"/>
+            <w:r>
+              <w:rPr>
+                <w:sz w:val="10"/>
+                <w:szCs w:val="10"/>
+              </w:rPr>
+              <w:t xml:space="preserve"> + 1</w:t>
+            </w:r>
+          </w:p>
+        </w:tc>
+      </w:tr>
+      <w:tr>
         <w:tc>
           <w:tcPr>
             <w:tcW w:w="9000" w:type="dxa"/>
@@ -8340,14 +7047,18 @@
             </w:tcMar>
           </w:tcPr>
           <w:p>
-            <w:r>
-              <w:rPr>
-                <w:rFonts w:ascii="Courier New" w:eastAsia="Courier New" w:hAnsi="Courier New" w:cs="Courier New"/>
-                <w:color w:val="000000"/>
-                <w:sz w:val="17"/>
-                <w:szCs w:val="17"/>
-              </w:rPr>
-              <w:t>End Function</w:t>
+            <w:pPr>
+              <w:rPr>
+                <w:sz w:val="10"/>
+                <w:szCs w:val="10"/>
+              </w:rPr>
+            </w:pPr>
+            <w:r>
+              <w:rPr>
+                <w:sz w:val="10"/>
+                <w:szCs w:val="10"/>
+              </w:rPr>
+              <w:t xml:space="preserve">        End If</w:t>
             </w:r>
           </w:p>
         </w:tc>
@@ -8379,12 +7090,6 @@
         <w:gridCol w:w="9000"/>
       </w:tblGrid>
       <w:tr>
-        <w:tblPrEx>
-          <w:tblCellMar>
-            <w:top w:w="0" w:type="dxa"/>
-            <w:bottom w:w="0" w:type="dxa"/>
-          </w:tblCellMar>
-        </w:tblPrEx>
         <w:tc>
           <w:tcPr>
             <w:tcW w:w="9000" w:type="dxa"/>
@@ -8541,12 +7246,6 @@
         <w:gridCol w:w="9000"/>
       </w:tblGrid>
       <w:tr>
-        <w:tblPrEx>
-          <w:tblCellMar>
-            <w:top w:w="0" w:type="dxa"/>
-            <w:bottom w:w="0" w:type="dxa"/>
-          </w:tblCellMar>
-        </w:tblPrEx>
         <w:tc>
           <w:tcPr>
             <w:tcW w:w="9000" w:type="dxa"/>
@@ -8716,12 +7415,6 @@
         <w:gridCol w:w="9000"/>
       </w:tblGrid>
       <w:tr>
-        <w:tblPrEx>
-          <w:tblCellMar>
-            <w:top w:w="0" w:type="dxa"/>
-            <w:bottom w:w="0" w:type="dxa"/>
-          </w:tblCellMar>
-        </w:tblPrEx>
         <w:tc>
           <w:tcPr>
             <w:tcW w:w="9000" w:type="dxa"/>
@@ -9028,12 +7721,6 @@
         <w:gridCol w:w="9000"/>
       </w:tblGrid>
       <w:tr>
-        <w:tblPrEx>
-          <w:tblCellMar>
-            <w:top w:w="0" w:type="dxa"/>
-            <w:bottom w:w="0" w:type="dxa"/>
-          </w:tblCellMar>
-        </w:tblPrEx>
         <w:tc>
           <w:tcPr>
             <w:tcW w:w="9000" w:type="dxa"/>
@@ -9063,6 +7750,7 @@
                 <w:sz w:val="22"/>
                 <w:szCs w:val="22"/>
               </w:rPr>
+              <w:lastRenderedPageBreak/>
               <w:t xml:space="preserve">Step </w:t>
             </w:r>
             <w:proofErr w:type="gramStart"/>
@@ -9209,12 +7897,6 @@
         <w:gridCol w:w="9000"/>
       </w:tblGrid>
       <w:tr>
-        <w:tblPrEx>
-          <w:tblCellMar>
-            <w:top w:w="0" w:type="dxa"/>
-            <w:bottom w:w="0" w:type="dxa"/>
-          </w:tblCellMar>
-        </w:tblPrEx>
         <w:tc>
           <w:tcPr>
             <w:tcW w:w="9000" w:type="dxa"/>
@@ -9370,12 +8052,6 @@
         <w:gridCol w:w="9000"/>
       </w:tblGrid>
       <w:tr>
-        <w:tblPrEx>
-          <w:tblCellMar>
-            <w:top w:w="0" w:type="dxa"/>
-            <w:bottom w:w="0" w:type="dxa"/>
-          </w:tblCellMar>
-        </w:tblPrEx>
         <w:tc>
           <w:tcPr>
             <w:tcW w:w="9000" w:type="dxa"/>
@@ -9460,7 +8136,6 @@
               <w:rPr>
                 <w:color w:val="000000"/>
               </w:rPr>
-              <w:lastRenderedPageBreak/>
               <w:t xml:space="preserve">Expand the Modules folder. Find the module you pasted the installer into — usually </w:t>
             </w:r>
             <w:proofErr w:type="spellStart"/>
@@ -9631,12 +8306,6 @@
         <w:gridCol w:w="9000"/>
       </w:tblGrid>
       <w:tr>
-        <w:tblPrEx>
-          <w:tblCellMar>
-            <w:top w:w="0" w:type="dxa"/>
-            <w:bottom w:w="0" w:type="dxa"/>
-          </w:tblCellMar>
-        </w:tblPrEx>
         <w:tc>
           <w:tcPr>
             <w:tcW w:w="9000" w:type="dxa"/>
@@ -10019,12 +8688,6 @@
         <w:gridCol w:w="9000"/>
       </w:tblGrid>
       <w:tr>
-        <w:tblPrEx>
-          <w:tblCellMar>
-            <w:top w:w="0" w:type="dxa"/>
-            <w:bottom w:w="0" w:type="dxa"/>
-          </w:tblCellMar>
-        </w:tblPrEx>
         <w:tc>
           <w:tcPr>
             <w:tcW w:w="9000" w:type="dxa"/>
@@ -10215,12 +8878,6 @@
         <w:gridCol w:w="9000"/>
       </w:tblGrid>
       <w:tr>
-        <w:tblPrEx>
-          <w:tblCellMar>
-            <w:top w:w="0" w:type="dxa"/>
-            <w:bottom w:w="0" w:type="dxa"/>
-          </w:tblCellMar>
-        </w:tblPrEx>
         <w:tc>
           <w:tcPr>
             <w:tcW w:w="9000" w:type="dxa"/>
@@ -10525,12 +9182,6 @@
         <w:gridCol w:w="4200"/>
       </w:tblGrid>
       <w:tr>
-        <w:tblPrEx>
-          <w:tblCellMar>
-            <w:top w:w="0" w:type="dxa"/>
-            <w:bottom w:w="0" w:type="dxa"/>
-          </w:tblCellMar>
-        </w:tblPrEx>
         <w:trPr>
           <w:tblHeader/>
         </w:trPr>
@@ -10608,12 +9259,6 @@
         </w:tc>
       </w:tr>
       <w:tr>
-        <w:tblPrEx>
-          <w:tblCellMar>
-            <w:top w:w="0" w:type="dxa"/>
-            <w:bottom w:w="0" w:type="dxa"/>
-          </w:tblCellMar>
-        </w:tblPrEx>
         <w:tc>
           <w:tcPr>
             <w:tcW w:w="4800" w:type="dxa"/>
@@ -10706,12 +9351,6 @@
         </w:tc>
       </w:tr>
       <w:tr>
-        <w:tblPrEx>
-          <w:tblCellMar>
-            <w:top w:w="0" w:type="dxa"/>
-            <w:bottom w:w="0" w:type="dxa"/>
-          </w:tblCellMar>
-        </w:tblPrEx>
         <w:tc>
           <w:tcPr>
             <w:tcW w:w="4800" w:type="dxa"/>
@@ -10773,12 +9412,6 @@
         </w:tc>
       </w:tr>
       <w:tr>
-        <w:tblPrEx>
-          <w:tblCellMar>
-            <w:top w:w="0" w:type="dxa"/>
-            <w:bottom w:w="0" w:type="dxa"/>
-          </w:tblCellMar>
-        </w:tblPrEx>
         <w:tc>
           <w:tcPr>
             <w:tcW w:w="4800" w:type="dxa"/>
@@ -10840,12 +9473,6 @@
         </w:tc>
       </w:tr>
       <w:tr>
-        <w:tblPrEx>
-          <w:tblCellMar>
-            <w:top w:w="0" w:type="dxa"/>
-            <w:bottom w:w="0" w:type="dxa"/>
-          </w:tblCellMar>
-        </w:tblPrEx>
         <w:tc>
           <w:tcPr>
             <w:tcW w:w="4800" w:type="dxa"/>
@@ -10872,7 +9499,6 @@
                 <w:sz w:val="18"/>
                 <w:szCs w:val="18"/>
               </w:rPr>
-              <w:lastRenderedPageBreak/>
               <w:t>frmCleanupSuiteLauncher</w:t>
             </w:r>
             <w:proofErr w:type="spellEnd"/>
@@ -10918,12 +9544,6 @@
         </w:tc>
       </w:tr>
       <w:tr>
-        <w:tblPrEx>
-          <w:tblCellMar>
-            <w:top w:w="0" w:type="dxa"/>
-            <w:bottom w:w="0" w:type="dxa"/>
-          </w:tblCellMar>
-        </w:tblPrEx>
         <w:tc>
           <w:tcPr>
             <w:tcW w:w="4800" w:type="dxa"/>
@@ -11005,12 +9625,6 @@
         </w:tc>
       </w:tr>
       <w:tr>
-        <w:tblPrEx>
-          <w:tblCellMar>
-            <w:top w:w="0" w:type="dxa"/>
-            <w:bottom w:w="0" w:type="dxa"/>
-          </w:tblCellMar>
-        </w:tblPrEx>
         <w:tc>
           <w:tcPr>
             <w:tcW w:w="4800" w:type="dxa"/>
@@ -11092,12 +9706,6 @@
         </w:tc>
       </w:tr>
       <w:tr>
-        <w:tblPrEx>
-          <w:tblCellMar>
-            <w:top w:w="0" w:type="dxa"/>
-            <w:bottom w:w="0" w:type="dxa"/>
-          </w:tblCellMar>
-        </w:tblPrEx>
         <w:tc>
           <w:tcPr>
             <w:tcW w:w="4800" w:type="dxa"/>
@@ -11179,12 +9787,6 @@
         </w:tc>
       </w:tr>
       <w:tr>
-        <w:tblPrEx>
-          <w:tblCellMar>
-            <w:top w:w="0" w:type="dxa"/>
-            <w:bottom w:w="0" w:type="dxa"/>
-          </w:tblCellMar>
-        </w:tblPrEx>
         <w:tc>
           <w:tcPr>
             <w:tcW w:w="4800" w:type="dxa"/>
@@ -11266,12 +9868,6 @@
         </w:tc>
       </w:tr>
       <w:tr>
-        <w:tblPrEx>
-          <w:tblCellMar>
-            <w:top w:w="0" w:type="dxa"/>
-            <w:bottom w:w="0" w:type="dxa"/>
-          </w:tblCellMar>
-        </w:tblPrEx>
         <w:tc>
           <w:tcPr>
             <w:tcW w:w="4800" w:type="dxa"/>
@@ -11353,12 +9949,6 @@
         </w:tc>
       </w:tr>
       <w:tr>
-        <w:tblPrEx>
-          <w:tblCellMar>
-            <w:top w:w="0" w:type="dxa"/>
-            <w:bottom w:w="0" w:type="dxa"/>
-          </w:tblCellMar>
-        </w:tblPrEx>
         <w:tc>
           <w:tcPr>
             <w:tcW w:w="4800" w:type="dxa"/>
@@ -11440,12 +10030,6 @@
         </w:tc>
       </w:tr>
       <w:tr>
-        <w:tblPrEx>
-          <w:tblCellMar>
-            <w:top w:w="0" w:type="dxa"/>
-            <w:bottom w:w="0" w:type="dxa"/>
-          </w:tblCellMar>
-        </w:tblPrEx>
         <w:tc>
           <w:tcPr>
             <w:tcW w:w="4800" w:type="dxa"/>
@@ -11527,12 +10111,6 @@
         </w:tc>
       </w:tr>
       <w:tr>
-        <w:tblPrEx>
-          <w:tblCellMar>
-            <w:top w:w="0" w:type="dxa"/>
-            <w:bottom w:w="0" w:type="dxa"/>
-          </w:tblCellMar>
-        </w:tblPrEx>
         <w:tc>
           <w:tcPr>
             <w:tcW w:w="4800" w:type="dxa"/>
@@ -11614,12 +10192,6 @@
         </w:tc>
       </w:tr>
       <w:tr>
-        <w:tblPrEx>
-          <w:tblCellMar>
-            <w:top w:w="0" w:type="dxa"/>
-            <w:bottom w:w="0" w:type="dxa"/>
-          </w:tblCellMar>
-        </w:tblPrEx>
         <w:tc>
           <w:tcPr>
             <w:tcW w:w="4800" w:type="dxa"/>
@@ -11701,12 +10273,6 @@
         </w:tc>
       </w:tr>
       <w:tr>
-        <w:tblPrEx>
-          <w:tblCellMar>
-            <w:top w:w="0" w:type="dxa"/>
-            <w:bottom w:w="0" w:type="dxa"/>
-          </w:tblCellMar>
-        </w:tblPrEx>
         <w:tc>
           <w:tcPr>
             <w:tcW w:w="4800" w:type="dxa"/>
@@ -11788,12 +10354,6 @@
         </w:tc>
       </w:tr>
       <w:tr>
-        <w:tblPrEx>
-          <w:tblCellMar>
-            <w:top w:w="0" w:type="dxa"/>
-            <w:bottom w:w="0" w:type="dxa"/>
-          </w:tblCellMar>
-        </w:tblPrEx>
         <w:tc>
           <w:tcPr>
             <w:tcW w:w="4800" w:type="dxa"/>
@@ -11875,12 +10435,6 @@
         </w:tc>
       </w:tr>
       <w:tr>
-        <w:tblPrEx>
-          <w:tblCellMar>
-            <w:top w:w="0" w:type="dxa"/>
-            <w:bottom w:w="0" w:type="dxa"/>
-          </w:tblCellMar>
-        </w:tblPrEx>
         <w:tc>
           <w:tcPr>
             <w:tcW w:w="4800" w:type="dxa"/>
@@ -11962,12 +10516,6 @@
         </w:tc>
       </w:tr>
       <w:tr>
-        <w:tblPrEx>
-          <w:tblCellMar>
-            <w:top w:w="0" w:type="dxa"/>
-            <w:bottom w:w="0" w:type="dxa"/>
-          </w:tblCellMar>
-        </w:tblPrEx>
         <w:tc>
           <w:tcPr>
             <w:tcW w:w="4800" w:type="dxa"/>
@@ -12049,12 +10597,6 @@
         </w:tc>
       </w:tr>
       <w:tr>
-        <w:tblPrEx>
-          <w:tblCellMar>
-            <w:top w:w="0" w:type="dxa"/>
-            <w:bottom w:w="0" w:type="dxa"/>
-          </w:tblCellMar>
-        </w:tblPrEx>
         <w:tc>
           <w:tcPr>
             <w:tcW w:w="4800" w:type="dxa"/>
@@ -12136,12 +10678,6 @@
         </w:tc>
       </w:tr>
       <w:tr>
-        <w:tblPrEx>
-          <w:tblCellMar>
-            <w:top w:w="0" w:type="dxa"/>
-            <w:bottom w:w="0" w:type="dxa"/>
-          </w:tblCellMar>
-        </w:tblPrEx>
         <w:tc>
           <w:tcPr>
             <w:tcW w:w="4800" w:type="dxa"/>
@@ -12223,12 +10759,6 @@
         </w:tc>
       </w:tr>
       <w:tr>
-        <w:tblPrEx>
-          <w:tblCellMar>
-            <w:top w:w="0" w:type="dxa"/>
-            <w:bottom w:w="0" w:type="dxa"/>
-          </w:tblCellMar>
-        </w:tblPrEx>
         <w:tc>
           <w:tcPr>
             <w:tcW w:w="4800" w:type="dxa"/>
@@ -12310,12 +10840,6 @@
         </w:tc>
       </w:tr>
       <w:tr>
-        <w:tblPrEx>
-          <w:tblCellMar>
-            <w:top w:w="0" w:type="dxa"/>
-            <w:bottom w:w="0" w:type="dxa"/>
-          </w:tblCellMar>
-        </w:tblPrEx>
         <w:tc>
           <w:tcPr>
             <w:tcW w:w="4800" w:type="dxa"/>
@@ -12397,12 +10921,6 @@
         </w:tc>
       </w:tr>
       <w:tr>
-        <w:tblPrEx>
-          <w:tblCellMar>
-            <w:top w:w="0" w:type="dxa"/>
-            <w:bottom w:w="0" w:type="dxa"/>
-          </w:tblCellMar>
-        </w:tblPrEx>
         <w:tc>
           <w:tcPr>
             <w:tcW w:w="4800" w:type="dxa"/>
@@ -12484,12 +11002,6 @@
         </w:tc>
       </w:tr>
       <w:tr>
-        <w:tblPrEx>
-          <w:tblCellMar>
-            <w:top w:w="0" w:type="dxa"/>
-            <w:bottom w:w="0" w:type="dxa"/>
-          </w:tblCellMar>
-        </w:tblPrEx>
         <w:tc>
           <w:tcPr>
             <w:tcW w:w="4800" w:type="dxa"/>
@@ -12740,6 +11252,7 @@
         <w:rPr>
           <w:color w:val="000000"/>
         </w:rPr>
+        <w:lastRenderedPageBreak/>
         <w:t xml:space="preserve">Paste with </w:t>
       </w:r>
       <w:proofErr w:type="spellStart"/>
@@ -12894,7 +11407,6 @@
           <w:sz w:val="22"/>
           <w:szCs w:val="22"/>
         </w:rPr>
-        <w:lastRenderedPageBreak/>
         <w:t xml:space="preserve">'Compile error: User-defined type not </w:t>
       </w:r>
       <w:proofErr w:type="gramStart"/>
@@ -14659,4 +13171,16 @@
     </a:ext>
   </a:extLst>
 </a:theme>
+</file>
+
+<file path=customXml/item1.xml><?xml version="1.0" encoding="utf-8"?>
+<b:Sources xmlns:b="http://schemas.openxmlformats.org/officeDocument/2006/bibliography" xmlns="http://schemas.openxmlformats.org/officeDocument/2006/bibliography" SelectedStyle="\APASixthEditionOfficeOnline.xsl" StyleName="APA" Version="6"/>
+</file>
+
+<file path=customXml/itemProps1.xml><?xml version="1.0" encoding="utf-8"?>
+<ds:datastoreItem xmlns:ds="http://schemas.openxmlformats.org/officeDocument/2006/customXml" ds:itemID="{2F7DCCE3-6218-41BE-9C97-C9967EC9DFC0}">
+  <ds:schemaRefs>
+    <ds:schemaRef ds:uri="http://schemas.openxmlformats.org/officeDocument/2006/bibliography"/>
+  </ds:schemaRefs>
+</ds:datastoreItem>
 </file>